--- a/Knowledge/3-Work knowledge/1-Software Engineering/1-Testing/5-My Source/1-ISTQB Foundation Level/5-Test Management/4-Types of Testing Metrics/5-Effort & Cost Metrics.docx
+++ b/Knowledge/3-Work knowledge/1-Software Engineering/1-Testing/5-My Source/1-ISTQB Foundation Level/5-Test Management/4-Types of Testing Metrics/5-Effort & Cost Metrics.docx
@@ -1,19 +1,15 @@
 
 <file path=word/document.xml><?xml version="1.0" encoding="utf-8"?>
-<w:document xmlns:mc="http://schemas.openxmlformats.org/markup-compatibility/2006" xmlns:o="urn:schemas-microsoft-com:office:office" xmlns:r="http://schemas.openxmlformats.org/officeDocument/2006/relationships" xmlns:m="http://schemas.openxmlformats.org/officeDocument/2006/math" xmlns:v="urn:schemas-microsoft-com:vml" xmlns:wp="http://schemas.openxmlformats.org/drawingml/2006/wordprocessingDrawing" xmlns:w10="urn:schemas-microsoft-com:office:word" xmlns:w="http://schemas.openxmlformats.org/wordprocessingml/2006/main" xmlns:wne="http://schemas.microsoft.com/office/word/2006/wordml" xmlns:sl="http://schemas.openxmlformats.org/schemaLibrary/2006/main" xmlns:a="http://schemas.openxmlformats.org/drawingml/2006/main" xmlns:pic="http://schemas.openxmlformats.org/drawingml/2006/picture" xmlns:c="http://schemas.openxmlformats.org/drawingml/2006/chart" xmlns:lc="http://schemas.openxmlformats.org/drawingml/2006/lockedCanvas" xmlns:dgm="http://schemas.openxmlformats.org/drawingml/2006/diagram" xmlns:wps="http://schemas.microsoft.com/office/word/2010/wordprocessingShape" xmlns:wpg="http://schemas.microsoft.com/office/word/2010/wordprocessingGroup" xmlns:w14="http://schemas.microsoft.com/office/word/2010/wordml" xmlns:w15="http://schemas.microsoft.com/office/word/2012/wordml" xmlns:w16="http://schemas.microsoft.com/office/word/2018/wordml" xmlns:w16cex="http://schemas.microsoft.com/office/word/2018/wordml/cex" xmlns:w16cid="http://schemas.microsoft.com/office/word/2016/wordml/cid" xmlns="http://schemas.microsoft.com/office/tasks/2019/documenttasks" xmlns:cr="http://schemas.microsoft.com/office/comments/2020/reactions">
+<w:document xmlns:wpc="http://schemas.microsoft.com/office/word/2010/wordprocessingCanvas" xmlns:cx="http://schemas.microsoft.com/office/drawing/2014/chartex" xmlns:cx1="http://schemas.microsoft.com/office/drawing/2015/9/8/chartex" xmlns:cx2="http://schemas.microsoft.com/office/drawing/2015/10/21/chartex" xmlns:cx3="http://schemas.microsoft.com/office/drawing/2016/5/9/chartex" xmlns:cx4="http://schemas.microsoft.com/office/drawing/2016/5/10/chartex" xmlns:cx5="http://schemas.microsoft.com/office/drawing/2016/5/11/chartex" xmlns:cx6="http://schemas.microsoft.com/office/drawing/2016/5/12/chartex" xmlns:cx7="http://schemas.microsoft.com/office/drawing/2016/5/13/chartex" xmlns:cx8="http://schemas.microsoft.com/office/drawing/2016/5/14/chartex" xmlns:mc="http://schemas.openxmlformats.org/markup-compatibility/2006" xmlns:aink="http://schemas.microsoft.com/office/drawing/2016/ink" xmlns:am3d="http://schemas.microsoft.com/office/drawing/2017/model3d" xmlns:o="urn:schemas-microsoft-com:office:office" xmlns:oel="http://schemas.microsoft.com/office/2019/extlst" xmlns:r="http://schemas.openxmlformats.org/officeDocument/2006/relationships" xmlns:m="http://schemas.openxmlformats.org/officeDocument/2006/math" xmlns:v="urn:schemas-microsoft-com:vml" xmlns:wp14="http://schemas.microsoft.com/office/word/2010/wordprocessingDrawing" xmlns:wp="http://schemas.openxmlformats.org/drawingml/2006/wordprocessingDrawing" xmlns:w10="urn:schemas-microsoft-com:office:word" xmlns:w="http://schemas.openxmlformats.org/wordprocessingml/2006/main" xmlns:w14="http://schemas.microsoft.com/office/word/2010/wordml" xmlns:w15="http://schemas.microsoft.com/office/word/2012/wordml" xmlns:w16cex="http://schemas.microsoft.com/office/word/2018/wordml/cex" xmlns:w16cid="http://schemas.microsoft.com/office/word/2016/wordml/cid" xmlns:w16="http://schemas.microsoft.com/office/word/2018/wordml" xmlns:w16du="http://schemas.microsoft.com/office/word/2023/wordml/word16du" xmlns:w16sdtdh="http://schemas.microsoft.com/office/word/2020/wordml/sdtdatahash" xmlns:w16sdtfl="http://schemas.microsoft.com/office/word/2024/wordml/sdtformatlock" xmlns:w16se="http://schemas.microsoft.com/office/word/2015/wordml/symex" xmlns:wpg="http://schemas.microsoft.com/office/word/2010/wordprocessingGroup" xmlns:wpi="http://schemas.microsoft.com/office/word/2010/wordprocessingInk" xmlns:wne="http://schemas.microsoft.com/office/word/2006/wordml" xmlns:wps="http://schemas.microsoft.com/office/word/2010/wordprocessingShape" mc:Ignorable="w14 w15 w16se w16cid w16 w16cex w16sdtdh w16sdtfl w16du wp14">
   <w:body>
     <w:p>
       <w:pPr>
         <w:pStyle w:val="Heading1"/>
-        <w:rPr/>
-      </w:pPr>
-      <w:bookmarkStart w:colFirst="0" w:colLast="0" w:name="_ofknqn6lojoz" w:id="0"/>
+      </w:pPr>
+      <w:bookmarkStart w:id="0" w:name="_ofknqn6lojoz" w:colFirst="0" w:colLast="0"/>
       <w:bookmarkEnd w:id="0"/>
       <w:r>
-        <w:rPr>
-          <w:rtl w:val="0"/>
-        </w:rPr>
-        <w:t xml:space="preserve">Effort &amp; Cost Metrics</w:t>
+        <w:t>Effort &amp; Cost Metrics</w:t>
       </w:r>
     </w:p>
     <w:p>
@@ -21,139 +17,141 @@
         <w:pStyle w:val="Heading2"/>
         <w:keepNext w:val="0"/>
         <w:keepLines w:val="0"/>
-        <w:spacing w:before="280" w:lineRule="auto"/>
-        <w:rPr/>
-      </w:pPr>
-      <w:bookmarkStart w:colFirst="0" w:colLast="0" w:name="_ht5tnei0wjo4" w:id="1"/>
+        <w:spacing w:before="280"/>
+      </w:pPr>
+      <w:bookmarkStart w:id="1" w:name="_ht5tnei0wjo4" w:colFirst="0" w:colLast="0"/>
       <w:bookmarkEnd w:id="1"/>
       <w:r>
-        <w:rPr>
-          <w:rtl w:val="0"/>
-        </w:rPr>
-        <w:t xml:space="preserve">🔹 Definition</w:t>
-      </w:r>
-    </w:p>
-    <w:p>
-      <w:pPr>
-        <w:spacing w:after="240" w:before="240" w:lineRule="auto"/>
-        <w:rPr/>
-      </w:pPr>
-      <w:r>
-        <w:rPr>
-          <w:b w:val="1"/>
-          <w:shd w:fill="b7b7b7" w:val="clear"/>
-          <w:rtl w:val="0"/>
-        </w:rPr>
-        <w:t xml:space="preserve"># Source</w:t>
-      </w:r>
-      <w:r>
-        <w:rPr>
-          <w:shd w:fill="b7b7b7" w:val="clear"/>
-          <w:rtl w:val="0"/>
+        <w:t>🔹 Definition</w:t>
+      </w:r>
+    </w:p>
+    <w:p>
+      <w:pPr>
+        <w:spacing w:before="240" w:after="240"/>
+      </w:pPr>
+      <w:r>
+        <w:rPr>
+          <w:b/>
+          <w:shd w:val="clear" w:color="auto" w:fill="B7B7B7"/>
+        </w:rPr>
+        <w:t># Source</w:t>
+      </w:r>
+      <w:r>
+        <w:rPr>
+          <w:shd w:val="clear" w:color="auto" w:fill="B7B7B7"/>
         </w:rPr>
         <w:t xml:space="preserve">: </w:t>
       </w:r>
       <w:r>
         <w:rPr>
-          <w:b w:val="1"/>
-          <w:shd w:fill="b7b7b7" w:val="clear"/>
-          <w:rtl w:val="0"/>
+          <w:b/>
+          <w:shd w:val="clear" w:color="auto" w:fill="B7B7B7"/>
         </w:rPr>
         <w:t xml:space="preserve">Chatgpt </w:t>
       </w:r>
       <w:r>
         <w:rPr>
-          <w:b w:val="1"/>
+          <w:b/>
           <w:sz w:val="14"/>
           <w:szCs w:val="14"/>
-          <w:shd w:fill="b7b7b7" w:val="clear"/>
-          <w:rtl w:val="0"/>
-        </w:rPr>
-        <w:t xml:space="preserve">(GPT-5-Standard) at [8/18/2025]</w:t>
-      </w:r>
-      <w:r>
-        <w:rPr>
-          <w:rtl w:val="0"/>
-        </w:rPr>
-      </w:r>
-    </w:p>
-    <w:p>
-      <w:pPr>
-        <w:spacing w:after="240" w:before="240" w:lineRule="auto"/>
-        <w:rPr>
-          <w:rFonts w:ascii="Roboto Mono" w:cs="Roboto Mono" w:eastAsia="Roboto Mono" w:hAnsi="Roboto Mono"/>
-          <w:b w:val="1"/>
-        </w:rPr>
-      </w:pPr>
-      <w:r>
-        <w:rPr>
-          <w:rFonts w:ascii="Roboto Mono" w:cs="Roboto Mono" w:eastAsia="Roboto Mono" w:hAnsi="Roboto Mono"/>
-          <w:b w:val="1"/>
-          <w:rtl w:val="0"/>
-        </w:rPr>
-        <w:t xml:space="preserve">Effort &amp; Cost Metrics</w:t>
-      </w:r>
-      <w:r>
-        <w:rPr>
-          <w:rFonts w:ascii="Roboto Mono" w:cs="Roboto Mono" w:eastAsia="Roboto Mono" w:hAnsi="Roboto Mono"/>
-          <w:rtl w:val="0"/>
+          <w:shd w:val="clear" w:color="auto" w:fill="B7B7B7"/>
+        </w:rPr>
+        <w:t>(GPT</w:t>
+      </w:r>
+      <w:r>
+        <w:rPr>
+          <w:rFonts w:ascii="Cambria Math" w:hAnsi="Cambria Math" w:cs="Cambria Math"/>
+          <w:b/>
+          <w:sz w:val="14"/>
+          <w:szCs w:val="14"/>
+          <w:shd w:val="clear" w:color="auto" w:fill="B7B7B7"/>
+        </w:rPr>
+        <w:t>‑</w:t>
+      </w:r>
+      <w:r>
+        <w:rPr>
+          <w:b/>
+          <w:sz w:val="14"/>
+          <w:szCs w:val="14"/>
+          <w:shd w:val="clear" w:color="auto" w:fill="B7B7B7"/>
+        </w:rPr>
+        <w:t>5 Mini) at [8/18/2025]</w:t>
+      </w:r>
+    </w:p>
+    <w:p>
+      <w:pPr>
+        <w:spacing w:before="240" w:after="240"/>
+        <w:rPr>
+          <w:rFonts w:ascii="Roboto Mono" w:eastAsia="Roboto Mono" w:hAnsi="Roboto Mono" w:cs="Roboto Mono"/>
+          <w:b/>
+        </w:rPr>
+      </w:pPr>
+      <w:r>
+        <w:rPr>
+          <w:rFonts w:ascii="Roboto Mono" w:eastAsia="Roboto Mono" w:hAnsi="Roboto Mono" w:cs="Roboto Mono"/>
+          <w:b/>
+        </w:rPr>
+        <w:t>Effort &amp; Cost Metrics</w:t>
+      </w:r>
+      <w:r>
+        <w:rPr>
+          <w:rFonts w:ascii="Roboto Mono" w:eastAsia="Roboto Mono" w:hAnsi="Roboto Mono" w:cs="Roboto Mono"/>
         </w:rPr>
         <w:t xml:space="preserve"> are measurements that track the </w:t>
       </w:r>
       <w:r>
         <w:rPr>
-          <w:rFonts w:ascii="Roboto Mono" w:cs="Roboto Mono" w:eastAsia="Roboto Mono" w:hAnsi="Roboto Mono"/>
-          <w:b w:val="1"/>
-          <w:rtl w:val="0"/>
-        </w:rPr>
-        <w:t xml:space="preserve">time, resources, and money</w:t>
-      </w:r>
-      <w:r>
-        <w:rPr>
-          <w:rFonts w:ascii="Roboto Mono" w:cs="Roboto Mono" w:eastAsia="Roboto Mono" w:hAnsi="Roboto Mono"/>
-          <w:rtl w:val="0"/>
+          <w:rFonts w:ascii="Roboto Mono" w:eastAsia="Roboto Mono" w:hAnsi="Roboto Mono" w:cs="Roboto Mono"/>
+          <w:b/>
+        </w:rPr>
+        <w:t>time, resources, and money</w:t>
+      </w:r>
+      <w:r>
+        <w:rPr>
+          <w:rFonts w:ascii="Roboto Mono" w:eastAsia="Roboto Mono" w:hAnsi="Roboto Mono" w:cs="Roboto Mono"/>
         </w:rPr>
         <w:t xml:space="preserve"> spent on software testing activities.</w:t>
-        <w:br w:type="textWrapping"/>
+      </w:r>
+      <w:r>
+        <w:rPr>
+          <w:rFonts w:ascii="Roboto Mono" w:eastAsia="Roboto Mono" w:hAnsi="Roboto Mono" w:cs="Roboto Mono"/>
+        </w:rPr>
+        <w:br/>
         <w:t xml:space="preserve"> They help in </w:t>
       </w:r>
       <w:r>
         <w:rPr>
-          <w:rFonts w:ascii="Roboto Mono" w:cs="Roboto Mono" w:eastAsia="Roboto Mono" w:hAnsi="Roboto Mono"/>
-          <w:b w:val="1"/>
-          <w:rtl w:val="0"/>
-        </w:rPr>
-        <w:t xml:space="preserve">estimating, planning, monitoring, and controlling</w:t>
-      </w:r>
-      <w:r>
-        <w:rPr>
-          <w:rFonts w:ascii="Roboto Mono" w:cs="Roboto Mono" w:eastAsia="Roboto Mono" w:hAnsi="Roboto Mono"/>
-          <w:rtl w:val="0"/>
+          <w:rFonts w:ascii="Roboto Mono" w:eastAsia="Roboto Mono" w:hAnsi="Roboto Mono" w:cs="Roboto Mono"/>
+          <w:b/>
+        </w:rPr>
+        <w:t>estimating, planning, monitoring, and controlling</w:t>
+      </w:r>
+      <w:r>
+        <w:rPr>
+          <w:rFonts w:ascii="Roboto Mono" w:eastAsia="Roboto Mono" w:hAnsi="Roboto Mono" w:cs="Roboto Mono"/>
         </w:rPr>
         <w:t xml:space="preserve"> the testing process, ensuring that projects stay </w:t>
       </w:r>
       <w:r>
         <w:rPr>
-          <w:rFonts w:ascii="Roboto Mono" w:cs="Roboto Mono" w:eastAsia="Roboto Mono" w:hAnsi="Roboto Mono"/>
-          <w:b w:val="1"/>
-          <w:rtl w:val="0"/>
-        </w:rPr>
-        <w:t xml:space="preserve">within budget and on schedule.</w:t>
-      </w:r>
-    </w:p>
-    <w:p>
-      <w:pPr>
-        <w:spacing w:after="240" w:before="240" w:lineRule="auto"/>
-        <w:rPr>
-          <w:rFonts w:ascii="Roboto Mono" w:cs="Roboto Mono" w:eastAsia="Roboto Mono" w:hAnsi="Roboto Mono"/>
-        </w:rPr>
-      </w:pPr>
-      <w:r>
-        <w:rPr>
-          <w:rFonts w:ascii="Roboto Mono" w:cs="Roboto Mono" w:eastAsia="Roboto Mono" w:hAnsi="Roboto Mono"/>
-          <w:rtl w:val="0"/>
-        </w:rPr>
-        <w:t xml:space="preserve">👉 They answer:</w:t>
+          <w:rFonts w:ascii="Roboto Mono" w:eastAsia="Roboto Mono" w:hAnsi="Roboto Mono" w:cs="Roboto Mono"/>
+          <w:b/>
+        </w:rPr>
+        <w:t>within budget and on schedule.</w:t>
+      </w:r>
+    </w:p>
+    <w:p>
+      <w:pPr>
+        <w:spacing w:before="240" w:after="240"/>
+        <w:rPr>
+          <w:rFonts w:ascii="Roboto Mono" w:eastAsia="Roboto Mono" w:hAnsi="Roboto Mono" w:cs="Roboto Mono"/>
+        </w:rPr>
+      </w:pPr>
+      <w:r>
+        <w:rPr>
+          <w:rFonts w:ascii="Roboto Mono" w:eastAsia="Roboto Mono" w:hAnsi="Roboto Mono" w:cs="Roboto Mono"/>
+        </w:rPr>
+        <w:t>👉 They answer:</w:t>
       </w:r>
     </w:p>
     <w:p>
@@ -162,19 +160,22 @@
           <w:ilvl w:val="0"/>
           <w:numId w:val="6"/>
         </w:numPr>
-        <w:spacing w:after="0" w:afterAutospacing="0" w:before="240" w:lineRule="auto"/>
-        <w:ind w:left="720" w:hanging="360"/>
-        <w:rPr>
-          <w:rFonts w:ascii="Roboto Mono" w:cs="Roboto Mono" w:eastAsia="Roboto Mono" w:hAnsi="Roboto Mono"/>
-        </w:rPr>
-      </w:pPr>
-      <w:r>
-        <w:rPr>
-          <w:rFonts w:ascii="Roboto Mono" w:cs="Roboto Mono" w:eastAsia="Roboto Mono" w:hAnsi="Roboto Mono"/>
-          <w:rtl w:val="0"/>
-        </w:rPr>
-        <w:t xml:space="preserve">How much effort (time/resources) is being spent on testing?</w:t>
-        <w:br w:type="textWrapping"/>
+        <w:spacing w:before="240"/>
+        <w:rPr>
+          <w:rFonts w:ascii="Roboto Mono" w:eastAsia="Roboto Mono" w:hAnsi="Roboto Mono" w:cs="Roboto Mono"/>
+        </w:rPr>
+      </w:pPr>
+      <w:r>
+        <w:rPr>
+          <w:rFonts w:ascii="Roboto Mono" w:eastAsia="Roboto Mono" w:hAnsi="Roboto Mono" w:cs="Roboto Mono"/>
+        </w:rPr>
+        <w:t>How much effort (time/resources) is being spent on testing?</w:t>
+      </w:r>
+      <w:r>
+        <w:rPr>
+          <w:rFonts w:ascii="Roboto Mono" w:eastAsia="Roboto Mono" w:hAnsi="Roboto Mono" w:cs="Roboto Mono"/>
+        </w:rPr>
+        <w:br/>
       </w:r>
     </w:p>
     <w:p>
@@ -183,19 +184,21 @@
           <w:ilvl w:val="0"/>
           <w:numId w:val="6"/>
         </w:numPr>
-        <w:spacing w:after="0" w:afterAutospacing="0" w:before="0" w:beforeAutospacing="0" w:lineRule="auto"/>
-        <w:ind w:left="720" w:hanging="360"/>
-        <w:rPr>
-          <w:rFonts w:ascii="Roboto Mono" w:cs="Roboto Mono" w:eastAsia="Roboto Mono" w:hAnsi="Roboto Mono"/>
-        </w:rPr>
-      </w:pPr>
-      <w:r>
-        <w:rPr>
-          <w:rFonts w:ascii="Roboto Mono" w:cs="Roboto Mono" w:eastAsia="Roboto Mono" w:hAnsi="Roboto Mono"/>
-          <w:rtl w:val="0"/>
-        </w:rPr>
-        <w:t xml:space="preserve">How much is the actual testing cost vs. estimated cost?</w:t>
-        <w:br w:type="textWrapping"/>
+        <w:rPr>
+          <w:rFonts w:ascii="Roboto Mono" w:eastAsia="Roboto Mono" w:hAnsi="Roboto Mono" w:cs="Roboto Mono"/>
+        </w:rPr>
+      </w:pPr>
+      <w:r>
+        <w:rPr>
+          <w:rFonts w:ascii="Roboto Mono" w:eastAsia="Roboto Mono" w:hAnsi="Roboto Mono" w:cs="Roboto Mono"/>
+        </w:rPr>
+        <w:t>How much is the actual testing cost vs. estimated cost?</w:t>
+      </w:r>
+      <w:r>
+        <w:rPr>
+          <w:rFonts w:ascii="Roboto Mono" w:eastAsia="Roboto Mono" w:hAnsi="Roboto Mono" w:cs="Roboto Mono"/>
+        </w:rPr>
+        <w:br/>
       </w:r>
     </w:p>
     <w:p>
@@ -204,34 +207,29 @@
           <w:ilvl w:val="0"/>
           <w:numId w:val="6"/>
         </w:numPr>
-        <w:spacing w:after="240" w:before="0" w:beforeAutospacing="0" w:lineRule="auto"/>
-        <w:ind w:left="720" w:hanging="360"/>
-        <w:rPr>
-          <w:rFonts w:ascii="Roboto Mono" w:cs="Roboto Mono" w:eastAsia="Roboto Mono" w:hAnsi="Roboto Mono"/>
-        </w:rPr>
-      </w:pPr>
-      <w:r>
-        <w:rPr>
-          <w:rFonts w:ascii="Roboto Mono" w:cs="Roboto Mono" w:eastAsia="Roboto Mono" w:hAnsi="Roboto Mono"/>
-          <w:rtl w:val="0"/>
-        </w:rPr>
-        <w:t xml:space="preserve">Are we efficient in resource utilization?</w:t>
-        <w:br w:type="textWrapping"/>
-      </w:r>
-    </w:p>
-    <w:p>
-      <w:pPr>
-        <w:rPr/>
-      </w:pPr>
-      <w:r>
-        <w:pict>
-          <v:rect style="width:0.0pt;height:1.5pt" o:hr="t" o:hrstd="t" o:hralign="center" fillcolor="#A0A0A0" stroked="f"/>
+        <w:spacing w:after="240"/>
+        <w:rPr>
+          <w:rFonts w:ascii="Roboto Mono" w:eastAsia="Roboto Mono" w:hAnsi="Roboto Mono" w:cs="Roboto Mono"/>
+        </w:rPr>
+      </w:pPr>
+      <w:r>
+        <w:rPr>
+          <w:rFonts w:ascii="Roboto Mono" w:eastAsia="Roboto Mono" w:hAnsi="Roboto Mono" w:cs="Roboto Mono"/>
+        </w:rPr>
+        <w:t>Are we efficient in resource utilization?</w:t>
+      </w:r>
+      <w:r>
+        <w:rPr>
+          <w:rFonts w:ascii="Roboto Mono" w:eastAsia="Roboto Mono" w:hAnsi="Roboto Mono" w:cs="Roboto Mono"/>
+        </w:rPr>
+        <w:br/>
+      </w:r>
+    </w:p>
+    <w:p>
+      <w:r>
+        <w:pict w14:anchorId="0D478A43">
+          <v:rect id="_x0000_i1025" style="width:0;height:1.5pt" o:hralign="center" o:hrstd="t" o:hr="t" fillcolor="#a0a0a0" stroked="f"/>
         </w:pict>
-      </w:r>
-      <w:r>
-        <w:rPr>
-          <w:rtl w:val="0"/>
-        </w:rPr>
       </w:r>
     </w:p>
     <w:p>
@@ -239,16 +237,12 @@
         <w:pStyle w:val="Heading2"/>
         <w:keepNext w:val="0"/>
         <w:keepLines w:val="0"/>
-        <w:spacing w:before="480" w:lineRule="auto"/>
-        <w:rPr/>
-      </w:pPr>
-      <w:bookmarkStart w:colFirst="0" w:colLast="0" w:name="_lijjxvcquy6s" w:id="2"/>
+        <w:spacing w:before="480"/>
+      </w:pPr>
+      <w:bookmarkStart w:id="2" w:name="_lijjxvcquy6s" w:colFirst="0" w:colLast="0"/>
       <w:bookmarkEnd w:id="2"/>
       <w:r>
-        <w:rPr>
-          <w:rtl w:val="0"/>
-        </w:rPr>
-        <w:t xml:space="preserve">🛠️ Key Effort &amp; Cost Metrics</w:t>
+        <w:t>🛠️ Key Effort &amp; Cost Metrics</w:t>
       </w:r>
     </w:p>
     <w:p>
@@ -256,60 +250,64 @@
         <w:pStyle w:val="Heading3"/>
         <w:keepNext w:val="0"/>
         <w:keepLines w:val="0"/>
-        <w:spacing w:after="80" w:lineRule="auto"/>
-        <w:rPr/>
-      </w:pPr>
-      <w:bookmarkStart w:colFirst="0" w:colLast="0" w:name="_8iobjyjvyszi" w:id="3"/>
+      </w:pPr>
+      <w:bookmarkStart w:id="3" w:name="_8iobjyjvyszi" w:colFirst="0" w:colLast="0"/>
       <w:bookmarkEnd w:id="3"/>
       <w:r>
-        <w:rPr>
-          <w:rtl w:val="0"/>
-        </w:rPr>
-        <w:t xml:space="preserve">1. Test Effort (Person-Hours/Person-Days)</w:t>
-      </w:r>
-    </w:p>
-    <w:p>
-      <w:pPr>
-        <w:spacing w:after="240" w:before="240" w:lineRule="auto"/>
-        <w:rPr/>
-      </w:pPr>
-      <w:r>
-        <w:rPr>
-          <w:b w:val="1"/>
-          <w:shd w:fill="b7b7b7" w:val="clear"/>
-          <w:rtl w:val="0"/>
-        </w:rPr>
-        <w:t xml:space="preserve"># Source</w:t>
-      </w:r>
-      <w:r>
-        <w:rPr>
-          <w:shd w:fill="b7b7b7" w:val="clear"/>
-          <w:rtl w:val="0"/>
+        <w:t>1. Test Effort (Person-Hours/Person-Days)</w:t>
+      </w:r>
+    </w:p>
+    <w:p>
+      <w:pPr>
+        <w:spacing w:before="240" w:after="240"/>
+      </w:pPr>
+      <w:r>
+        <w:rPr>
+          <w:b/>
+          <w:shd w:val="clear" w:color="auto" w:fill="B7B7B7"/>
+        </w:rPr>
+        <w:t># Source</w:t>
+      </w:r>
+      <w:r>
+        <w:rPr>
+          <w:shd w:val="clear" w:color="auto" w:fill="B7B7B7"/>
         </w:rPr>
         <w:t xml:space="preserve">: </w:t>
       </w:r>
       <w:r>
         <w:rPr>
-          <w:b w:val="1"/>
-          <w:shd w:fill="b7b7b7" w:val="clear"/>
-          <w:rtl w:val="0"/>
+          <w:b/>
+          <w:shd w:val="clear" w:color="auto" w:fill="B7B7B7"/>
         </w:rPr>
         <w:t xml:space="preserve">Chatgpt </w:t>
       </w:r>
       <w:r>
         <w:rPr>
-          <w:b w:val="1"/>
+          <w:b/>
           <w:sz w:val="14"/>
           <w:szCs w:val="14"/>
-          <w:shd w:fill="b7b7b7" w:val="clear"/>
-          <w:rtl w:val="0"/>
-        </w:rPr>
-        <w:t xml:space="preserve">(GPT-5-Standard) at [8/18/2025]</w:t>
-      </w:r>
-      <w:r>
-        <w:rPr>
-          <w:rtl w:val="0"/>
-        </w:rPr>
+          <w:shd w:val="clear" w:color="auto" w:fill="B7B7B7"/>
+        </w:rPr>
+        <w:t>(GPT</w:t>
+      </w:r>
+      <w:r>
+        <w:rPr>
+          <w:rFonts w:ascii="Cambria Math" w:hAnsi="Cambria Math" w:cs="Cambria Math"/>
+          <w:b/>
+          <w:sz w:val="14"/>
+          <w:szCs w:val="14"/>
+          <w:shd w:val="clear" w:color="auto" w:fill="B7B7B7"/>
+        </w:rPr>
+        <w:t>‑</w:t>
+      </w:r>
+      <w:r>
+        <w:rPr>
+          <w:b/>
+          <w:sz w:val="14"/>
+          <w:szCs w:val="14"/>
+          <w:shd w:val="clear" w:color="auto" w:fill="B7B7B7"/>
+        </w:rPr>
+        <w:t>5 Mini) at [8/18/2025]</w:t>
       </w:r>
     </w:p>
     <w:p>
@@ -318,24 +316,26 @@
           <w:ilvl w:val="0"/>
           <w:numId w:val="7"/>
         </w:numPr>
-        <w:spacing w:after="0" w:afterAutospacing="0" w:before="240" w:lineRule="auto"/>
-        <w:ind w:left="720" w:hanging="360"/>
-      </w:pPr>
-      <w:r>
-        <w:rPr>
-          <w:rFonts w:ascii="Roboto Mono" w:cs="Roboto Mono" w:eastAsia="Roboto Mono" w:hAnsi="Roboto Mono"/>
-          <w:b w:val="1"/>
-          <w:rtl w:val="0"/>
-        </w:rPr>
-        <w:t xml:space="preserve">What:</w:t>
-      </w:r>
-      <w:r>
-        <w:rPr>
-          <w:rFonts w:ascii="Roboto Mono" w:cs="Roboto Mono" w:eastAsia="Roboto Mono" w:hAnsi="Roboto Mono"/>
-          <w:rtl w:val="0"/>
+        <w:spacing w:before="240"/>
+      </w:pPr>
+      <w:r>
+        <w:rPr>
+          <w:rFonts w:ascii="Roboto Mono" w:eastAsia="Roboto Mono" w:hAnsi="Roboto Mono" w:cs="Roboto Mono"/>
+          <w:b/>
+        </w:rPr>
+        <w:t>What:</w:t>
+      </w:r>
+      <w:r>
+        <w:rPr>
+          <w:rFonts w:ascii="Roboto Mono" w:eastAsia="Roboto Mono" w:hAnsi="Roboto Mono" w:cs="Roboto Mono"/>
         </w:rPr>
         <w:t xml:space="preserve"> The actual time spent by testers on various testing activities (design, execution, reporting, defect management).</w:t>
-        <w:br w:type="textWrapping"/>
+      </w:r>
+      <w:r>
+        <w:rPr>
+          <w:rFonts w:ascii="Roboto Mono" w:eastAsia="Roboto Mono" w:hAnsi="Roboto Mono" w:cs="Roboto Mono"/>
+        </w:rPr>
+        <w:br/>
       </w:r>
     </w:p>
     <w:p>
@@ -344,46 +344,46 @@
           <w:ilvl w:val="0"/>
           <w:numId w:val="7"/>
         </w:numPr>
-        <w:spacing w:after="240" w:before="0" w:beforeAutospacing="0" w:lineRule="auto"/>
-        <w:ind w:left="720" w:hanging="360"/>
-      </w:pPr>
-      <w:r>
-        <w:rPr>
-          <w:rFonts w:ascii="Roboto Mono" w:cs="Roboto Mono" w:eastAsia="Roboto Mono" w:hAnsi="Roboto Mono"/>
-          <w:b w:val="1"/>
-          <w:rtl w:val="0"/>
-        </w:rPr>
-        <w:t xml:space="preserve">Formula:</w:t>
-      </w:r>
-    </w:p>
-    <w:p>
-      <w:pPr>
-        <w:spacing w:after="240" w:before="240" w:lineRule="auto"/>
-        <w:ind w:left="720" w:firstLine="0"/>
-        <w:rPr>
-          <w:rFonts w:ascii="Roboto Mono" w:cs="Roboto Mono" w:eastAsia="Roboto Mono" w:hAnsi="Roboto Mono"/>
-        </w:rPr>
-      </w:pPr>
-      <w:r>
-        <w:rPr>
-          <w:rFonts w:ascii="Roboto Mono" w:cs="Roboto Mono" w:eastAsia="Roboto Mono" w:hAnsi="Roboto Mono"/>
-          <w:b w:val="1"/>
+        <w:spacing w:after="240"/>
+      </w:pPr>
+      <w:r>
+        <w:rPr>
+          <w:rFonts w:ascii="Roboto Mono" w:eastAsia="Roboto Mono" w:hAnsi="Roboto Mono" w:cs="Roboto Mono"/>
+          <w:b/>
+        </w:rPr>
+        <w:t>Formula:</w:t>
+      </w:r>
+    </w:p>
+    <w:p>
+      <w:pPr>
+        <w:spacing w:before="240" w:after="240"/>
+        <w:ind w:left="720"/>
+        <w:rPr>
+          <w:rFonts w:ascii="Roboto Mono" w:eastAsia="Roboto Mono" w:hAnsi="Roboto Mono" w:cs="Roboto Mono"/>
+        </w:rPr>
+      </w:pPr>
+      <w:r>
+        <w:rPr>
+          <w:rFonts w:ascii="Roboto Mono" w:eastAsia="Roboto Mono" w:hAnsi="Roboto Mono" w:cs="Roboto Mono"/>
+          <w:b/>
+          <w:noProof/>
         </w:rPr>
         <w:drawing>
-          <wp:inline distB="114300" distT="114300" distL="114300" distR="114300">
+          <wp:inline distT="114300" distB="114300" distL="114300" distR="114300" wp14:anchorId="6F654348" wp14:editId="1AD30BDB">
             <wp:extent cx="4105275" cy="409575"/>
-            <wp:effectExtent b="0" l="0" r="0" t="0"/>
+            <wp:effectExtent l="0" t="0" r="0" b="0"/>
             <wp:docPr id="8" name="image2.png"/>
-            <a:graphic>
+            <wp:cNvGraphicFramePr/>
+            <a:graphic xmlns:a="http://schemas.openxmlformats.org/drawingml/2006/main">
               <a:graphicData uri="http://schemas.openxmlformats.org/drawingml/2006/picture">
-                <pic:pic>
+                <pic:pic xmlns:pic="http://schemas.openxmlformats.org/drawingml/2006/picture">
                   <pic:nvPicPr>
                     <pic:cNvPr id="0" name="image2.png"/>
                     <pic:cNvPicPr preferRelativeResize="0"/>
                   </pic:nvPicPr>
                   <pic:blipFill>
-                    <a:blip r:embed="rId6"/>
-                    <a:srcRect b="0" l="0" r="0" t="0"/>
+                    <a:blip r:embed="rId5"/>
+                    <a:srcRect/>
                     <a:stretch>
                       <a:fillRect/>
                     </a:stretch>
@@ -393,7 +393,9 @@
                       <a:off x="0" y="0"/>
                       <a:ext cx="4105275" cy="409575"/>
                     </a:xfrm>
-                    <a:prstGeom prst="rect"/>
+                    <a:prstGeom prst="rect">
+                      <a:avLst/>
+                    </a:prstGeom>
                     <a:ln/>
                   </pic:spPr>
                 </pic:pic>
@@ -404,16 +406,14 @@
       </w:r>
       <w:r>
         <w:rPr>
-          <w:rFonts w:ascii="Roboto Mono" w:cs="Roboto Mono" w:eastAsia="Roboto Mono" w:hAnsi="Roboto Mono"/>
-          <w:b w:val="1"/>
-          <w:rtl w:val="0"/>
-        </w:rPr>
-        <w:br w:type="textWrapping"/>
-      </w:r>
-      <w:r>
-        <w:rPr>
-          <w:rFonts w:ascii="Nova Mono" w:cs="Nova Mono" w:eastAsia="Nova Mono" w:hAnsi="Nova Mono"/>
-          <w:rtl w:val="0"/>
+          <w:rFonts w:ascii="Roboto Mono" w:eastAsia="Roboto Mono" w:hAnsi="Roboto Mono" w:cs="Roboto Mono"/>
+          <w:b/>
+        </w:rPr>
+        <w:br/>
+      </w:r>
+      <w:r>
+        <w:rPr>
+          <w:rFonts w:ascii="Nova Mono" w:eastAsia="Nova Mono" w:hAnsi="Nova Mono" w:cs="Nova Mono"/>
         </w:rPr>
         <w:t xml:space="preserve"> Total Effort=∑(Hours Spent by Each Tester)\text{Total Effort} = \sum (\text{Hours Spent by Each Tester})</w:t>
       </w:r>
@@ -424,54 +424,47 @@
           <w:ilvl w:val="0"/>
           <w:numId w:val="7"/>
         </w:numPr>
-        <w:spacing w:after="240" w:before="240" w:lineRule="auto"/>
-        <w:ind w:left="720" w:hanging="360"/>
-      </w:pPr>
-      <w:r>
-        <w:rPr>
-          <w:rFonts w:ascii="Roboto Mono" w:cs="Roboto Mono" w:eastAsia="Roboto Mono" w:hAnsi="Roboto Mono"/>
-          <w:b w:val="1"/>
-          <w:rtl w:val="0"/>
-        </w:rPr>
-        <w:t xml:space="preserve">Example:</w:t>
-      </w:r>
-      <w:r>
-        <w:rPr>
-          <w:rFonts w:ascii="Roboto Mono" w:cs="Roboto Mono" w:eastAsia="Roboto Mono" w:hAnsi="Roboto Mono"/>
-          <w:rtl w:val="0"/>
+        <w:spacing w:before="240" w:after="240"/>
+      </w:pPr>
+      <w:r>
+        <w:rPr>
+          <w:rFonts w:ascii="Roboto Mono" w:eastAsia="Roboto Mono" w:hAnsi="Roboto Mono" w:cs="Roboto Mono"/>
+          <w:b/>
+        </w:rPr>
+        <w:lastRenderedPageBreak/>
+        <w:t>Example:</w:t>
+      </w:r>
+      <w:r>
+        <w:rPr>
+          <w:rFonts w:ascii="Roboto Mono" w:eastAsia="Roboto Mono" w:hAnsi="Roboto Mono" w:cs="Roboto Mono"/>
         </w:rPr>
         <w:t xml:space="preserve"> 5 testers × 40 hrs = </w:t>
       </w:r>
       <w:r>
         <w:rPr>
-          <w:rFonts w:ascii="Roboto Mono" w:cs="Roboto Mono" w:eastAsia="Roboto Mono" w:hAnsi="Roboto Mono"/>
-          <w:b w:val="1"/>
-          <w:rtl w:val="0"/>
-        </w:rPr>
-        <w:t xml:space="preserve">200 tester-hours</w:t>
-      </w:r>
-      <w:r>
-        <w:rPr>
-          <w:rFonts w:ascii="Roboto Mono" w:cs="Roboto Mono" w:eastAsia="Roboto Mono" w:hAnsi="Roboto Mono"/>
-          <w:rtl w:val="0"/>
-        </w:rPr>
-        <w:t xml:space="preserve">.</w:t>
-        <w:br w:type="textWrapping"/>
-      </w:r>
-    </w:p>
-    <w:p>
-      <w:pPr>
-        <w:rPr/>
-      </w:pPr>
-      <w:r>
-        <w:pict>
-          <v:rect style="width:0.0pt;height:1.5pt" o:hr="t" o:hrstd="t" o:hralign="center" fillcolor="#A0A0A0" stroked="f"/>
+          <w:rFonts w:ascii="Roboto Mono" w:eastAsia="Roboto Mono" w:hAnsi="Roboto Mono" w:cs="Roboto Mono"/>
+          <w:b/>
+        </w:rPr>
+        <w:t>200 tester-hours</w:t>
+      </w:r>
+      <w:r>
+        <w:rPr>
+          <w:rFonts w:ascii="Roboto Mono" w:eastAsia="Roboto Mono" w:hAnsi="Roboto Mono" w:cs="Roboto Mono"/>
+        </w:rPr>
+        <w:t>.</w:t>
+      </w:r>
+      <w:r>
+        <w:rPr>
+          <w:rFonts w:ascii="Roboto Mono" w:eastAsia="Roboto Mono" w:hAnsi="Roboto Mono" w:cs="Roboto Mono"/>
+        </w:rPr>
+        <w:br/>
+      </w:r>
+    </w:p>
+    <w:p>
+      <w:r>
+        <w:pict w14:anchorId="0C8FE91C">
+          <v:rect id="_x0000_i1026" style="width:0;height:1.5pt" o:hralign="center" o:hrstd="t" o:hr="t" fillcolor="#a0a0a0" stroked="f"/>
         </w:pict>
-      </w:r>
-      <w:r>
-        <w:rPr>
-          <w:rtl w:val="0"/>
-        </w:rPr>
       </w:r>
     </w:p>
     <w:p>
@@ -479,60 +472,64 @@
         <w:pStyle w:val="Heading3"/>
         <w:keepNext w:val="0"/>
         <w:keepLines w:val="0"/>
-        <w:spacing w:after="80" w:lineRule="auto"/>
-        <w:rPr/>
-      </w:pPr>
-      <w:bookmarkStart w:colFirst="0" w:colLast="0" w:name="_ogegypod39yd" w:id="4"/>
+      </w:pPr>
+      <w:bookmarkStart w:id="4" w:name="_ogegypod39yd" w:colFirst="0" w:colLast="0"/>
       <w:bookmarkEnd w:id="4"/>
       <w:r>
-        <w:rPr>
-          <w:rtl w:val="0"/>
-        </w:rPr>
-        <w:t xml:space="preserve">2. Planned vs. Actual Effort</w:t>
-      </w:r>
-    </w:p>
-    <w:p>
-      <w:pPr>
-        <w:spacing w:after="240" w:before="240" w:lineRule="auto"/>
-        <w:rPr/>
-      </w:pPr>
-      <w:r>
-        <w:rPr>
-          <w:b w:val="1"/>
-          <w:shd w:fill="b7b7b7" w:val="clear"/>
-          <w:rtl w:val="0"/>
-        </w:rPr>
-        <w:t xml:space="preserve"># Source</w:t>
-      </w:r>
-      <w:r>
-        <w:rPr>
-          <w:shd w:fill="b7b7b7" w:val="clear"/>
-          <w:rtl w:val="0"/>
+        <w:t>2. Planned vs. Actual Effort</w:t>
+      </w:r>
+    </w:p>
+    <w:p>
+      <w:pPr>
+        <w:spacing w:before="240" w:after="240"/>
+      </w:pPr>
+      <w:r>
+        <w:rPr>
+          <w:b/>
+          <w:shd w:val="clear" w:color="auto" w:fill="B7B7B7"/>
+        </w:rPr>
+        <w:t># Source</w:t>
+      </w:r>
+      <w:r>
+        <w:rPr>
+          <w:shd w:val="clear" w:color="auto" w:fill="B7B7B7"/>
         </w:rPr>
         <w:t xml:space="preserve">: </w:t>
       </w:r>
       <w:r>
         <w:rPr>
-          <w:b w:val="1"/>
-          <w:shd w:fill="b7b7b7" w:val="clear"/>
-          <w:rtl w:val="0"/>
+          <w:b/>
+          <w:shd w:val="clear" w:color="auto" w:fill="B7B7B7"/>
         </w:rPr>
         <w:t xml:space="preserve">Chatgpt </w:t>
       </w:r>
       <w:r>
         <w:rPr>
-          <w:b w:val="1"/>
+          <w:b/>
           <w:sz w:val="14"/>
           <w:szCs w:val="14"/>
-          <w:shd w:fill="b7b7b7" w:val="clear"/>
-          <w:rtl w:val="0"/>
-        </w:rPr>
-        <w:t xml:space="preserve">(GPT-5-Standard) at [8/18/2025]</w:t>
-      </w:r>
-      <w:r>
-        <w:rPr>
-          <w:rtl w:val="0"/>
-        </w:rPr>
+          <w:shd w:val="clear" w:color="auto" w:fill="B7B7B7"/>
+        </w:rPr>
+        <w:t>(GPT</w:t>
+      </w:r>
+      <w:r>
+        <w:rPr>
+          <w:rFonts w:ascii="Cambria Math" w:hAnsi="Cambria Math" w:cs="Cambria Math"/>
+          <w:b/>
+          <w:sz w:val="14"/>
+          <w:szCs w:val="14"/>
+          <w:shd w:val="clear" w:color="auto" w:fill="B7B7B7"/>
+        </w:rPr>
+        <w:t>‑</w:t>
+      </w:r>
+      <w:r>
+        <w:rPr>
+          <w:b/>
+          <w:sz w:val="14"/>
+          <w:szCs w:val="14"/>
+          <w:shd w:val="clear" w:color="auto" w:fill="B7B7B7"/>
+        </w:rPr>
+        <w:t>5 Mini) at [8/18/2025]</w:t>
       </w:r>
     </w:p>
     <w:p>
@@ -541,24 +538,26 @@
           <w:ilvl w:val="0"/>
           <w:numId w:val="4"/>
         </w:numPr>
-        <w:spacing w:after="0" w:afterAutospacing="0" w:before="240" w:lineRule="auto"/>
-        <w:ind w:left="720" w:hanging="360"/>
-      </w:pPr>
-      <w:r>
-        <w:rPr>
-          <w:rFonts w:ascii="Roboto Mono" w:cs="Roboto Mono" w:eastAsia="Roboto Mono" w:hAnsi="Roboto Mono"/>
-          <w:b w:val="1"/>
-          <w:rtl w:val="0"/>
-        </w:rPr>
-        <w:t xml:space="preserve">What:</w:t>
-      </w:r>
-      <w:r>
-        <w:rPr>
-          <w:rFonts w:ascii="Roboto Mono" w:cs="Roboto Mono" w:eastAsia="Roboto Mono" w:hAnsi="Roboto Mono"/>
-          <w:rtl w:val="0"/>
+        <w:spacing w:before="240"/>
+      </w:pPr>
+      <w:r>
+        <w:rPr>
+          <w:rFonts w:ascii="Roboto Mono" w:eastAsia="Roboto Mono" w:hAnsi="Roboto Mono" w:cs="Roboto Mono"/>
+          <w:b/>
+        </w:rPr>
+        <w:t>What:</w:t>
+      </w:r>
+      <w:r>
+        <w:rPr>
+          <w:rFonts w:ascii="Roboto Mono" w:eastAsia="Roboto Mono" w:hAnsi="Roboto Mono" w:cs="Roboto Mono"/>
         </w:rPr>
         <w:t xml:space="preserve"> Comparison between the estimated effort and the actual effort spent.</w:t>
-        <w:br w:type="textWrapping"/>
+      </w:r>
+      <w:r>
+        <w:rPr>
+          <w:rFonts w:ascii="Roboto Mono" w:eastAsia="Roboto Mono" w:hAnsi="Roboto Mono" w:cs="Roboto Mono"/>
+        </w:rPr>
+        <w:br/>
       </w:r>
     </w:p>
     <w:p>
@@ -567,46 +566,46 @@
           <w:ilvl w:val="0"/>
           <w:numId w:val="4"/>
         </w:numPr>
-        <w:spacing w:after="240" w:before="0" w:beforeAutospacing="0" w:lineRule="auto"/>
-        <w:ind w:left="720" w:hanging="360"/>
-      </w:pPr>
-      <w:r>
-        <w:rPr>
-          <w:rFonts w:ascii="Roboto Mono" w:cs="Roboto Mono" w:eastAsia="Roboto Mono" w:hAnsi="Roboto Mono"/>
-          <w:b w:val="1"/>
-          <w:rtl w:val="0"/>
-        </w:rPr>
-        <w:t xml:space="preserve">Formula:</w:t>
-      </w:r>
-    </w:p>
-    <w:p>
-      <w:pPr>
-        <w:spacing w:after="240" w:before="240" w:lineRule="auto"/>
-        <w:ind w:left="720" w:firstLine="0"/>
-        <w:rPr>
-          <w:rFonts w:ascii="Roboto Mono" w:cs="Roboto Mono" w:eastAsia="Roboto Mono" w:hAnsi="Roboto Mono"/>
-        </w:rPr>
-      </w:pPr>
-      <w:r>
-        <w:rPr>
-          <w:rFonts w:ascii="Roboto Mono" w:cs="Roboto Mono" w:eastAsia="Roboto Mono" w:hAnsi="Roboto Mono"/>
-          <w:b w:val="1"/>
+        <w:spacing w:after="240"/>
+      </w:pPr>
+      <w:r>
+        <w:rPr>
+          <w:rFonts w:ascii="Roboto Mono" w:eastAsia="Roboto Mono" w:hAnsi="Roboto Mono" w:cs="Roboto Mono"/>
+          <w:b/>
+        </w:rPr>
+        <w:t>Formula:</w:t>
+      </w:r>
+    </w:p>
+    <w:p>
+      <w:pPr>
+        <w:spacing w:before="240" w:after="240"/>
+        <w:ind w:left="720"/>
+        <w:rPr>
+          <w:rFonts w:ascii="Roboto Mono" w:eastAsia="Roboto Mono" w:hAnsi="Roboto Mono" w:cs="Roboto Mono"/>
+        </w:rPr>
+      </w:pPr>
+      <w:r>
+        <w:rPr>
+          <w:rFonts w:ascii="Roboto Mono" w:eastAsia="Roboto Mono" w:hAnsi="Roboto Mono" w:cs="Roboto Mono"/>
+          <w:b/>
+          <w:noProof/>
         </w:rPr>
         <w:drawing>
-          <wp:inline distB="114300" distT="114300" distL="114300" distR="114300">
+          <wp:inline distT="114300" distB="114300" distL="114300" distR="114300" wp14:anchorId="2D7A9D36" wp14:editId="53EDF37D">
             <wp:extent cx="4724400" cy="514350"/>
-            <wp:effectExtent b="0" l="0" r="0" t="0"/>
+            <wp:effectExtent l="0" t="0" r="0" b="0"/>
             <wp:docPr id="1" name="image3.png"/>
-            <a:graphic>
+            <wp:cNvGraphicFramePr/>
+            <a:graphic xmlns:a="http://schemas.openxmlformats.org/drawingml/2006/main">
               <a:graphicData uri="http://schemas.openxmlformats.org/drawingml/2006/picture">
-                <pic:pic>
+                <pic:pic xmlns:pic="http://schemas.openxmlformats.org/drawingml/2006/picture">
                   <pic:nvPicPr>
                     <pic:cNvPr id="0" name="image3.png"/>
                     <pic:cNvPicPr preferRelativeResize="0"/>
                   </pic:nvPicPr>
                   <pic:blipFill>
-                    <a:blip r:embed="rId7"/>
-                    <a:srcRect b="0" l="0" r="0" t="0"/>
+                    <a:blip r:embed="rId6"/>
+                    <a:srcRect/>
                     <a:stretch>
                       <a:fillRect/>
                     </a:stretch>
@@ -616,7 +615,9 @@
                       <a:off x="0" y="0"/>
                       <a:ext cx="4724400" cy="514350"/>
                     </a:xfrm>
-                    <a:prstGeom prst="rect"/>
+                    <a:prstGeom prst="rect">
+                      <a:avLst/>
+                    </a:prstGeom>
                     <a:ln/>
                   </pic:spPr>
                 </pic:pic>
@@ -627,16 +628,14 @@
       </w:r>
       <w:r>
         <w:rPr>
-          <w:rFonts w:ascii="Roboto Mono" w:cs="Roboto Mono" w:eastAsia="Roboto Mono" w:hAnsi="Roboto Mono"/>
-          <w:b w:val="1"/>
-          <w:rtl w:val="0"/>
-        </w:rPr>
-        <w:br w:type="textWrapping"/>
-      </w:r>
-      <w:r>
-        <w:rPr>
-          <w:rFonts w:ascii="Roboto Mono" w:cs="Roboto Mono" w:eastAsia="Roboto Mono" w:hAnsi="Roboto Mono"/>
-          <w:rtl w:val="0"/>
+          <w:rFonts w:ascii="Roboto Mono" w:eastAsia="Roboto Mono" w:hAnsi="Roboto Mono" w:cs="Roboto Mono"/>
+          <w:b/>
+        </w:rPr>
+        <w:br/>
+      </w:r>
+      <w:r>
+        <w:rPr>
+          <w:rFonts w:ascii="Roboto Mono" w:eastAsia="Roboto Mono" w:hAnsi="Roboto Mono" w:cs="Roboto Mono"/>
         </w:rPr>
         <w:t xml:space="preserve"> Effort Variance=Actual Effort – Planned EffortPlanned Effort×100\text{Effort Variance} = \frac{\text{Actual Effort – Planned Effort}}{\text{Planned Effort}} \times 100</w:t>
       </w:r>
@@ -647,44 +646,30 @@
           <w:ilvl w:val="0"/>
           <w:numId w:val="4"/>
         </w:numPr>
-        <w:spacing w:after="240" w:before="240" w:lineRule="auto"/>
-        <w:ind w:left="720" w:hanging="360"/>
-      </w:pPr>
-      <w:r>
-        <w:rPr>
-          <w:rFonts w:ascii="Roboto Mono" w:cs="Roboto Mono" w:eastAsia="Roboto Mono" w:hAnsi="Roboto Mono"/>
-          <w:b w:val="1"/>
-          <w:rtl w:val="0"/>
-        </w:rPr>
-        <w:t xml:space="preserve">Example:</w:t>
-      </w:r>
-      <w:r>
-        <w:rPr>
-          <w:rFonts w:ascii="Nova Mono" w:cs="Nova Mono" w:eastAsia="Nova Mono" w:hAnsi="Nova Mono"/>
-          <w:rtl w:val="0"/>
+        <w:spacing w:before="240" w:after="240"/>
+      </w:pPr>
+      <w:r>
+        <w:rPr>
+          <w:rFonts w:ascii="Roboto Mono" w:eastAsia="Roboto Mono" w:hAnsi="Roboto Mono" w:cs="Roboto Mono"/>
+          <w:b/>
+        </w:rPr>
+        <w:t>Example:</w:t>
+      </w:r>
+      <w:r>
+        <w:rPr>
+          <w:rFonts w:ascii="Nova Mono" w:eastAsia="Nova Mono" w:hAnsi="Nova Mono" w:cs="Nova Mono"/>
         </w:rPr>
         <w:t xml:space="preserve"> Planned = 100 hrs, Actual = 120 hrs → Variance = +20%.</w:t>
       </w:r>
       <w:r>
-        <w:rPr>
-          <w:rtl w:val="0"/>
-        </w:rPr>
-        <w:br w:type="textWrapping"/>
-      </w:r>
-    </w:p>
-    <w:p>
-      <w:pPr>
-        <w:rPr/>
-      </w:pPr>
-      <w:r>
-        <w:pict>
-          <v:rect style="width:0.0pt;height:1.5pt" o:hr="t" o:hrstd="t" o:hralign="center" fillcolor="#A0A0A0" stroked="f"/>
+        <w:br/>
+      </w:r>
+    </w:p>
+    <w:p>
+      <w:r>
+        <w:pict w14:anchorId="07EE9691">
+          <v:rect id="_x0000_i1027" style="width:0;height:1.5pt" o:hralign="center" o:hrstd="t" o:hr="t" fillcolor="#a0a0a0" stroked="f"/>
         </w:pict>
-      </w:r>
-      <w:r>
-        <w:rPr>
-          <w:rtl w:val="0"/>
-        </w:rPr>
       </w:r>
     </w:p>
     <w:p>
@@ -692,60 +677,64 @@
         <w:pStyle w:val="Heading3"/>
         <w:keepNext w:val="0"/>
         <w:keepLines w:val="0"/>
-        <w:spacing w:after="80" w:lineRule="auto"/>
-        <w:rPr/>
-      </w:pPr>
-      <w:bookmarkStart w:colFirst="0" w:colLast="0" w:name="_ep8eaqwa7mhj" w:id="5"/>
+      </w:pPr>
+      <w:bookmarkStart w:id="5" w:name="_ep8eaqwa7mhj" w:colFirst="0" w:colLast="0"/>
       <w:bookmarkEnd w:id="5"/>
       <w:r>
-        <w:rPr>
-          <w:rtl w:val="0"/>
-        </w:rPr>
-        <w:t xml:space="preserve">3. Cost per Test Case</w:t>
-      </w:r>
-    </w:p>
-    <w:p>
-      <w:pPr>
-        <w:spacing w:after="240" w:before="240" w:lineRule="auto"/>
-        <w:rPr/>
-      </w:pPr>
-      <w:r>
-        <w:rPr>
-          <w:b w:val="1"/>
-          <w:shd w:fill="b7b7b7" w:val="clear"/>
-          <w:rtl w:val="0"/>
-        </w:rPr>
-        <w:t xml:space="preserve"># Source</w:t>
-      </w:r>
-      <w:r>
-        <w:rPr>
-          <w:shd w:fill="b7b7b7" w:val="clear"/>
-          <w:rtl w:val="0"/>
+        <w:t>3. Cost per Test Case</w:t>
+      </w:r>
+    </w:p>
+    <w:p>
+      <w:pPr>
+        <w:spacing w:before="240" w:after="240"/>
+      </w:pPr>
+      <w:r>
+        <w:rPr>
+          <w:b/>
+          <w:shd w:val="clear" w:color="auto" w:fill="B7B7B7"/>
+        </w:rPr>
+        <w:t># Source</w:t>
+      </w:r>
+      <w:r>
+        <w:rPr>
+          <w:shd w:val="clear" w:color="auto" w:fill="B7B7B7"/>
         </w:rPr>
         <w:t xml:space="preserve">: </w:t>
       </w:r>
       <w:r>
         <w:rPr>
-          <w:b w:val="1"/>
-          <w:shd w:fill="b7b7b7" w:val="clear"/>
-          <w:rtl w:val="0"/>
+          <w:b/>
+          <w:shd w:val="clear" w:color="auto" w:fill="B7B7B7"/>
         </w:rPr>
         <w:t xml:space="preserve">Chatgpt </w:t>
       </w:r>
       <w:r>
         <w:rPr>
-          <w:b w:val="1"/>
+          <w:b/>
           <w:sz w:val="14"/>
           <w:szCs w:val="14"/>
-          <w:shd w:fill="b7b7b7" w:val="clear"/>
-          <w:rtl w:val="0"/>
-        </w:rPr>
-        <w:t xml:space="preserve">(GPT-5-Standard) at [8/18/2025]</w:t>
-      </w:r>
-      <w:r>
-        <w:rPr>
-          <w:rtl w:val="0"/>
-        </w:rPr>
+          <w:shd w:val="clear" w:color="auto" w:fill="B7B7B7"/>
+        </w:rPr>
+        <w:t>(GPT</w:t>
+      </w:r>
+      <w:r>
+        <w:rPr>
+          <w:rFonts w:ascii="Cambria Math" w:hAnsi="Cambria Math" w:cs="Cambria Math"/>
+          <w:b/>
+          <w:sz w:val="14"/>
+          <w:szCs w:val="14"/>
+          <w:shd w:val="clear" w:color="auto" w:fill="B7B7B7"/>
+        </w:rPr>
+        <w:t>‑</w:t>
+      </w:r>
+      <w:r>
+        <w:rPr>
+          <w:b/>
+          <w:sz w:val="14"/>
+          <w:szCs w:val="14"/>
+          <w:shd w:val="clear" w:color="auto" w:fill="B7B7B7"/>
+        </w:rPr>
+        <w:t>5 Mini) at [8/18/2025]</w:t>
       </w:r>
     </w:p>
     <w:p>
@@ -754,24 +743,26 @@
           <w:ilvl w:val="0"/>
           <w:numId w:val="2"/>
         </w:numPr>
-        <w:spacing w:after="0" w:afterAutospacing="0" w:before="240" w:lineRule="auto"/>
-        <w:ind w:left="720" w:hanging="360"/>
-      </w:pPr>
-      <w:r>
-        <w:rPr>
-          <w:rFonts w:ascii="Roboto Mono" w:cs="Roboto Mono" w:eastAsia="Roboto Mono" w:hAnsi="Roboto Mono"/>
-          <w:b w:val="1"/>
-          <w:rtl w:val="0"/>
-        </w:rPr>
-        <w:t xml:space="preserve">What:</w:t>
-      </w:r>
-      <w:r>
-        <w:rPr>
-          <w:rFonts w:ascii="Roboto Mono" w:cs="Roboto Mono" w:eastAsia="Roboto Mono" w:hAnsi="Roboto Mono"/>
-          <w:rtl w:val="0"/>
+        <w:spacing w:before="240"/>
+      </w:pPr>
+      <w:r>
+        <w:rPr>
+          <w:rFonts w:ascii="Roboto Mono" w:eastAsia="Roboto Mono" w:hAnsi="Roboto Mono" w:cs="Roboto Mono"/>
+          <w:b/>
+        </w:rPr>
+        <w:t>What:</w:t>
+      </w:r>
+      <w:r>
+        <w:rPr>
+          <w:rFonts w:ascii="Roboto Mono" w:eastAsia="Roboto Mono" w:hAnsi="Roboto Mono" w:cs="Roboto Mono"/>
         </w:rPr>
         <w:t xml:space="preserve"> Average cost of designing and executing a single test case.</w:t>
-        <w:br w:type="textWrapping"/>
+      </w:r>
+      <w:r>
+        <w:rPr>
+          <w:rFonts w:ascii="Roboto Mono" w:eastAsia="Roboto Mono" w:hAnsi="Roboto Mono" w:cs="Roboto Mono"/>
+        </w:rPr>
+        <w:br/>
       </w:r>
     </w:p>
     <w:p>
@@ -780,46 +771,46 @@
           <w:ilvl w:val="0"/>
           <w:numId w:val="2"/>
         </w:numPr>
-        <w:spacing w:after="240" w:before="0" w:beforeAutospacing="0" w:lineRule="auto"/>
-        <w:ind w:left="720" w:hanging="360"/>
-      </w:pPr>
-      <w:r>
-        <w:rPr>
-          <w:rFonts w:ascii="Roboto Mono" w:cs="Roboto Mono" w:eastAsia="Roboto Mono" w:hAnsi="Roboto Mono"/>
-          <w:b w:val="1"/>
-          <w:rtl w:val="0"/>
-        </w:rPr>
-        <w:t xml:space="preserve">Formula:</w:t>
-      </w:r>
-    </w:p>
-    <w:p>
-      <w:pPr>
-        <w:spacing w:after="240" w:before="240" w:lineRule="auto"/>
-        <w:ind w:left="720" w:firstLine="0"/>
-        <w:rPr>
-          <w:rFonts w:ascii="Roboto Mono" w:cs="Roboto Mono" w:eastAsia="Roboto Mono" w:hAnsi="Roboto Mono"/>
-        </w:rPr>
-      </w:pPr>
-      <w:r>
-        <w:rPr>
-          <w:rFonts w:ascii="Roboto Mono" w:cs="Roboto Mono" w:eastAsia="Roboto Mono" w:hAnsi="Roboto Mono"/>
-          <w:b w:val="1"/>
+        <w:spacing w:after="240"/>
+      </w:pPr>
+      <w:r>
+        <w:rPr>
+          <w:rFonts w:ascii="Roboto Mono" w:eastAsia="Roboto Mono" w:hAnsi="Roboto Mono" w:cs="Roboto Mono"/>
+          <w:b/>
+        </w:rPr>
+        <w:t>Formula:</w:t>
+      </w:r>
+    </w:p>
+    <w:p>
+      <w:pPr>
+        <w:spacing w:before="240" w:after="240"/>
+        <w:ind w:left="720"/>
+        <w:rPr>
+          <w:rFonts w:ascii="Roboto Mono" w:eastAsia="Roboto Mono" w:hAnsi="Roboto Mono" w:cs="Roboto Mono"/>
+        </w:rPr>
+      </w:pPr>
+      <w:r>
+        <w:rPr>
+          <w:rFonts w:ascii="Roboto Mono" w:eastAsia="Roboto Mono" w:hAnsi="Roboto Mono" w:cs="Roboto Mono"/>
+          <w:b/>
+          <w:noProof/>
         </w:rPr>
         <w:drawing>
-          <wp:inline distB="114300" distT="114300" distL="114300" distR="114300">
+          <wp:inline distT="114300" distB="114300" distL="114300" distR="114300" wp14:anchorId="6AA2D833" wp14:editId="044D1BE9">
             <wp:extent cx="3810000" cy="485775"/>
-            <wp:effectExtent b="0" l="0" r="0" t="0"/>
+            <wp:effectExtent l="0" t="0" r="0" b="0"/>
             <wp:docPr id="5" name="image1.png"/>
-            <a:graphic>
+            <wp:cNvGraphicFramePr/>
+            <a:graphic xmlns:a="http://schemas.openxmlformats.org/drawingml/2006/main">
               <a:graphicData uri="http://schemas.openxmlformats.org/drawingml/2006/picture">
-                <pic:pic>
+                <pic:pic xmlns:pic="http://schemas.openxmlformats.org/drawingml/2006/picture">
                   <pic:nvPicPr>
                     <pic:cNvPr id="0" name="image1.png"/>
                     <pic:cNvPicPr preferRelativeResize="0"/>
                   </pic:nvPicPr>
                   <pic:blipFill>
-                    <a:blip r:embed="rId8"/>
-                    <a:srcRect b="0" l="0" r="0" t="0"/>
+                    <a:blip r:embed="rId7"/>
+                    <a:srcRect/>
                     <a:stretch>
                       <a:fillRect/>
                     </a:stretch>
@@ -829,7 +820,9 @@
                       <a:off x="0" y="0"/>
                       <a:ext cx="3810000" cy="485775"/>
                     </a:xfrm>
-                    <a:prstGeom prst="rect"/>
+                    <a:prstGeom prst="rect">
+                      <a:avLst/>
+                    </a:prstGeom>
                     <a:ln/>
                   </pic:spPr>
                 </pic:pic>
@@ -840,16 +833,14 @@
       </w:r>
       <w:r>
         <w:rPr>
-          <w:rFonts w:ascii="Roboto Mono" w:cs="Roboto Mono" w:eastAsia="Roboto Mono" w:hAnsi="Roboto Mono"/>
-          <w:b w:val="1"/>
-          <w:rtl w:val="0"/>
-        </w:rPr>
-        <w:br w:type="textWrapping"/>
-      </w:r>
-      <w:r>
-        <w:rPr>
-          <w:rFonts w:ascii="Roboto Mono" w:cs="Roboto Mono" w:eastAsia="Roboto Mono" w:hAnsi="Roboto Mono"/>
-          <w:rtl w:val="0"/>
+          <w:rFonts w:ascii="Roboto Mono" w:eastAsia="Roboto Mono" w:hAnsi="Roboto Mono" w:cs="Roboto Mono"/>
+          <w:b/>
+        </w:rPr>
+        <w:br/>
+      </w:r>
+      <w:r>
+        <w:rPr>
+          <w:rFonts w:ascii="Roboto Mono" w:eastAsia="Roboto Mono" w:hAnsi="Roboto Mono" w:cs="Roboto Mono"/>
         </w:rPr>
         <w:t xml:space="preserve"> Cost per Test Case=Total Testing CostNumber of Test Cases\text{Cost per Test Case} = \frac{\text{Total Testing Cost}}{\text{Number of Test Cases}}</w:t>
       </w:r>
@@ -860,54 +851,46 @@
           <w:ilvl w:val="0"/>
           <w:numId w:val="2"/>
         </w:numPr>
-        <w:spacing w:after="240" w:before="240" w:lineRule="auto"/>
-        <w:ind w:left="720" w:hanging="360"/>
-      </w:pPr>
-      <w:r>
-        <w:rPr>
-          <w:rFonts w:ascii="Roboto Mono" w:cs="Roboto Mono" w:eastAsia="Roboto Mono" w:hAnsi="Roboto Mono"/>
-          <w:b w:val="1"/>
-          <w:rtl w:val="0"/>
-        </w:rPr>
-        <w:t xml:space="preserve">Example:</w:t>
-      </w:r>
-      <w:r>
-        <w:rPr>
-          <w:rFonts w:ascii="Roboto Mono" w:cs="Roboto Mono" w:eastAsia="Roboto Mono" w:hAnsi="Roboto Mono"/>
-          <w:rtl w:val="0"/>
+        <w:spacing w:before="240" w:after="240"/>
+      </w:pPr>
+      <w:r>
+        <w:rPr>
+          <w:rFonts w:ascii="Roboto Mono" w:eastAsia="Roboto Mono" w:hAnsi="Roboto Mono" w:cs="Roboto Mono"/>
+          <w:b/>
+        </w:rPr>
+        <w:t>Example:</w:t>
+      </w:r>
+      <w:r>
+        <w:rPr>
+          <w:rFonts w:ascii="Roboto Mono" w:eastAsia="Roboto Mono" w:hAnsi="Roboto Mono" w:cs="Roboto Mono"/>
         </w:rPr>
         <w:t xml:space="preserve"> $10,000 testing cost / 500 test cases = </w:t>
       </w:r>
       <w:r>
         <w:rPr>
-          <w:rFonts w:ascii="Roboto Mono" w:cs="Roboto Mono" w:eastAsia="Roboto Mono" w:hAnsi="Roboto Mono"/>
-          <w:b w:val="1"/>
-          <w:rtl w:val="0"/>
-        </w:rPr>
-        <w:t xml:space="preserve">$20/test case</w:t>
-      </w:r>
-      <w:r>
-        <w:rPr>
-          <w:rFonts w:ascii="Roboto Mono" w:cs="Roboto Mono" w:eastAsia="Roboto Mono" w:hAnsi="Roboto Mono"/>
-          <w:rtl w:val="0"/>
-        </w:rPr>
-        <w:t xml:space="preserve">.</w:t>
-        <w:br w:type="textWrapping"/>
-      </w:r>
-    </w:p>
-    <w:p>
-      <w:pPr>
-        <w:rPr/>
-      </w:pPr>
-      <w:r>
-        <w:pict>
-          <v:rect style="width:0.0pt;height:1.5pt" o:hr="t" o:hrstd="t" o:hralign="center" fillcolor="#A0A0A0" stroked="f"/>
+          <w:rFonts w:ascii="Roboto Mono" w:eastAsia="Roboto Mono" w:hAnsi="Roboto Mono" w:cs="Roboto Mono"/>
+          <w:b/>
+        </w:rPr>
+        <w:t>$20/test case</w:t>
+      </w:r>
+      <w:r>
+        <w:rPr>
+          <w:rFonts w:ascii="Roboto Mono" w:eastAsia="Roboto Mono" w:hAnsi="Roboto Mono" w:cs="Roboto Mono"/>
+        </w:rPr>
+        <w:t>.</w:t>
+      </w:r>
+      <w:r>
+        <w:rPr>
+          <w:rFonts w:ascii="Roboto Mono" w:eastAsia="Roboto Mono" w:hAnsi="Roboto Mono" w:cs="Roboto Mono"/>
+        </w:rPr>
+        <w:br/>
+      </w:r>
+    </w:p>
+    <w:p>
+      <w:r>
+        <w:pict w14:anchorId="6712DF69">
+          <v:rect id="_x0000_i1028" style="width:0;height:1.5pt" o:hralign="center" o:hrstd="t" o:hr="t" fillcolor="#a0a0a0" stroked="f"/>
         </w:pict>
-      </w:r>
-      <w:r>
-        <w:rPr>
-          <w:rtl w:val="0"/>
-        </w:rPr>
       </w:r>
     </w:p>
     <w:p>
@@ -915,60 +898,65 @@
         <w:pStyle w:val="Heading3"/>
         <w:keepNext w:val="0"/>
         <w:keepLines w:val="0"/>
-        <w:spacing w:after="80" w:lineRule="auto"/>
-        <w:rPr/>
-      </w:pPr>
-      <w:bookmarkStart w:colFirst="0" w:colLast="0" w:name="_sudp98poon9" w:id="6"/>
+      </w:pPr>
+      <w:bookmarkStart w:id="6" w:name="_sudp98poon9" w:colFirst="0" w:colLast="0"/>
       <w:bookmarkEnd w:id="6"/>
       <w:r>
-        <w:rPr>
-          <w:rtl w:val="0"/>
-        </w:rPr>
-        <w:t xml:space="preserve">4. Cost per Defect</w:t>
-      </w:r>
-    </w:p>
-    <w:p>
-      <w:pPr>
-        <w:spacing w:after="240" w:before="240" w:lineRule="auto"/>
-        <w:rPr/>
-      </w:pPr>
-      <w:r>
-        <w:rPr>
-          <w:b w:val="1"/>
-          <w:shd w:fill="b7b7b7" w:val="clear"/>
-          <w:rtl w:val="0"/>
-        </w:rPr>
-        <w:t xml:space="preserve"># Source</w:t>
-      </w:r>
-      <w:r>
-        <w:rPr>
-          <w:shd w:fill="b7b7b7" w:val="clear"/>
-          <w:rtl w:val="0"/>
+        <w:lastRenderedPageBreak/>
+        <w:t>4. Cost per Defect</w:t>
+      </w:r>
+    </w:p>
+    <w:p>
+      <w:pPr>
+        <w:spacing w:before="240" w:after="240"/>
+      </w:pPr>
+      <w:r>
+        <w:rPr>
+          <w:b/>
+          <w:shd w:val="clear" w:color="auto" w:fill="B7B7B7"/>
+        </w:rPr>
+        <w:t># Source</w:t>
+      </w:r>
+      <w:r>
+        <w:rPr>
+          <w:shd w:val="clear" w:color="auto" w:fill="B7B7B7"/>
         </w:rPr>
         <w:t xml:space="preserve">: </w:t>
       </w:r>
       <w:r>
         <w:rPr>
-          <w:b w:val="1"/>
-          <w:shd w:fill="b7b7b7" w:val="clear"/>
-          <w:rtl w:val="0"/>
+          <w:b/>
+          <w:shd w:val="clear" w:color="auto" w:fill="B7B7B7"/>
         </w:rPr>
         <w:t xml:space="preserve">Chatgpt </w:t>
       </w:r>
       <w:r>
         <w:rPr>
-          <w:b w:val="1"/>
+          <w:b/>
           <w:sz w:val="14"/>
           <w:szCs w:val="14"/>
-          <w:shd w:fill="b7b7b7" w:val="clear"/>
-          <w:rtl w:val="0"/>
-        </w:rPr>
-        <w:t xml:space="preserve">(GPT-5-Standard) at [8/18/2025]</w:t>
-      </w:r>
-      <w:r>
-        <w:rPr>
-          <w:rtl w:val="0"/>
-        </w:rPr>
+          <w:shd w:val="clear" w:color="auto" w:fill="B7B7B7"/>
+        </w:rPr>
+        <w:t>(GPT</w:t>
+      </w:r>
+      <w:r>
+        <w:rPr>
+          <w:rFonts w:ascii="Cambria Math" w:hAnsi="Cambria Math" w:cs="Cambria Math"/>
+          <w:b/>
+          <w:sz w:val="14"/>
+          <w:szCs w:val="14"/>
+          <w:shd w:val="clear" w:color="auto" w:fill="B7B7B7"/>
+        </w:rPr>
+        <w:t>‑</w:t>
+      </w:r>
+      <w:r>
+        <w:rPr>
+          <w:b/>
+          <w:sz w:val="14"/>
+          <w:szCs w:val="14"/>
+          <w:shd w:val="clear" w:color="auto" w:fill="B7B7B7"/>
+        </w:rPr>
+        <w:t>5 Mini) at [8/18/2025]</w:t>
       </w:r>
     </w:p>
     <w:p>
@@ -977,24 +965,26 @@
           <w:ilvl w:val="0"/>
           <w:numId w:val="8"/>
         </w:numPr>
-        <w:spacing w:after="0" w:afterAutospacing="0" w:before="240" w:lineRule="auto"/>
-        <w:ind w:left="720" w:hanging="360"/>
-      </w:pPr>
-      <w:r>
-        <w:rPr>
-          <w:rFonts w:ascii="Roboto Mono" w:cs="Roboto Mono" w:eastAsia="Roboto Mono" w:hAnsi="Roboto Mono"/>
-          <w:b w:val="1"/>
-          <w:rtl w:val="0"/>
-        </w:rPr>
-        <w:t xml:space="preserve">What:</w:t>
-      </w:r>
-      <w:r>
-        <w:rPr>
-          <w:rFonts w:ascii="Roboto Mono" w:cs="Roboto Mono" w:eastAsia="Roboto Mono" w:hAnsi="Roboto Mono"/>
-          <w:rtl w:val="0"/>
+        <w:spacing w:before="240"/>
+      </w:pPr>
+      <w:r>
+        <w:rPr>
+          <w:rFonts w:ascii="Roboto Mono" w:eastAsia="Roboto Mono" w:hAnsi="Roboto Mono" w:cs="Roboto Mono"/>
+          <w:b/>
+        </w:rPr>
+        <w:t>What:</w:t>
+      </w:r>
+      <w:r>
+        <w:rPr>
+          <w:rFonts w:ascii="Roboto Mono" w:eastAsia="Roboto Mono" w:hAnsi="Roboto Mono" w:cs="Roboto Mono"/>
         </w:rPr>
         <w:t xml:space="preserve"> Average cost of finding and fixing a defect.</w:t>
-        <w:br w:type="textWrapping"/>
+      </w:r>
+      <w:r>
+        <w:rPr>
+          <w:rFonts w:ascii="Roboto Mono" w:eastAsia="Roboto Mono" w:hAnsi="Roboto Mono" w:cs="Roboto Mono"/>
+        </w:rPr>
+        <w:br/>
       </w:r>
     </w:p>
     <w:p>
@@ -1003,46 +993,46 @@
           <w:ilvl w:val="0"/>
           <w:numId w:val="8"/>
         </w:numPr>
-        <w:spacing w:after="240" w:before="0" w:beforeAutospacing="0" w:lineRule="auto"/>
-        <w:ind w:left="720" w:hanging="360"/>
-      </w:pPr>
-      <w:r>
-        <w:rPr>
-          <w:rFonts w:ascii="Roboto Mono" w:cs="Roboto Mono" w:eastAsia="Roboto Mono" w:hAnsi="Roboto Mono"/>
-          <w:b w:val="1"/>
-          <w:rtl w:val="0"/>
-        </w:rPr>
-        <w:t xml:space="preserve">Formula:</w:t>
-      </w:r>
-    </w:p>
-    <w:p>
-      <w:pPr>
-        <w:spacing w:after="240" w:before="240" w:lineRule="auto"/>
-        <w:ind w:left="720" w:firstLine="0"/>
-        <w:rPr>
-          <w:rFonts w:ascii="Roboto Mono" w:cs="Roboto Mono" w:eastAsia="Roboto Mono" w:hAnsi="Roboto Mono"/>
-        </w:rPr>
-      </w:pPr>
-      <w:r>
-        <w:rPr>
-          <w:rFonts w:ascii="Roboto Mono" w:cs="Roboto Mono" w:eastAsia="Roboto Mono" w:hAnsi="Roboto Mono"/>
-          <w:b w:val="1"/>
+        <w:spacing w:after="240"/>
+      </w:pPr>
+      <w:r>
+        <w:rPr>
+          <w:rFonts w:ascii="Roboto Mono" w:eastAsia="Roboto Mono" w:hAnsi="Roboto Mono" w:cs="Roboto Mono"/>
+          <w:b/>
+        </w:rPr>
+        <w:t>Formula:</w:t>
+      </w:r>
+    </w:p>
+    <w:p>
+      <w:pPr>
+        <w:spacing w:before="240" w:after="240"/>
+        <w:ind w:left="720"/>
+        <w:rPr>
+          <w:rFonts w:ascii="Roboto Mono" w:eastAsia="Roboto Mono" w:hAnsi="Roboto Mono" w:cs="Roboto Mono"/>
+        </w:rPr>
+      </w:pPr>
+      <w:r>
+        <w:rPr>
+          <w:rFonts w:ascii="Roboto Mono" w:eastAsia="Roboto Mono" w:hAnsi="Roboto Mono" w:cs="Roboto Mono"/>
+          <w:b/>
+          <w:noProof/>
         </w:rPr>
         <w:drawing>
-          <wp:inline distB="114300" distT="114300" distL="114300" distR="114300">
+          <wp:inline distT="114300" distB="114300" distL="114300" distR="114300" wp14:anchorId="1D346508" wp14:editId="7E149DE6">
             <wp:extent cx="3352800" cy="533400"/>
-            <wp:effectExtent b="0" l="0" r="0" t="0"/>
+            <wp:effectExtent l="0" t="0" r="0" b="0"/>
             <wp:docPr id="4" name="image4.png"/>
-            <a:graphic>
+            <wp:cNvGraphicFramePr/>
+            <a:graphic xmlns:a="http://schemas.openxmlformats.org/drawingml/2006/main">
               <a:graphicData uri="http://schemas.openxmlformats.org/drawingml/2006/picture">
-                <pic:pic>
+                <pic:pic xmlns:pic="http://schemas.openxmlformats.org/drawingml/2006/picture">
                   <pic:nvPicPr>
                     <pic:cNvPr id="0" name="image4.png"/>
                     <pic:cNvPicPr preferRelativeResize="0"/>
                   </pic:nvPicPr>
                   <pic:blipFill>
-                    <a:blip r:embed="rId9"/>
-                    <a:srcRect b="0" l="0" r="0" t="0"/>
+                    <a:blip r:embed="rId8"/>
+                    <a:srcRect/>
                     <a:stretch>
                       <a:fillRect/>
                     </a:stretch>
@@ -1052,7 +1042,9 @@
                       <a:off x="0" y="0"/>
                       <a:ext cx="3352800" cy="533400"/>
                     </a:xfrm>
-                    <a:prstGeom prst="rect"/>
+                    <a:prstGeom prst="rect">
+                      <a:avLst/>
+                    </a:prstGeom>
                     <a:ln/>
                   </pic:spPr>
                 </pic:pic>
@@ -1063,16 +1055,14 @@
       </w:r>
       <w:r>
         <w:rPr>
-          <w:rFonts w:ascii="Roboto Mono" w:cs="Roboto Mono" w:eastAsia="Roboto Mono" w:hAnsi="Roboto Mono"/>
-          <w:b w:val="1"/>
-          <w:rtl w:val="0"/>
-        </w:rPr>
-        <w:br w:type="textWrapping"/>
-      </w:r>
-      <w:r>
-        <w:rPr>
-          <w:rFonts w:ascii="Roboto Mono" w:cs="Roboto Mono" w:eastAsia="Roboto Mono" w:hAnsi="Roboto Mono"/>
-          <w:rtl w:val="0"/>
+          <w:rFonts w:ascii="Roboto Mono" w:eastAsia="Roboto Mono" w:hAnsi="Roboto Mono" w:cs="Roboto Mono"/>
+          <w:b/>
+        </w:rPr>
+        <w:br/>
+      </w:r>
+      <w:r>
+        <w:rPr>
+          <w:rFonts w:ascii="Roboto Mono" w:eastAsia="Roboto Mono" w:hAnsi="Roboto Mono" w:cs="Roboto Mono"/>
         </w:rPr>
         <w:t xml:space="preserve"> Cost per Defect=Total Testing CostTotal Defects Found\text{Cost per Defect} = \frac{\text{Total Testing Cost}}{\text{Total Defects Found}}</w:t>
       </w:r>
@@ -1083,59 +1073,43 @@
           <w:ilvl w:val="0"/>
           <w:numId w:val="8"/>
         </w:numPr>
-        <w:spacing w:after="240" w:before="240" w:lineRule="auto"/>
-        <w:ind w:left="720" w:hanging="360"/>
-      </w:pPr>
-      <w:r>
-        <w:rPr>
-          <w:rFonts w:ascii="Roboto Mono" w:cs="Roboto Mono" w:eastAsia="Roboto Mono" w:hAnsi="Roboto Mono"/>
-          <w:b w:val="1"/>
-          <w:rtl w:val="0"/>
-        </w:rPr>
-        <w:t xml:space="preserve">Example:</w:t>
-      </w:r>
-      <w:r>
-        <w:rPr>
-          <w:rFonts w:ascii="Roboto Mono" w:cs="Roboto Mono" w:eastAsia="Roboto Mono" w:hAnsi="Roboto Mono"/>
-          <w:rtl w:val="0"/>
+        <w:spacing w:before="240" w:after="240"/>
+      </w:pPr>
+      <w:r>
+        <w:rPr>
+          <w:rFonts w:ascii="Roboto Mono" w:eastAsia="Roboto Mono" w:hAnsi="Roboto Mono" w:cs="Roboto Mono"/>
+          <w:b/>
+        </w:rPr>
+        <w:t>Example:</w:t>
+      </w:r>
+      <w:r>
+        <w:rPr>
+          <w:rFonts w:ascii="Roboto Mono" w:eastAsia="Roboto Mono" w:hAnsi="Roboto Mono" w:cs="Roboto Mono"/>
         </w:rPr>
         <w:t xml:space="preserve"> $12,000 cost / 120 defects = </w:t>
       </w:r>
       <w:r>
         <w:rPr>
-          <w:rFonts w:ascii="Roboto Mono" w:cs="Roboto Mono" w:eastAsia="Roboto Mono" w:hAnsi="Roboto Mono"/>
-          <w:b w:val="1"/>
-          <w:rtl w:val="0"/>
-        </w:rPr>
-        <w:t xml:space="preserve">$100/defect</w:t>
-      </w:r>
-      <w:r>
-        <w:rPr>
-          <w:rFonts w:ascii="Roboto Mono" w:cs="Roboto Mono" w:eastAsia="Roboto Mono" w:hAnsi="Roboto Mono"/>
-          <w:rtl w:val="0"/>
-        </w:rPr>
-        <w:t xml:space="preserve">.</w:t>
-      </w:r>
-      <w:r>
-        <w:rPr>
-          <w:rtl w:val="0"/>
-        </w:rPr>
-        <w:br w:type="textWrapping"/>
-      </w:r>
-    </w:p>
-    <w:p>
-      <w:pPr>
-        <w:rPr/>
-      </w:pPr>
-      <w:r>
-        <w:pict>
-          <v:rect style="width:0.0pt;height:1.5pt" o:hr="t" o:hrstd="t" o:hralign="center" fillcolor="#A0A0A0" stroked="f"/>
+          <w:rFonts w:ascii="Roboto Mono" w:eastAsia="Roboto Mono" w:hAnsi="Roboto Mono" w:cs="Roboto Mono"/>
+          <w:b/>
+        </w:rPr>
+        <w:t>$100/defect</w:t>
+      </w:r>
+      <w:r>
+        <w:rPr>
+          <w:rFonts w:ascii="Roboto Mono" w:eastAsia="Roboto Mono" w:hAnsi="Roboto Mono" w:cs="Roboto Mono"/>
+        </w:rPr>
+        <w:t>.</w:t>
+      </w:r>
+      <w:r>
+        <w:br/>
+      </w:r>
+    </w:p>
+    <w:p>
+      <w:r>
+        <w:pict w14:anchorId="5A11BBD3">
+          <v:rect id="_x0000_i1029" style="width:0;height:1.5pt" o:hralign="center" o:hrstd="t" o:hr="t" fillcolor="#a0a0a0" stroked="f"/>
         </w:pict>
-      </w:r>
-      <w:r>
-        <w:rPr>
-          <w:rtl w:val="0"/>
-        </w:rPr>
       </w:r>
     </w:p>
     <w:p>
@@ -1143,60 +1117,64 @@
         <w:pStyle w:val="Heading3"/>
         <w:keepNext w:val="0"/>
         <w:keepLines w:val="0"/>
-        <w:spacing w:after="80" w:lineRule="auto"/>
-        <w:rPr/>
-      </w:pPr>
-      <w:bookmarkStart w:colFirst="0" w:colLast="0" w:name="_za86qqfqi1og" w:id="7"/>
+      </w:pPr>
+      <w:bookmarkStart w:id="7" w:name="_za86qqfqi1og" w:colFirst="0" w:colLast="0"/>
       <w:bookmarkEnd w:id="7"/>
       <w:r>
-        <w:rPr>
-          <w:rtl w:val="0"/>
-        </w:rPr>
-        <w:t xml:space="preserve">5. Test Budget Variance</w:t>
-      </w:r>
-    </w:p>
-    <w:p>
-      <w:pPr>
-        <w:spacing w:after="240" w:before="240" w:lineRule="auto"/>
-        <w:rPr/>
-      </w:pPr>
-      <w:r>
-        <w:rPr>
-          <w:b w:val="1"/>
-          <w:shd w:fill="b7b7b7" w:val="clear"/>
-          <w:rtl w:val="0"/>
-        </w:rPr>
-        <w:t xml:space="preserve"># Source</w:t>
-      </w:r>
-      <w:r>
-        <w:rPr>
-          <w:shd w:fill="b7b7b7" w:val="clear"/>
-          <w:rtl w:val="0"/>
+        <w:t>5. Test Budget Variance</w:t>
+      </w:r>
+    </w:p>
+    <w:p>
+      <w:pPr>
+        <w:spacing w:before="240" w:after="240"/>
+      </w:pPr>
+      <w:r>
+        <w:rPr>
+          <w:b/>
+          <w:shd w:val="clear" w:color="auto" w:fill="B7B7B7"/>
+        </w:rPr>
+        <w:t># Source</w:t>
+      </w:r>
+      <w:r>
+        <w:rPr>
+          <w:shd w:val="clear" w:color="auto" w:fill="B7B7B7"/>
         </w:rPr>
         <w:t xml:space="preserve">: </w:t>
       </w:r>
       <w:r>
         <w:rPr>
-          <w:b w:val="1"/>
-          <w:shd w:fill="b7b7b7" w:val="clear"/>
-          <w:rtl w:val="0"/>
+          <w:b/>
+          <w:shd w:val="clear" w:color="auto" w:fill="B7B7B7"/>
         </w:rPr>
         <w:t xml:space="preserve">Chatgpt </w:t>
       </w:r>
       <w:r>
         <w:rPr>
-          <w:b w:val="1"/>
+          <w:b/>
           <w:sz w:val="14"/>
           <w:szCs w:val="14"/>
-          <w:shd w:fill="b7b7b7" w:val="clear"/>
-          <w:rtl w:val="0"/>
-        </w:rPr>
-        <w:t xml:space="preserve">(GPT-5-Standard) at [8/18/2025]</w:t>
-      </w:r>
-      <w:r>
-        <w:rPr>
-          <w:rtl w:val="0"/>
-        </w:rPr>
+          <w:shd w:val="clear" w:color="auto" w:fill="B7B7B7"/>
+        </w:rPr>
+        <w:t>(GPT</w:t>
+      </w:r>
+      <w:r>
+        <w:rPr>
+          <w:rFonts w:ascii="Cambria Math" w:hAnsi="Cambria Math" w:cs="Cambria Math"/>
+          <w:b/>
+          <w:sz w:val="14"/>
+          <w:szCs w:val="14"/>
+          <w:shd w:val="clear" w:color="auto" w:fill="B7B7B7"/>
+        </w:rPr>
+        <w:t>‑</w:t>
+      </w:r>
+      <w:r>
+        <w:rPr>
+          <w:b/>
+          <w:sz w:val="14"/>
+          <w:szCs w:val="14"/>
+          <w:shd w:val="clear" w:color="auto" w:fill="B7B7B7"/>
+        </w:rPr>
+        <w:t>5 Mini) at [8/18/2025]</w:t>
       </w:r>
     </w:p>
     <w:p>
@@ -1205,24 +1183,26 @@
           <w:ilvl w:val="0"/>
           <w:numId w:val="1"/>
         </w:numPr>
-        <w:spacing w:after="0" w:afterAutospacing="0" w:before="240" w:lineRule="auto"/>
-        <w:ind w:left="720" w:hanging="360"/>
-      </w:pPr>
-      <w:r>
-        <w:rPr>
-          <w:rFonts w:ascii="Roboto Mono" w:cs="Roboto Mono" w:eastAsia="Roboto Mono" w:hAnsi="Roboto Mono"/>
-          <w:b w:val="1"/>
-          <w:rtl w:val="0"/>
-        </w:rPr>
-        <w:t xml:space="preserve">What:</w:t>
-      </w:r>
-      <w:r>
-        <w:rPr>
-          <w:rFonts w:ascii="Roboto Mono" w:cs="Roboto Mono" w:eastAsia="Roboto Mono" w:hAnsi="Roboto Mono"/>
-          <w:rtl w:val="0"/>
+        <w:spacing w:before="240"/>
+      </w:pPr>
+      <w:r>
+        <w:rPr>
+          <w:rFonts w:ascii="Roboto Mono" w:eastAsia="Roboto Mono" w:hAnsi="Roboto Mono" w:cs="Roboto Mono"/>
+          <w:b/>
+        </w:rPr>
+        <w:t>What:</w:t>
+      </w:r>
+      <w:r>
+        <w:rPr>
+          <w:rFonts w:ascii="Roboto Mono" w:eastAsia="Roboto Mono" w:hAnsi="Roboto Mono" w:cs="Roboto Mono"/>
         </w:rPr>
         <w:t xml:space="preserve"> Measures how much actual testing cost deviates from the budget.</w:t>
-        <w:br w:type="textWrapping"/>
+      </w:r>
+      <w:r>
+        <w:rPr>
+          <w:rFonts w:ascii="Roboto Mono" w:eastAsia="Roboto Mono" w:hAnsi="Roboto Mono" w:cs="Roboto Mono"/>
+        </w:rPr>
+        <w:br/>
       </w:r>
     </w:p>
     <w:p>
@@ -1231,46 +1211,46 @@
           <w:ilvl w:val="0"/>
           <w:numId w:val="1"/>
         </w:numPr>
-        <w:spacing w:after="240" w:before="0" w:beforeAutospacing="0" w:lineRule="auto"/>
-        <w:ind w:left="720" w:hanging="360"/>
-      </w:pPr>
-      <w:r>
-        <w:rPr>
-          <w:rFonts w:ascii="Roboto Mono" w:cs="Roboto Mono" w:eastAsia="Roboto Mono" w:hAnsi="Roboto Mono"/>
-          <w:b w:val="1"/>
-          <w:rtl w:val="0"/>
-        </w:rPr>
-        <w:t xml:space="preserve">Formula:</w:t>
-      </w:r>
-    </w:p>
-    <w:p>
-      <w:pPr>
-        <w:spacing w:after="240" w:before="240" w:lineRule="auto"/>
-        <w:ind w:left="720" w:firstLine="0"/>
-        <w:rPr>
-          <w:rFonts w:ascii="Roboto Mono" w:cs="Roboto Mono" w:eastAsia="Roboto Mono" w:hAnsi="Roboto Mono"/>
-        </w:rPr>
-      </w:pPr>
-      <w:r>
-        <w:rPr>
-          <w:rFonts w:ascii="Roboto Mono" w:cs="Roboto Mono" w:eastAsia="Roboto Mono" w:hAnsi="Roboto Mono"/>
-          <w:b w:val="1"/>
+        <w:spacing w:after="240"/>
+      </w:pPr>
+      <w:r>
+        <w:rPr>
+          <w:rFonts w:ascii="Roboto Mono" w:eastAsia="Roboto Mono" w:hAnsi="Roboto Mono" w:cs="Roboto Mono"/>
+          <w:b/>
+        </w:rPr>
+        <w:t>Formula:</w:t>
+      </w:r>
+    </w:p>
+    <w:p>
+      <w:pPr>
+        <w:spacing w:before="240" w:after="240"/>
+        <w:ind w:left="720"/>
+        <w:rPr>
+          <w:rFonts w:ascii="Roboto Mono" w:eastAsia="Roboto Mono" w:hAnsi="Roboto Mono" w:cs="Roboto Mono"/>
+        </w:rPr>
+      </w:pPr>
+      <w:r>
+        <w:rPr>
+          <w:rFonts w:ascii="Roboto Mono" w:eastAsia="Roboto Mono" w:hAnsi="Roboto Mono" w:cs="Roboto Mono"/>
+          <w:b/>
+          <w:noProof/>
         </w:rPr>
         <w:drawing>
-          <wp:inline distB="114300" distT="114300" distL="114300" distR="114300">
+          <wp:inline distT="114300" distB="114300" distL="114300" distR="114300" wp14:anchorId="77FA7105" wp14:editId="5DCEBF61">
             <wp:extent cx="4695825" cy="552450"/>
-            <wp:effectExtent b="0" l="0" r="0" t="0"/>
+            <wp:effectExtent l="0" t="0" r="0" b="0"/>
             <wp:docPr id="7" name="image5.png"/>
-            <a:graphic>
+            <wp:cNvGraphicFramePr/>
+            <a:graphic xmlns:a="http://schemas.openxmlformats.org/drawingml/2006/main">
               <a:graphicData uri="http://schemas.openxmlformats.org/drawingml/2006/picture">
-                <pic:pic>
+                <pic:pic xmlns:pic="http://schemas.openxmlformats.org/drawingml/2006/picture">
                   <pic:nvPicPr>
                     <pic:cNvPr id="0" name="image5.png"/>
                     <pic:cNvPicPr preferRelativeResize="0"/>
                   </pic:nvPicPr>
                   <pic:blipFill>
-                    <a:blip r:embed="rId10"/>
-                    <a:srcRect b="0" l="0" r="0" t="0"/>
+                    <a:blip r:embed="rId9"/>
+                    <a:srcRect/>
                     <a:stretch>
                       <a:fillRect/>
                     </a:stretch>
@@ -1280,7 +1260,9 @@
                       <a:off x="0" y="0"/>
                       <a:ext cx="4695825" cy="552450"/>
                     </a:xfrm>
-                    <a:prstGeom prst="rect"/>
+                    <a:prstGeom prst="rect">
+                      <a:avLst/>
+                    </a:prstGeom>
                     <a:ln/>
                   </pic:spPr>
                 </pic:pic>
@@ -1291,33 +1273,23 @@
       </w:r>
       <w:r>
         <w:rPr>
-          <w:rFonts w:ascii="Roboto Mono" w:cs="Roboto Mono" w:eastAsia="Roboto Mono" w:hAnsi="Roboto Mono"/>
-          <w:b w:val="1"/>
-          <w:rtl w:val="0"/>
-        </w:rPr>
-        <w:br w:type="textWrapping"/>
-      </w:r>
-      <w:r>
-        <w:rPr>
-          <w:rFonts w:ascii="Roboto Mono" w:cs="Roboto Mono" w:eastAsia="Roboto Mono" w:hAnsi="Roboto Mono"/>
-          <w:rtl w:val="0"/>
+          <w:rFonts w:ascii="Roboto Mono" w:eastAsia="Roboto Mono" w:hAnsi="Roboto Mono" w:cs="Roboto Mono"/>
+          <w:b/>
+        </w:rPr>
+        <w:br/>
+      </w:r>
+      <w:r>
+        <w:rPr>
+          <w:rFonts w:ascii="Roboto Mono" w:eastAsia="Roboto Mono" w:hAnsi="Roboto Mono" w:cs="Roboto Mono"/>
         </w:rPr>
         <w:t xml:space="preserve"> Budget Variance=Actual Cost – Budgeted CostBudgeted Cost×100\text{Budget Variance} = \frac{\text{Actual Cost – Budgeted Cost}}{\text{Budgeted Cost}} \times 100</w:t>
       </w:r>
     </w:p>
     <w:p>
-      <w:pPr>
-        <w:rPr/>
-      </w:pPr>
-      <w:r>
-        <w:pict>
-          <v:rect style="width:0.0pt;height:1.5pt" o:hr="t" o:hrstd="t" o:hralign="center" fillcolor="#A0A0A0" stroked="f"/>
+      <w:r>
+        <w:pict w14:anchorId="755F7114">
+          <v:rect id="_x0000_i1030" style="width:0;height:1.5pt" o:hralign="center" o:hrstd="t" o:hr="t" fillcolor="#a0a0a0" stroked="f"/>
         </w:pict>
-      </w:r>
-      <w:r>
-        <w:rPr>
-          <w:rtl w:val="0"/>
-        </w:rPr>
       </w:r>
     </w:p>
     <w:p>
@@ -1325,60 +1297,64 @@
         <w:pStyle w:val="Heading3"/>
         <w:keepNext w:val="0"/>
         <w:keepLines w:val="0"/>
-        <w:spacing w:after="80" w:lineRule="auto"/>
-        <w:rPr/>
-      </w:pPr>
-      <w:bookmarkStart w:colFirst="0" w:colLast="0" w:name="_1okeeipyg62e" w:id="8"/>
+      </w:pPr>
+      <w:bookmarkStart w:id="8" w:name="_1okeeipyg62e" w:colFirst="0" w:colLast="0"/>
       <w:bookmarkEnd w:id="8"/>
       <w:r>
-        <w:rPr>
-          <w:rtl w:val="0"/>
-        </w:rPr>
-        <w:t xml:space="preserve">6. Percentage of Project Cost for Testing</w:t>
-      </w:r>
-    </w:p>
-    <w:p>
-      <w:pPr>
-        <w:spacing w:after="240" w:before="240" w:lineRule="auto"/>
-        <w:rPr/>
-      </w:pPr>
-      <w:r>
-        <w:rPr>
-          <w:b w:val="1"/>
-          <w:shd w:fill="b7b7b7" w:val="clear"/>
-          <w:rtl w:val="0"/>
-        </w:rPr>
-        <w:t xml:space="preserve"># Source</w:t>
-      </w:r>
-      <w:r>
-        <w:rPr>
-          <w:shd w:fill="b7b7b7" w:val="clear"/>
-          <w:rtl w:val="0"/>
+        <w:t>6. Percentage of Project Cost for Testing</w:t>
+      </w:r>
+    </w:p>
+    <w:p>
+      <w:pPr>
+        <w:spacing w:before="240" w:after="240"/>
+      </w:pPr>
+      <w:r>
+        <w:rPr>
+          <w:b/>
+          <w:shd w:val="clear" w:color="auto" w:fill="B7B7B7"/>
+        </w:rPr>
+        <w:t># Source</w:t>
+      </w:r>
+      <w:r>
+        <w:rPr>
+          <w:shd w:val="clear" w:color="auto" w:fill="B7B7B7"/>
         </w:rPr>
         <w:t xml:space="preserve">: </w:t>
       </w:r>
       <w:r>
         <w:rPr>
-          <w:b w:val="1"/>
-          <w:shd w:fill="b7b7b7" w:val="clear"/>
-          <w:rtl w:val="0"/>
+          <w:b/>
+          <w:shd w:val="clear" w:color="auto" w:fill="B7B7B7"/>
         </w:rPr>
         <w:t xml:space="preserve">Chatgpt </w:t>
       </w:r>
       <w:r>
         <w:rPr>
-          <w:b w:val="1"/>
+          <w:b/>
           <w:sz w:val="14"/>
           <w:szCs w:val="14"/>
-          <w:shd w:fill="b7b7b7" w:val="clear"/>
-          <w:rtl w:val="0"/>
-        </w:rPr>
-        <w:t xml:space="preserve">(GPT-5-Standard) at [8/18/2025]</w:t>
-      </w:r>
-      <w:r>
-        <w:rPr>
-          <w:rtl w:val="0"/>
-        </w:rPr>
+          <w:shd w:val="clear" w:color="auto" w:fill="B7B7B7"/>
+        </w:rPr>
+        <w:t>(GPT</w:t>
+      </w:r>
+      <w:r>
+        <w:rPr>
+          <w:rFonts w:ascii="Cambria Math" w:hAnsi="Cambria Math" w:cs="Cambria Math"/>
+          <w:b/>
+          <w:sz w:val="14"/>
+          <w:szCs w:val="14"/>
+          <w:shd w:val="clear" w:color="auto" w:fill="B7B7B7"/>
+        </w:rPr>
+        <w:t>‑</w:t>
+      </w:r>
+      <w:r>
+        <w:rPr>
+          <w:b/>
+          <w:sz w:val="14"/>
+          <w:szCs w:val="14"/>
+          <w:shd w:val="clear" w:color="auto" w:fill="B7B7B7"/>
+        </w:rPr>
+        <w:t>5 Mini) at [8/18/2025]</w:t>
       </w:r>
     </w:p>
     <w:p>
@@ -1387,24 +1363,27 @@
           <w:ilvl w:val="0"/>
           <w:numId w:val="5"/>
         </w:numPr>
-        <w:spacing w:after="0" w:afterAutospacing="0" w:before="240" w:lineRule="auto"/>
-        <w:ind w:left="720" w:hanging="360"/>
-      </w:pPr>
-      <w:r>
-        <w:rPr>
-          <w:rFonts w:ascii="Roboto Mono" w:cs="Roboto Mono" w:eastAsia="Roboto Mono" w:hAnsi="Roboto Mono"/>
-          <w:b w:val="1"/>
-          <w:rtl w:val="0"/>
-        </w:rPr>
-        <w:t xml:space="preserve">What:</w:t>
-      </w:r>
-      <w:r>
-        <w:rPr>
-          <w:rFonts w:ascii="Roboto Mono" w:cs="Roboto Mono" w:eastAsia="Roboto Mono" w:hAnsi="Roboto Mono"/>
-          <w:rtl w:val="0"/>
+        <w:spacing w:before="240"/>
+      </w:pPr>
+      <w:r>
+        <w:rPr>
+          <w:rFonts w:ascii="Roboto Mono" w:eastAsia="Roboto Mono" w:hAnsi="Roboto Mono" w:cs="Roboto Mono"/>
+          <w:b/>
+        </w:rPr>
+        <w:lastRenderedPageBreak/>
+        <w:t>What:</w:t>
+      </w:r>
+      <w:r>
+        <w:rPr>
+          <w:rFonts w:ascii="Roboto Mono" w:eastAsia="Roboto Mono" w:hAnsi="Roboto Mono" w:cs="Roboto Mono"/>
         </w:rPr>
         <w:t xml:space="preserve"> Portion of the overall software project cost spent on testing.</w:t>
-        <w:br w:type="textWrapping"/>
+      </w:r>
+      <w:r>
+        <w:rPr>
+          <w:rFonts w:ascii="Roboto Mono" w:eastAsia="Roboto Mono" w:hAnsi="Roboto Mono" w:cs="Roboto Mono"/>
+        </w:rPr>
+        <w:br/>
       </w:r>
     </w:p>
     <w:p>
@@ -1413,46 +1392,46 @@
           <w:ilvl w:val="0"/>
           <w:numId w:val="5"/>
         </w:numPr>
-        <w:spacing w:after="240" w:before="0" w:beforeAutospacing="0" w:lineRule="auto"/>
-        <w:ind w:left="720" w:hanging="360"/>
-      </w:pPr>
-      <w:r>
-        <w:rPr>
-          <w:rFonts w:ascii="Roboto Mono" w:cs="Roboto Mono" w:eastAsia="Roboto Mono" w:hAnsi="Roboto Mono"/>
-          <w:b w:val="1"/>
-          <w:rtl w:val="0"/>
-        </w:rPr>
-        <w:t xml:space="preserve">Formula:</w:t>
-      </w:r>
-    </w:p>
-    <w:p>
-      <w:pPr>
-        <w:spacing w:after="240" w:before="240" w:lineRule="auto"/>
-        <w:ind w:left="720" w:firstLine="0"/>
-        <w:rPr>
-          <w:rFonts w:ascii="Roboto Mono" w:cs="Roboto Mono" w:eastAsia="Roboto Mono" w:hAnsi="Roboto Mono"/>
-        </w:rPr>
-      </w:pPr>
-      <w:r>
-        <w:rPr>
-          <w:rFonts w:ascii="Roboto Mono" w:cs="Roboto Mono" w:eastAsia="Roboto Mono" w:hAnsi="Roboto Mono"/>
-          <w:b w:val="1"/>
+        <w:spacing w:after="240"/>
+      </w:pPr>
+      <w:r>
+        <w:rPr>
+          <w:rFonts w:ascii="Roboto Mono" w:eastAsia="Roboto Mono" w:hAnsi="Roboto Mono" w:cs="Roboto Mono"/>
+          <w:b/>
+        </w:rPr>
+        <w:t>Formula:</w:t>
+      </w:r>
+    </w:p>
+    <w:p>
+      <w:pPr>
+        <w:spacing w:before="240" w:after="240"/>
+        <w:ind w:left="720"/>
+        <w:rPr>
+          <w:rFonts w:ascii="Roboto Mono" w:eastAsia="Roboto Mono" w:hAnsi="Roboto Mono" w:cs="Roboto Mono"/>
+        </w:rPr>
+      </w:pPr>
+      <w:r>
+        <w:rPr>
+          <w:rFonts w:ascii="Roboto Mono" w:eastAsia="Roboto Mono" w:hAnsi="Roboto Mono" w:cs="Roboto Mono"/>
+          <w:b/>
+          <w:noProof/>
         </w:rPr>
         <w:drawing>
-          <wp:inline distB="114300" distT="114300" distL="114300" distR="114300">
+          <wp:inline distT="114300" distB="114300" distL="114300" distR="114300" wp14:anchorId="5F90E219" wp14:editId="543ECE92">
             <wp:extent cx="3705225" cy="485775"/>
-            <wp:effectExtent b="0" l="0" r="0" t="0"/>
+            <wp:effectExtent l="0" t="0" r="0" b="0"/>
             <wp:docPr id="6" name="image6.png"/>
-            <a:graphic>
+            <wp:cNvGraphicFramePr/>
+            <a:graphic xmlns:a="http://schemas.openxmlformats.org/drawingml/2006/main">
               <a:graphicData uri="http://schemas.openxmlformats.org/drawingml/2006/picture">
-                <pic:pic>
+                <pic:pic xmlns:pic="http://schemas.openxmlformats.org/drawingml/2006/picture">
                   <pic:nvPicPr>
                     <pic:cNvPr id="0" name="image6.png"/>
                     <pic:cNvPicPr preferRelativeResize="0"/>
                   </pic:nvPicPr>
                   <pic:blipFill>
-                    <a:blip r:embed="rId11"/>
-                    <a:srcRect b="0" l="0" r="0" t="0"/>
+                    <a:blip r:embed="rId10"/>
+                    <a:srcRect/>
                     <a:stretch>
                       <a:fillRect/>
                     </a:stretch>
@@ -1462,7 +1441,9 @@
                       <a:off x="0" y="0"/>
                       <a:ext cx="3705225" cy="485775"/>
                     </a:xfrm>
-                    <a:prstGeom prst="rect"/>
+                    <a:prstGeom prst="rect">
+                      <a:avLst/>
+                    </a:prstGeom>
                     <a:ln/>
                   </pic:spPr>
                 </pic:pic>
@@ -1473,16 +1454,14 @@
       </w:r>
       <w:r>
         <w:rPr>
-          <w:rFonts w:ascii="Roboto Mono" w:cs="Roboto Mono" w:eastAsia="Roboto Mono" w:hAnsi="Roboto Mono"/>
-          <w:b w:val="1"/>
-          <w:rtl w:val="0"/>
-        </w:rPr>
-        <w:br w:type="textWrapping"/>
-      </w:r>
-      <w:r>
-        <w:rPr>
-          <w:rFonts w:ascii="Roboto Mono" w:cs="Roboto Mono" w:eastAsia="Roboto Mono" w:hAnsi="Roboto Mono"/>
-          <w:rtl w:val="0"/>
+          <w:rFonts w:ascii="Roboto Mono" w:eastAsia="Roboto Mono" w:hAnsi="Roboto Mono" w:cs="Roboto Mono"/>
+          <w:b/>
+        </w:rPr>
+        <w:br/>
+      </w:r>
+      <w:r>
+        <w:rPr>
+          <w:rFonts w:ascii="Roboto Mono" w:eastAsia="Roboto Mono" w:hAnsi="Roboto Mono" w:cs="Roboto Mono"/>
         </w:rPr>
         <w:t xml:space="preserve"> Testing Cost %=Testing CostTotal Project Cost×100\text{Testing Cost \%} = \frac{\text{Testing Cost}}{\text{Total Project Cost}} \times 100</w:t>
       </w:r>
@@ -1493,54 +1472,46 @@
           <w:ilvl w:val="0"/>
           <w:numId w:val="5"/>
         </w:numPr>
-        <w:spacing w:after="240" w:before="240" w:lineRule="auto"/>
-        <w:ind w:left="720" w:hanging="360"/>
-      </w:pPr>
-      <w:r>
-        <w:rPr>
-          <w:rFonts w:ascii="Roboto Mono" w:cs="Roboto Mono" w:eastAsia="Roboto Mono" w:hAnsi="Roboto Mono"/>
-          <w:b w:val="1"/>
-          <w:rtl w:val="0"/>
-        </w:rPr>
-        <w:t xml:space="preserve">Example:</w:t>
-      </w:r>
-      <w:r>
-        <w:rPr>
-          <w:rFonts w:ascii="Nova Mono" w:cs="Nova Mono" w:eastAsia="Nova Mono" w:hAnsi="Nova Mono"/>
-          <w:rtl w:val="0"/>
+        <w:spacing w:before="240" w:after="240"/>
+      </w:pPr>
+      <w:r>
+        <w:rPr>
+          <w:rFonts w:ascii="Roboto Mono" w:eastAsia="Roboto Mono" w:hAnsi="Roboto Mono" w:cs="Roboto Mono"/>
+          <w:b/>
+        </w:rPr>
+        <w:t>Example:</w:t>
+      </w:r>
+      <w:r>
+        <w:rPr>
+          <w:rFonts w:ascii="Nova Mono" w:eastAsia="Nova Mono" w:hAnsi="Nova Mono" w:cs="Nova Mono"/>
         </w:rPr>
         <w:t xml:space="preserve"> Testing = $50,000, Project = $500,000 → </w:t>
       </w:r>
       <w:r>
         <w:rPr>
-          <w:rFonts w:ascii="Roboto Mono" w:cs="Roboto Mono" w:eastAsia="Roboto Mono" w:hAnsi="Roboto Mono"/>
-          <w:b w:val="1"/>
-          <w:rtl w:val="0"/>
-        </w:rPr>
-        <w:t xml:space="preserve">10% testing cost</w:t>
-      </w:r>
-      <w:r>
-        <w:rPr>
-          <w:rFonts w:ascii="Roboto Mono" w:cs="Roboto Mono" w:eastAsia="Roboto Mono" w:hAnsi="Roboto Mono"/>
-          <w:rtl w:val="0"/>
-        </w:rPr>
-        <w:t xml:space="preserve">.</w:t>
-        <w:br w:type="textWrapping"/>
-      </w:r>
-    </w:p>
-    <w:p>
-      <w:pPr>
-        <w:rPr/>
-      </w:pPr>
-      <w:r>
-        <w:pict>
-          <v:rect style="width:0.0pt;height:1.5pt" o:hr="t" o:hrstd="t" o:hralign="center" fillcolor="#A0A0A0" stroked="f"/>
+          <w:rFonts w:ascii="Roboto Mono" w:eastAsia="Roboto Mono" w:hAnsi="Roboto Mono" w:cs="Roboto Mono"/>
+          <w:b/>
+        </w:rPr>
+        <w:t>10% testing cost</w:t>
+      </w:r>
+      <w:r>
+        <w:rPr>
+          <w:rFonts w:ascii="Roboto Mono" w:eastAsia="Roboto Mono" w:hAnsi="Roboto Mono" w:cs="Roboto Mono"/>
+        </w:rPr>
+        <w:t>.</w:t>
+      </w:r>
+      <w:r>
+        <w:rPr>
+          <w:rFonts w:ascii="Roboto Mono" w:eastAsia="Roboto Mono" w:hAnsi="Roboto Mono" w:cs="Roboto Mono"/>
+        </w:rPr>
+        <w:br/>
+      </w:r>
+    </w:p>
+    <w:p>
+      <w:r>
+        <w:pict w14:anchorId="69820DE4">
+          <v:rect id="_x0000_i1031" style="width:0;height:1.5pt" o:hralign="center" o:hrstd="t" o:hr="t" fillcolor="#a0a0a0" stroked="f"/>
         </w:pict>
-      </w:r>
-      <w:r>
-        <w:rPr>
-          <w:rtl w:val="0"/>
-        </w:rPr>
       </w:r>
     </w:p>
     <w:p>
@@ -1548,60 +1519,64 @@
         <w:pStyle w:val="Heading3"/>
         <w:keepNext w:val="0"/>
         <w:keepLines w:val="0"/>
-        <w:spacing w:after="80" w:lineRule="auto"/>
-        <w:rPr/>
-      </w:pPr>
-      <w:bookmarkStart w:colFirst="0" w:colLast="0" w:name="_j6xy5wl3wmu" w:id="9"/>
+      </w:pPr>
+      <w:bookmarkStart w:id="9" w:name="_j6xy5wl3wmu" w:colFirst="0" w:colLast="0"/>
       <w:bookmarkEnd w:id="9"/>
       <w:r>
-        <w:rPr>
-          <w:rtl w:val="0"/>
-        </w:rPr>
-        <w:t xml:space="preserve">7. Effort Distribution</w:t>
-      </w:r>
-    </w:p>
-    <w:p>
-      <w:pPr>
-        <w:spacing w:after="240" w:before="240" w:lineRule="auto"/>
-        <w:rPr/>
-      </w:pPr>
-      <w:r>
-        <w:rPr>
-          <w:b w:val="1"/>
-          <w:shd w:fill="b7b7b7" w:val="clear"/>
-          <w:rtl w:val="0"/>
-        </w:rPr>
-        <w:t xml:space="preserve"># Source</w:t>
-      </w:r>
-      <w:r>
-        <w:rPr>
-          <w:shd w:fill="b7b7b7" w:val="clear"/>
-          <w:rtl w:val="0"/>
+        <w:t>7. Effort Distribution</w:t>
+      </w:r>
+    </w:p>
+    <w:p>
+      <w:pPr>
+        <w:spacing w:before="240" w:after="240"/>
+      </w:pPr>
+      <w:r>
+        <w:rPr>
+          <w:b/>
+          <w:shd w:val="clear" w:color="auto" w:fill="B7B7B7"/>
+        </w:rPr>
+        <w:t># Source</w:t>
+      </w:r>
+      <w:r>
+        <w:rPr>
+          <w:shd w:val="clear" w:color="auto" w:fill="B7B7B7"/>
         </w:rPr>
         <w:t xml:space="preserve">: </w:t>
       </w:r>
       <w:r>
         <w:rPr>
-          <w:b w:val="1"/>
-          <w:shd w:fill="b7b7b7" w:val="clear"/>
-          <w:rtl w:val="0"/>
+          <w:b/>
+          <w:shd w:val="clear" w:color="auto" w:fill="B7B7B7"/>
         </w:rPr>
         <w:t xml:space="preserve">Chatgpt </w:t>
       </w:r>
       <w:r>
         <w:rPr>
-          <w:b w:val="1"/>
+          <w:b/>
           <w:sz w:val="14"/>
           <w:szCs w:val="14"/>
-          <w:shd w:fill="b7b7b7" w:val="clear"/>
-          <w:rtl w:val="0"/>
-        </w:rPr>
-        <w:t xml:space="preserve">(GPT-5-Standard) at [8/18/2025]</w:t>
-      </w:r>
-      <w:r>
-        <w:rPr>
-          <w:rtl w:val="0"/>
-        </w:rPr>
+          <w:shd w:val="clear" w:color="auto" w:fill="B7B7B7"/>
+        </w:rPr>
+        <w:t>(GPT</w:t>
+      </w:r>
+      <w:r>
+        <w:rPr>
+          <w:rFonts w:ascii="Cambria Math" w:hAnsi="Cambria Math" w:cs="Cambria Math"/>
+          <w:b/>
+          <w:sz w:val="14"/>
+          <w:szCs w:val="14"/>
+          <w:shd w:val="clear" w:color="auto" w:fill="B7B7B7"/>
+        </w:rPr>
+        <w:t>‑</w:t>
+      </w:r>
+      <w:r>
+        <w:rPr>
+          <w:b/>
+          <w:sz w:val="14"/>
+          <w:szCs w:val="14"/>
+          <w:shd w:val="clear" w:color="auto" w:fill="B7B7B7"/>
+        </w:rPr>
+        <w:t>5 Mini) at [8/18/2025]</w:t>
       </w:r>
     </w:p>
     <w:p>
@@ -1610,24 +1585,26 @@
           <w:ilvl w:val="0"/>
           <w:numId w:val="3"/>
         </w:numPr>
-        <w:spacing w:after="0" w:afterAutospacing="0" w:before="240" w:lineRule="auto"/>
-        <w:ind w:left="720" w:hanging="360"/>
-      </w:pPr>
-      <w:r>
-        <w:rPr>
-          <w:rFonts w:ascii="Roboto Mono" w:cs="Roboto Mono" w:eastAsia="Roboto Mono" w:hAnsi="Roboto Mono"/>
-          <w:b w:val="1"/>
-          <w:rtl w:val="0"/>
-        </w:rPr>
-        <w:t xml:space="preserve">What:</w:t>
-      </w:r>
-      <w:r>
-        <w:rPr>
-          <w:rFonts w:ascii="Roboto Mono" w:cs="Roboto Mono" w:eastAsia="Roboto Mono" w:hAnsi="Roboto Mono"/>
-          <w:rtl w:val="0"/>
+        <w:spacing w:before="240"/>
+      </w:pPr>
+      <w:r>
+        <w:rPr>
+          <w:rFonts w:ascii="Roboto Mono" w:eastAsia="Roboto Mono" w:hAnsi="Roboto Mono" w:cs="Roboto Mono"/>
+          <w:b/>
+        </w:rPr>
+        <w:t>What:</w:t>
+      </w:r>
+      <w:r>
+        <w:rPr>
+          <w:rFonts w:ascii="Roboto Mono" w:eastAsia="Roboto Mono" w:hAnsi="Roboto Mono" w:cs="Roboto Mono"/>
         </w:rPr>
         <w:t xml:space="preserve"> How testing effort is distributed across phases.</w:t>
-        <w:br w:type="textWrapping"/>
+      </w:r>
+      <w:r>
+        <w:rPr>
+          <w:rFonts w:ascii="Roboto Mono" w:eastAsia="Roboto Mono" w:hAnsi="Roboto Mono" w:cs="Roboto Mono"/>
+        </w:rPr>
+        <w:br/>
       </w:r>
     </w:p>
     <w:p>
@@ -1636,20 +1613,23 @@
           <w:ilvl w:val="0"/>
           <w:numId w:val="3"/>
         </w:numPr>
-        <w:spacing w:after="0" w:afterAutospacing="0" w:before="0" w:beforeAutospacing="0" w:lineRule="auto"/>
-        <w:ind w:left="720" w:hanging="360"/>
-        <w:rPr>
-          <w:rFonts w:ascii="Roboto Mono" w:cs="Roboto Mono" w:eastAsia="Roboto Mono" w:hAnsi="Roboto Mono"/>
-        </w:rPr>
-      </w:pPr>
-      <w:r>
-        <w:rPr>
-          <w:rFonts w:ascii="Roboto Mono" w:cs="Roboto Mono" w:eastAsia="Roboto Mono" w:hAnsi="Roboto Mono"/>
-          <w:b w:val="1"/>
-          <w:rtl w:val="0"/>
-        </w:rPr>
-        <w:t xml:space="preserve">Example:</w:t>
-        <w:br w:type="textWrapping"/>
+        <w:rPr>
+          <w:rFonts w:ascii="Roboto Mono" w:eastAsia="Roboto Mono" w:hAnsi="Roboto Mono" w:cs="Roboto Mono"/>
+        </w:rPr>
+      </w:pPr>
+      <w:r>
+        <w:rPr>
+          <w:rFonts w:ascii="Roboto Mono" w:eastAsia="Roboto Mono" w:hAnsi="Roboto Mono" w:cs="Roboto Mono"/>
+          <w:b/>
+        </w:rPr>
+        <w:t>Example:</w:t>
+      </w:r>
+      <w:r>
+        <w:rPr>
+          <w:rFonts w:ascii="Roboto Mono" w:eastAsia="Roboto Mono" w:hAnsi="Roboto Mono" w:cs="Roboto Mono"/>
+          <w:b/>
+        </w:rPr>
+        <w:br/>
       </w:r>
     </w:p>
     <w:p>
@@ -1658,19 +1638,21 @@
           <w:ilvl w:val="1"/>
           <w:numId w:val="3"/>
         </w:numPr>
-        <w:spacing w:after="0" w:afterAutospacing="0" w:before="0" w:beforeAutospacing="0" w:lineRule="auto"/>
-        <w:ind w:left="1440" w:hanging="360"/>
-        <w:rPr>
-          <w:rFonts w:ascii="Roboto Mono" w:cs="Roboto Mono" w:eastAsia="Roboto Mono" w:hAnsi="Roboto Mono"/>
-        </w:rPr>
-      </w:pPr>
-      <w:r>
-        <w:rPr>
-          <w:rFonts w:ascii="Nova Mono" w:cs="Nova Mono" w:eastAsia="Nova Mono" w:hAnsi="Nova Mono"/>
-          <w:rtl w:val="0"/>
-        </w:rPr>
-        <w:t xml:space="preserve">Test Planning → 15%</w:t>
-        <w:br w:type="textWrapping"/>
+        <w:rPr>
+          <w:rFonts w:ascii="Roboto Mono" w:eastAsia="Roboto Mono" w:hAnsi="Roboto Mono" w:cs="Roboto Mono"/>
+        </w:rPr>
+      </w:pPr>
+      <w:r>
+        <w:rPr>
+          <w:rFonts w:ascii="Nova Mono" w:eastAsia="Nova Mono" w:hAnsi="Nova Mono" w:cs="Nova Mono"/>
+        </w:rPr>
+        <w:t>Test Planning → 15%</w:t>
+      </w:r>
+      <w:r>
+        <w:rPr>
+          <w:rFonts w:ascii="Nova Mono" w:eastAsia="Nova Mono" w:hAnsi="Nova Mono" w:cs="Nova Mono"/>
+        </w:rPr>
+        <w:br/>
       </w:r>
     </w:p>
     <w:p>
@@ -1679,19 +1661,21 @@
           <w:ilvl w:val="1"/>
           <w:numId w:val="3"/>
         </w:numPr>
-        <w:spacing w:after="0" w:afterAutospacing="0" w:before="0" w:beforeAutospacing="0" w:lineRule="auto"/>
-        <w:ind w:left="1440" w:hanging="360"/>
-        <w:rPr>
-          <w:rFonts w:ascii="Roboto Mono" w:cs="Roboto Mono" w:eastAsia="Roboto Mono" w:hAnsi="Roboto Mono"/>
-        </w:rPr>
-      </w:pPr>
-      <w:r>
-        <w:rPr>
-          <w:rFonts w:ascii="Nova Mono" w:cs="Nova Mono" w:eastAsia="Nova Mono" w:hAnsi="Nova Mono"/>
-          <w:rtl w:val="0"/>
-        </w:rPr>
-        <w:t xml:space="preserve">Test Design → 25%</w:t>
-        <w:br w:type="textWrapping"/>
+        <w:rPr>
+          <w:rFonts w:ascii="Roboto Mono" w:eastAsia="Roboto Mono" w:hAnsi="Roboto Mono" w:cs="Roboto Mono"/>
+        </w:rPr>
+      </w:pPr>
+      <w:r>
+        <w:rPr>
+          <w:rFonts w:ascii="Nova Mono" w:eastAsia="Nova Mono" w:hAnsi="Nova Mono" w:cs="Nova Mono"/>
+        </w:rPr>
+        <w:t>Test Design → 25%</w:t>
+      </w:r>
+      <w:r>
+        <w:rPr>
+          <w:rFonts w:ascii="Nova Mono" w:eastAsia="Nova Mono" w:hAnsi="Nova Mono" w:cs="Nova Mono"/>
+        </w:rPr>
+        <w:br/>
       </w:r>
     </w:p>
     <w:p>
@@ -1700,19 +1684,21 @@
           <w:ilvl w:val="1"/>
           <w:numId w:val="3"/>
         </w:numPr>
-        <w:spacing w:after="0" w:afterAutospacing="0" w:before="0" w:beforeAutospacing="0" w:lineRule="auto"/>
-        <w:ind w:left="1440" w:hanging="360"/>
-        <w:rPr>
-          <w:rFonts w:ascii="Roboto Mono" w:cs="Roboto Mono" w:eastAsia="Roboto Mono" w:hAnsi="Roboto Mono"/>
-        </w:rPr>
-      </w:pPr>
-      <w:r>
-        <w:rPr>
-          <w:rFonts w:ascii="Nova Mono" w:cs="Nova Mono" w:eastAsia="Nova Mono" w:hAnsi="Nova Mono"/>
-          <w:rtl w:val="0"/>
-        </w:rPr>
-        <w:t xml:space="preserve">Test Execution → 40%</w:t>
-        <w:br w:type="textWrapping"/>
+        <w:rPr>
+          <w:rFonts w:ascii="Roboto Mono" w:eastAsia="Roboto Mono" w:hAnsi="Roboto Mono" w:cs="Roboto Mono"/>
+        </w:rPr>
+      </w:pPr>
+      <w:r>
+        <w:rPr>
+          <w:rFonts w:ascii="Nova Mono" w:eastAsia="Nova Mono" w:hAnsi="Nova Mono" w:cs="Nova Mono"/>
+        </w:rPr>
+        <w:t>Test Execution → 40%</w:t>
+      </w:r>
+      <w:r>
+        <w:rPr>
+          <w:rFonts w:ascii="Nova Mono" w:eastAsia="Nova Mono" w:hAnsi="Nova Mono" w:cs="Nova Mono"/>
+        </w:rPr>
+        <w:br/>
       </w:r>
     </w:p>
     <w:p>
@@ -1721,36 +1707,23 @@
           <w:ilvl w:val="1"/>
           <w:numId w:val="3"/>
         </w:numPr>
-        <w:spacing w:after="240" w:before="0" w:beforeAutospacing="0" w:lineRule="auto"/>
-        <w:ind w:left="1440" w:hanging="360"/>
-      </w:pPr>
-      <w:r>
-        <w:rPr>
-          <w:rFonts w:ascii="Nova Mono" w:cs="Nova Mono" w:eastAsia="Nova Mono" w:hAnsi="Nova Mono"/>
-          <w:rtl w:val="0"/>
-        </w:rPr>
-        <w:t xml:space="preserve">Defect Management → 20%</w:t>
-      </w:r>
-      <w:r>
-        <w:rPr>
-          <w:rtl w:val="0"/>
-        </w:rPr>
-        <w:br w:type="textWrapping"/>
-      </w:r>
-    </w:p>
-    <w:p>
-      <w:pPr>
-        <w:rPr/>
-      </w:pPr>
-      <w:r>
-        <w:pict>
-          <v:rect style="width:0.0pt;height:1.5pt" o:hr="t" o:hrstd="t" o:hralign="center" fillcolor="#A0A0A0" stroked="f"/>
+        <w:spacing w:after="240"/>
+      </w:pPr>
+      <w:r>
+        <w:rPr>
+          <w:rFonts w:ascii="Nova Mono" w:eastAsia="Nova Mono" w:hAnsi="Nova Mono" w:cs="Nova Mono"/>
+        </w:rPr>
+        <w:t>Defect Management → 20%</w:t>
+      </w:r>
+      <w:r>
+        <w:br/>
+      </w:r>
+    </w:p>
+    <w:p>
+      <w:r>
+        <w:pict w14:anchorId="3D5BC6F5">
+          <v:rect id="_x0000_i1032" style="width:0;height:1.5pt" o:hralign="center" o:hrstd="t" o:hr="t" fillcolor="#a0a0a0" stroked="f"/>
         </w:pict>
-      </w:r>
-      <w:r>
-        <w:rPr>
-          <w:rtl w:val="0"/>
-        </w:rPr>
       </w:r>
     </w:p>
     <w:p>
@@ -1758,83 +1731,95 @@
         <w:pStyle w:val="Heading2"/>
         <w:keepNext w:val="0"/>
         <w:keepLines w:val="0"/>
-        <w:spacing w:before="480" w:lineRule="auto"/>
-        <w:rPr/>
-      </w:pPr>
-      <w:bookmarkStart w:colFirst="0" w:colLast="0" w:name="_qtvsolk7zf9q" w:id="10"/>
+        <w:spacing w:before="480"/>
+      </w:pPr>
+      <w:bookmarkStart w:id="10" w:name="_qtvsolk7zf9q" w:colFirst="0" w:colLast="0"/>
       <w:bookmarkEnd w:id="10"/>
       <w:r>
-        <w:rPr>
-          <w:rtl w:val="0"/>
-        </w:rPr>
-        <w:t xml:space="preserve">📌 Why Effort &amp; Cost Metrics Are Important</w:t>
-      </w:r>
-    </w:p>
-    <w:p>
-      <w:pPr>
-        <w:spacing w:after="240" w:before="240" w:lineRule="auto"/>
-        <w:rPr>
-          <w:b w:val="1"/>
+        <w:t>📌 Why Effort &amp; Cost Metrics Are Important</w:t>
+      </w:r>
+    </w:p>
+    <w:p>
+      <w:pPr>
+        <w:spacing w:before="240" w:after="240"/>
+        <w:rPr>
+          <w:b/>
           <w:sz w:val="14"/>
           <w:szCs w:val="14"/>
-          <w:shd w:fill="b7b7b7" w:val="clear"/>
-        </w:rPr>
-      </w:pPr>
-      <w:r>
-        <w:rPr>
-          <w:b w:val="1"/>
-          <w:shd w:fill="b7b7b7" w:val="clear"/>
-          <w:rtl w:val="0"/>
-        </w:rPr>
-        <w:t xml:space="preserve"># Source</w:t>
-      </w:r>
-      <w:r>
-        <w:rPr>
-          <w:shd w:fill="b7b7b7" w:val="clear"/>
-          <w:rtl w:val="0"/>
+          <w:shd w:val="clear" w:color="auto" w:fill="B7B7B7"/>
+        </w:rPr>
+      </w:pPr>
+      <w:r>
+        <w:rPr>
+          <w:b/>
+          <w:shd w:val="clear" w:color="auto" w:fill="B7B7B7"/>
+        </w:rPr>
+        <w:t># Source</w:t>
+      </w:r>
+      <w:r>
+        <w:rPr>
+          <w:shd w:val="clear" w:color="auto" w:fill="B7B7B7"/>
         </w:rPr>
         <w:t xml:space="preserve">: </w:t>
       </w:r>
       <w:r>
         <w:rPr>
-          <w:b w:val="1"/>
-          <w:shd w:fill="b7b7b7" w:val="clear"/>
-          <w:rtl w:val="0"/>
+          <w:b/>
+          <w:shd w:val="clear" w:color="auto" w:fill="B7B7B7"/>
         </w:rPr>
         <w:t xml:space="preserve">Chatgpt </w:t>
       </w:r>
       <w:r>
         <w:rPr>
-          <w:b w:val="1"/>
+          <w:b/>
           <w:sz w:val="14"/>
           <w:szCs w:val="14"/>
-          <w:shd w:fill="b7b7b7" w:val="clear"/>
-          <w:rtl w:val="0"/>
-        </w:rPr>
-        <w:t xml:space="preserve">(GPT-5-Standard) at [8/18/2025]</w:t>
-      </w:r>
-    </w:p>
-    <w:p>
-      <w:pPr>
-        <w:rPr/>
-      </w:pPr>
-      <w:r>
-        <w:rPr/>
+          <w:shd w:val="clear" w:color="auto" w:fill="B7B7B7"/>
+        </w:rPr>
+        <w:t>(GPT</w:t>
+      </w:r>
+      <w:r>
+        <w:rPr>
+          <w:rFonts w:ascii="Cambria Math" w:hAnsi="Cambria Math" w:cs="Cambria Math"/>
+          <w:b/>
+          <w:sz w:val="14"/>
+          <w:szCs w:val="14"/>
+          <w:shd w:val="clear" w:color="auto" w:fill="B7B7B7"/>
+        </w:rPr>
+        <w:t>‑</w:t>
+      </w:r>
+      <w:r>
+        <w:rPr>
+          <w:b/>
+          <w:sz w:val="14"/>
+          <w:szCs w:val="14"/>
+          <w:shd w:val="clear" w:color="auto" w:fill="B7B7B7"/>
+        </w:rPr>
+        <w:t>5 Mini) at [8/18/2025]</w:t>
+      </w:r>
+    </w:p>
+    <w:p>
+      <w:r>
+        <w:rPr>
+          <w:noProof/>
+        </w:rPr>
+        <w:lastRenderedPageBreak/>
         <w:drawing>
-          <wp:inline distB="114300" distT="114300" distL="114300" distR="114300">
+          <wp:inline distT="114300" distB="114300" distL="114300" distR="114300" wp14:anchorId="088789B0" wp14:editId="52B9E5D3">
             <wp:extent cx="5943600" cy="2235200"/>
-            <wp:effectExtent b="0" l="0" r="0" t="0"/>
+            <wp:effectExtent l="0" t="0" r="0" b="0"/>
             <wp:docPr id="3" name="image8.png"/>
-            <a:graphic>
+            <wp:cNvGraphicFramePr/>
+            <a:graphic xmlns:a="http://schemas.openxmlformats.org/drawingml/2006/main">
               <a:graphicData uri="http://schemas.openxmlformats.org/drawingml/2006/picture">
-                <pic:pic>
+                <pic:pic xmlns:pic="http://schemas.openxmlformats.org/drawingml/2006/picture">
                   <pic:nvPicPr>
                     <pic:cNvPr id="0" name="image8.png"/>
                     <pic:cNvPicPr preferRelativeResize="0"/>
                   </pic:nvPicPr>
                   <pic:blipFill>
-                    <a:blip r:embed="rId12"/>
-                    <a:srcRect b="0" l="0" r="0" t="0"/>
+                    <a:blip r:embed="rId11"/>
+                    <a:srcRect/>
                     <a:stretch>
                       <a:fillRect/>
                     </a:stretch>
@@ -1844,7 +1829,9 @@
                       <a:off x="0" y="0"/>
                       <a:ext cx="5943600" cy="2235200"/>
                     </a:xfrm>
-                    <a:prstGeom prst="rect"/>
+                    <a:prstGeom prst="rect">
+                      <a:avLst/>
+                    </a:prstGeom>
                     <a:ln/>
                   </pic:spPr>
                 </pic:pic>
@@ -1853,123 +1840,119 @@
           </wp:inline>
         </w:drawing>
       </w:r>
-      <w:r>
-        <w:rPr>
-          <w:rtl w:val="0"/>
-        </w:rPr>
-      </w:r>
-    </w:p>
-    <w:p>
-      <w:pPr>
-        <w:spacing w:after="240" w:before="240" w:lineRule="auto"/>
-        <w:rPr>
-          <w:rFonts w:ascii="Roboto Mono" w:cs="Roboto Mono" w:eastAsia="Roboto Mono" w:hAnsi="Roboto Mono"/>
-        </w:rPr>
-      </w:pPr>
-      <w:r>
-        <w:rPr>
-          <w:rFonts w:ascii="Arial Unicode MS" w:cs="Arial Unicode MS" w:eastAsia="Arial Unicode MS" w:hAnsi="Arial Unicode MS"/>
-          <w:rtl w:val="0"/>
+    </w:p>
+    <w:p>
+      <w:pPr>
+        <w:spacing w:before="240" w:after="240"/>
+        <w:rPr>
+          <w:rFonts w:ascii="Roboto Mono" w:eastAsia="Roboto Mono" w:hAnsi="Roboto Mono" w:cs="Roboto Mono"/>
+        </w:rPr>
+      </w:pPr>
+      <w:r>
+        <w:rPr>
+          <w:rFonts w:ascii="Arial Unicode MS" w:eastAsia="Arial Unicode MS" w:hAnsi="Arial Unicode MS" w:cs="Arial Unicode MS"/>
         </w:rPr>
         <w:t xml:space="preserve">✔ Help with </w:t>
       </w:r>
       <w:r>
         <w:rPr>
-          <w:rFonts w:ascii="Roboto Mono" w:cs="Roboto Mono" w:eastAsia="Roboto Mono" w:hAnsi="Roboto Mono"/>
-          <w:b w:val="1"/>
-          <w:rtl w:val="0"/>
-        </w:rPr>
-        <w:t xml:space="preserve">project planning &amp; estimation</w:t>
-      </w:r>
-      <w:r>
-        <w:rPr>
-          <w:rFonts w:ascii="Arial Unicode MS" w:cs="Arial Unicode MS" w:eastAsia="Arial Unicode MS" w:hAnsi="Arial Unicode MS"/>
-          <w:rtl w:val="0"/>
+          <w:rFonts w:ascii="Roboto Mono" w:eastAsia="Roboto Mono" w:hAnsi="Roboto Mono" w:cs="Roboto Mono"/>
+          <w:b/>
+        </w:rPr>
+        <w:t>project planning &amp; estimation</w:t>
+      </w:r>
+      <w:r>
+        <w:rPr>
+          <w:rFonts w:ascii="Arial Unicode MS" w:eastAsia="Arial Unicode MS" w:hAnsi="Arial Unicode MS" w:cs="Arial Unicode MS"/>
         </w:rPr>
         <w:t xml:space="preserve"> (predict budget/time).</w:t>
-        <w:br w:type="textWrapping"/>
+      </w:r>
+      <w:r>
+        <w:rPr>
+          <w:rFonts w:ascii="Arial Unicode MS" w:eastAsia="Arial Unicode MS" w:hAnsi="Arial Unicode MS" w:cs="Arial Unicode MS"/>
+        </w:rPr>
+        <w:br/>
         <w:t xml:space="preserve">✔ Provide </w:t>
       </w:r>
       <w:r>
         <w:rPr>
-          <w:rFonts w:ascii="Roboto Mono" w:cs="Roboto Mono" w:eastAsia="Roboto Mono" w:hAnsi="Roboto Mono"/>
-          <w:b w:val="1"/>
-          <w:rtl w:val="0"/>
-        </w:rPr>
-        <w:t xml:space="preserve">visibility</w:t>
-      </w:r>
-      <w:r>
-        <w:rPr>
-          <w:rFonts w:ascii="Arial Unicode MS" w:cs="Arial Unicode MS" w:eastAsia="Arial Unicode MS" w:hAnsi="Arial Unicode MS"/>
-          <w:rtl w:val="0"/>
+          <w:rFonts w:ascii="Roboto Mono" w:eastAsia="Roboto Mono" w:hAnsi="Roboto Mono" w:cs="Roboto Mono"/>
+          <w:b/>
+        </w:rPr>
+        <w:t>visibility</w:t>
+      </w:r>
+      <w:r>
+        <w:rPr>
+          <w:rFonts w:ascii="Arial Unicode MS" w:eastAsia="Arial Unicode MS" w:hAnsi="Arial Unicode MS" w:cs="Arial Unicode MS"/>
         </w:rPr>
         <w:t xml:space="preserve"> to stakeholders on testing investment.</w:t>
-        <w:br w:type="textWrapping"/>
+      </w:r>
+      <w:r>
+        <w:rPr>
+          <w:rFonts w:ascii="Arial Unicode MS" w:eastAsia="Arial Unicode MS" w:hAnsi="Arial Unicode MS" w:cs="Arial Unicode MS"/>
+        </w:rPr>
+        <w:br/>
         <w:t xml:space="preserve">✔ Enable </w:t>
       </w:r>
       <w:r>
         <w:rPr>
-          <w:rFonts w:ascii="Roboto Mono" w:cs="Roboto Mono" w:eastAsia="Roboto Mono" w:hAnsi="Roboto Mono"/>
-          <w:b w:val="1"/>
-          <w:rtl w:val="0"/>
-        </w:rPr>
-        <w:t xml:space="preserve">cost control</w:t>
-      </w:r>
-      <w:r>
-        <w:rPr>
-          <w:rFonts w:ascii="Arial Unicode MS" w:cs="Arial Unicode MS" w:eastAsia="Arial Unicode MS" w:hAnsi="Arial Unicode MS"/>
-          <w:rtl w:val="0"/>
+          <w:rFonts w:ascii="Roboto Mono" w:eastAsia="Roboto Mono" w:hAnsi="Roboto Mono" w:cs="Roboto Mono"/>
+          <w:b/>
+        </w:rPr>
+        <w:t>cost control</w:t>
+      </w:r>
+      <w:r>
+        <w:rPr>
+          <w:rFonts w:ascii="Arial Unicode MS" w:eastAsia="Arial Unicode MS" w:hAnsi="Arial Unicode MS" w:cs="Arial Unicode MS"/>
         </w:rPr>
         <w:t xml:space="preserve"> and efficiency improvements.</w:t>
-        <w:br w:type="textWrapping"/>
+      </w:r>
+      <w:r>
+        <w:rPr>
+          <w:rFonts w:ascii="Arial Unicode MS" w:eastAsia="Arial Unicode MS" w:hAnsi="Arial Unicode MS" w:cs="Arial Unicode MS"/>
+        </w:rPr>
+        <w:br/>
         <w:t xml:space="preserve">✔ Allow comparison of </w:t>
       </w:r>
       <w:r>
         <w:rPr>
-          <w:rFonts w:ascii="Roboto Mono" w:cs="Roboto Mono" w:eastAsia="Roboto Mono" w:hAnsi="Roboto Mono"/>
-          <w:b w:val="1"/>
-          <w:rtl w:val="0"/>
-        </w:rPr>
-        <w:t xml:space="preserve">ROI (Return on Investment) for testing</w:t>
-      </w:r>
-      <w:r>
-        <w:rPr>
-          <w:rFonts w:ascii="Arial Unicode MS" w:cs="Arial Unicode MS" w:eastAsia="Arial Unicode MS" w:hAnsi="Arial Unicode MS"/>
-          <w:rtl w:val="0"/>
-        </w:rPr>
-        <w:t xml:space="preserve">.</w:t>
-        <w:br w:type="textWrapping"/>
+          <w:rFonts w:ascii="Roboto Mono" w:eastAsia="Roboto Mono" w:hAnsi="Roboto Mono" w:cs="Roboto Mono"/>
+          <w:b/>
+        </w:rPr>
+        <w:t>ROI (Return on Investment) for testing</w:t>
+      </w:r>
+      <w:r>
+        <w:rPr>
+          <w:rFonts w:ascii="Arial Unicode MS" w:eastAsia="Arial Unicode MS" w:hAnsi="Arial Unicode MS" w:cs="Arial Unicode MS"/>
+        </w:rPr>
+        <w:t>.</w:t>
+      </w:r>
+      <w:r>
+        <w:rPr>
+          <w:rFonts w:ascii="Arial Unicode MS" w:eastAsia="Arial Unicode MS" w:hAnsi="Arial Unicode MS" w:cs="Arial Unicode MS"/>
+        </w:rPr>
+        <w:br/>
         <w:t xml:space="preserve">✔ Support </w:t>
       </w:r>
       <w:r>
         <w:rPr>
-          <w:rFonts w:ascii="Roboto Mono" w:cs="Roboto Mono" w:eastAsia="Roboto Mono" w:hAnsi="Roboto Mono"/>
-          <w:b w:val="1"/>
-          <w:rtl w:val="0"/>
-        </w:rPr>
-        <w:t xml:space="preserve">process optimization</w:t>
-      </w:r>
-      <w:r>
-        <w:rPr>
-          <w:rFonts w:ascii="Roboto Mono" w:cs="Roboto Mono" w:eastAsia="Roboto Mono" w:hAnsi="Roboto Mono"/>
-          <w:rtl w:val="0"/>
+          <w:rFonts w:ascii="Roboto Mono" w:eastAsia="Roboto Mono" w:hAnsi="Roboto Mono" w:cs="Roboto Mono"/>
+          <w:b/>
+        </w:rPr>
+        <w:t>process optimization</w:t>
+      </w:r>
+      <w:r>
+        <w:rPr>
+          <w:rFonts w:ascii="Roboto Mono" w:eastAsia="Roboto Mono" w:hAnsi="Roboto Mono" w:cs="Roboto Mono"/>
         </w:rPr>
         <w:t xml:space="preserve"> by identifying areas with high cost or wasted effort.</w:t>
       </w:r>
     </w:p>
     <w:p>
-      <w:pPr>
-        <w:rPr/>
-      </w:pPr>
-      <w:r>
-        <w:pict>
-          <v:rect style="width:0.0pt;height:1.5pt" o:hr="t" o:hrstd="t" o:hralign="center" fillcolor="#A0A0A0" stroked="f"/>
+      <w:r>
+        <w:pict w14:anchorId="04EC8AC3">
+          <v:rect id="_x0000_i1033" style="width:0;height:1.5pt" o:hralign="center" o:hrstd="t" o:hr="t" fillcolor="#a0a0a0" stroked="f"/>
         </w:pict>
-      </w:r>
-      <w:r>
-        <w:rPr>
-          <w:rtl w:val="0"/>
-        </w:rPr>
       </w:r>
     </w:p>
     <w:p>
@@ -1977,84 +1960,91 @@
         <w:pStyle w:val="Heading2"/>
         <w:keepNext w:val="0"/>
         <w:keepLines w:val="0"/>
-        <w:spacing w:before="480" w:lineRule="auto"/>
-        <w:rPr/>
-      </w:pPr>
-      <w:bookmarkStart w:colFirst="0" w:colLast="0" w:name="_szoa2r4pbdm1" w:id="11"/>
+        <w:spacing w:before="480"/>
+      </w:pPr>
+      <w:bookmarkStart w:id="11" w:name="_szoa2r4pbdm1" w:colFirst="0" w:colLast="0"/>
       <w:bookmarkEnd w:id="11"/>
       <w:r>
         <w:rPr>
-          <w:rFonts w:ascii="Arial Unicode MS" w:cs="Arial Unicode MS" w:eastAsia="Arial Unicode MS" w:hAnsi="Arial Unicode MS"/>
-          <w:rtl w:val="0"/>
-        </w:rPr>
-        <w:t xml:space="preserve">✅ Example (Mobile Banking App Project)</w:t>
-      </w:r>
-    </w:p>
-    <w:p>
-      <w:pPr>
-        <w:spacing w:after="240" w:before="240" w:lineRule="auto"/>
-        <w:rPr/>
-      </w:pPr>
-      <w:r>
-        <w:rPr>
-          <w:b w:val="1"/>
-          <w:shd w:fill="b7b7b7" w:val="clear"/>
-          <w:rtl w:val="0"/>
-        </w:rPr>
-        <w:t xml:space="preserve"># Source</w:t>
-      </w:r>
-      <w:r>
-        <w:rPr>
-          <w:shd w:fill="b7b7b7" w:val="clear"/>
-          <w:rtl w:val="0"/>
+          <w:rFonts w:ascii="Arial Unicode MS" w:eastAsia="Arial Unicode MS" w:hAnsi="Arial Unicode MS" w:cs="Arial Unicode MS"/>
+        </w:rPr>
+        <w:t>✅ Example (Mobile Banking App Project)</w:t>
+      </w:r>
+    </w:p>
+    <w:p>
+      <w:pPr>
+        <w:spacing w:before="240" w:after="240"/>
+      </w:pPr>
+      <w:r>
+        <w:rPr>
+          <w:b/>
+          <w:shd w:val="clear" w:color="auto" w:fill="B7B7B7"/>
+        </w:rPr>
+        <w:t># Source</w:t>
+      </w:r>
+      <w:r>
+        <w:rPr>
+          <w:shd w:val="clear" w:color="auto" w:fill="B7B7B7"/>
         </w:rPr>
         <w:t xml:space="preserve">: </w:t>
       </w:r>
       <w:r>
         <w:rPr>
-          <w:b w:val="1"/>
-          <w:shd w:fill="b7b7b7" w:val="clear"/>
-          <w:rtl w:val="0"/>
+          <w:b/>
+          <w:shd w:val="clear" w:color="auto" w:fill="B7B7B7"/>
         </w:rPr>
         <w:t xml:space="preserve">Chatgpt </w:t>
       </w:r>
       <w:r>
         <w:rPr>
-          <w:b w:val="1"/>
+          <w:b/>
           <w:sz w:val="14"/>
           <w:szCs w:val="14"/>
-          <w:shd w:fill="b7b7b7" w:val="clear"/>
-          <w:rtl w:val="0"/>
-        </w:rPr>
-        <w:t xml:space="preserve">(GPT-5-Standard) at [8/18/2025]</w:t>
-      </w:r>
-      <w:r>
-        <w:rPr>
-          <w:rtl w:val="0"/>
-        </w:rPr>
-      </w:r>
-    </w:p>
-    <w:p>
-      <w:pPr>
-        <w:rPr/>
-      </w:pPr>
-      <w:r>
-        <w:rPr/>
+          <w:shd w:val="clear" w:color="auto" w:fill="B7B7B7"/>
+        </w:rPr>
+        <w:t>(GPT</w:t>
+      </w:r>
+      <w:r>
+        <w:rPr>
+          <w:rFonts w:ascii="Cambria Math" w:hAnsi="Cambria Math" w:cs="Cambria Math"/>
+          <w:b/>
+          <w:sz w:val="14"/>
+          <w:szCs w:val="14"/>
+          <w:shd w:val="clear" w:color="auto" w:fill="B7B7B7"/>
+        </w:rPr>
+        <w:t>‑</w:t>
+      </w:r>
+      <w:r>
+        <w:rPr>
+          <w:b/>
+          <w:sz w:val="14"/>
+          <w:szCs w:val="14"/>
+          <w:shd w:val="clear" w:color="auto" w:fill="B7B7B7"/>
+        </w:rPr>
+        <w:t>5 Mini) at [8/18/2025]</w:t>
+      </w:r>
+    </w:p>
+    <w:p>
+      <w:r>
+        <w:rPr>
+          <w:noProof/>
+        </w:rPr>
         <w:drawing>
-          <wp:inline distB="114300" distT="114300" distL="114300" distR="114300">
+          <wp:inline distT="114300" distB="114300" distL="114300" distR="114300" wp14:anchorId="40B2B508" wp14:editId="22D7C488">
             <wp:extent cx="5943600" cy="2273300"/>
-            <wp:effectExtent b="0" l="0" r="0" t="0"/>
+            <wp:effectExtent l="0" t="0" r="0" b="0"/>
             <wp:docPr id="2" name="image7.png"/>
-            <a:graphic>
+            <wp:cNvGraphicFramePr/>
+            <a:graphic xmlns:a="http://schemas.openxmlformats.org/drawingml/2006/main">
               <a:graphicData uri="http://schemas.openxmlformats.org/drawingml/2006/picture">
-                <pic:pic>
+                <pic:pic xmlns:pic="http://schemas.openxmlformats.org/drawingml/2006/picture">
                   <pic:nvPicPr>
                     <pic:cNvPr id="0" name="image7.png"/>
                     <pic:cNvPicPr preferRelativeResize="0"/>
                   </pic:nvPicPr>
                   <pic:blipFill>
-                    <a:blip r:embed="rId13"/>
-                    <a:srcRect b="0" l="0" r="0" t="0"/>
+                    <a:blip r:embed="rId12"/>
+                    <a:srcRect/>
                     <a:stretch>
                       <a:fillRect/>
                     </a:stretch>
@@ -2064,7 +2054,9 @@
                       <a:off x="0" y="0"/>
                       <a:ext cx="5943600" cy="2273300"/>
                     </a:xfrm>
-                    <a:prstGeom prst="rect"/>
+                    <a:prstGeom prst="rect">
+                      <a:avLst/>
+                    </a:prstGeom>
                     <a:ln/>
                   </pic:spPr>
                 </pic:pic>
@@ -2073,856 +2065,767 @@
           </wp:inline>
         </w:drawing>
       </w:r>
-      <w:r>
-        <w:rPr>
-          <w:rtl w:val="0"/>
-        </w:rPr>
-      </w:r>
     </w:p>
     <w:tbl>
       <w:tblPr>
-        <w:tblStyle w:val="Table1"/>
-        <w:tblW w:w="9000.0" w:type="dxa"/>
-        <w:jc w:val="left"/>
+        <w:tblW w:w="9000" w:type="dxa"/>
         <w:tblBorders>
-          <w:top w:color="000000" w:space="0" w:sz="0" w:val="nil"/>
-          <w:left w:color="000000" w:space="0" w:sz="0" w:val="nil"/>
-          <w:bottom w:color="000000" w:space="0" w:sz="0" w:val="nil"/>
-          <w:right w:color="000000" w:space="0" w:sz="0" w:val="nil"/>
-          <w:insideH w:color="000000" w:space="0" w:sz="0" w:val="nil"/>
-          <w:insideV w:color="000000" w:space="0" w:sz="0" w:val="nil"/>
+          <w:top w:val="nil"/>
+          <w:left w:val="nil"/>
+          <w:bottom w:val="nil"/>
+          <w:right w:val="nil"/>
+          <w:insideH w:val="nil"/>
+          <w:insideV w:val="nil"/>
         </w:tblBorders>
         <w:tblLayout w:type="fixed"/>
-        <w:tblLook w:val="0600"/>
+        <w:tblLook w:val="0600" w:firstRow="0" w:lastRow="0" w:firstColumn="0" w:lastColumn="0" w:noHBand="1" w:noVBand="1"/>
       </w:tblPr>
       <w:tblGrid>
         <w:gridCol w:w="2690"/>
         <w:gridCol w:w="2105"/>
         <w:gridCol w:w="4205"/>
-        <w:tblGridChange w:id="0">
-          <w:tblGrid>
-            <w:gridCol w:w="2690"/>
-            <w:gridCol w:w="2105"/>
-            <w:gridCol w:w="4205"/>
-          </w:tblGrid>
-        </w:tblGridChange>
       </w:tblGrid>
       <w:tr>
         <w:trPr>
-          <w:cantSplit w:val="0"/>
-          <w:trHeight w:val="500" w:hRule="atLeast"/>
-          <w:tblHeader w:val="0"/>
+          <w:trHeight w:val="500"/>
         </w:trPr>
         <w:tc>
           <w:tcPr>
+            <w:tcW w:w="2690" w:type="dxa"/>
             <w:tcBorders>
-              <w:top w:color="000000" w:space="0" w:sz="0" w:val="nil"/>
-              <w:left w:color="000000" w:space="0" w:sz="0" w:val="nil"/>
-              <w:bottom w:color="000000" w:space="0" w:sz="0" w:val="nil"/>
-              <w:right w:color="000000" w:space="0" w:sz="0" w:val="nil"/>
+              <w:top w:val="nil"/>
+              <w:left w:val="nil"/>
+              <w:bottom w:val="nil"/>
+              <w:right w:val="nil"/>
             </w:tcBorders>
             <w:tcMar>
-              <w:top w:w="100.0" w:type="dxa"/>
-              <w:left w:w="100.0" w:type="dxa"/>
-              <w:bottom w:w="100.0" w:type="dxa"/>
-              <w:right w:w="100.0" w:type="dxa"/>
+              <w:top w:w="100" w:type="dxa"/>
+              <w:left w:w="100" w:type="dxa"/>
+              <w:bottom w:w="100" w:type="dxa"/>
+              <w:right w:w="100" w:type="dxa"/>
             </w:tcMar>
-            <w:vAlign w:val="top"/>
           </w:tcPr>
           <w:p>
             <w:pPr>
               <w:jc w:val="center"/>
               <w:rPr>
-                <w:rFonts w:ascii="Roboto Mono" w:cs="Roboto Mono" w:eastAsia="Roboto Mono" w:hAnsi="Roboto Mono"/>
+                <w:rFonts w:ascii="Roboto Mono" w:eastAsia="Roboto Mono" w:hAnsi="Roboto Mono" w:cs="Roboto Mono"/>
               </w:rPr>
             </w:pPr>
             <w:r>
               <w:rPr>
-                <w:rFonts w:ascii="Roboto Mono" w:cs="Roboto Mono" w:eastAsia="Roboto Mono" w:hAnsi="Roboto Mono"/>
-                <w:b w:val="1"/>
-                <w:rtl w:val="0"/>
+                <w:rFonts w:ascii="Roboto Mono" w:eastAsia="Roboto Mono" w:hAnsi="Roboto Mono" w:cs="Roboto Mono"/>
+                <w:b/>
               </w:rPr>
-              <w:t xml:space="preserve">Metric</w:t>
-            </w:r>
-            <w:r>
-              <w:rPr>
-                <w:rtl w:val="0"/>
-              </w:rPr>
+              <w:t>Metric</w:t>
             </w:r>
           </w:p>
         </w:tc>
         <w:tc>
           <w:tcPr>
+            <w:tcW w:w="2105" w:type="dxa"/>
             <w:tcBorders>
-              <w:top w:color="000000" w:space="0" w:sz="0" w:val="nil"/>
-              <w:left w:color="000000" w:space="0" w:sz="0" w:val="nil"/>
-              <w:bottom w:color="000000" w:space="0" w:sz="0" w:val="nil"/>
-              <w:right w:color="000000" w:space="0" w:sz="0" w:val="nil"/>
+              <w:top w:val="nil"/>
+              <w:left w:val="nil"/>
+              <w:bottom w:val="nil"/>
+              <w:right w:val="nil"/>
             </w:tcBorders>
             <w:tcMar>
-              <w:top w:w="100.0" w:type="dxa"/>
-              <w:left w:w="100.0" w:type="dxa"/>
-              <w:bottom w:w="100.0" w:type="dxa"/>
-              <w:right w:w="100.0" w:type="dxa"/>
+              <w:top w:w="100" w:type="dxa"/>
+              <w:left w:w="100" w:type="dxa"/>
+              <w:bottom w:w="100" w:type="dxa"/>
+              <w:right w:w="100" w:type="dxa"/>
             </w:tcMar>
-            <w:vAlign w:val="top"/>
           </w:tcPr>
           <w:p>
             <w:pPr>
               <w:jc w:val="center"/>
               <w:rPr>
-                <w:rFonts w:ascii="Roboto Mono" w:cs="Roboto Mono" w:eastAsia="Roboto Mono" w:hAnsi="Roboto Mono"/>
+                <w:rFonts w:ascii="Roboto Mono" w:eastAsia="Roboto Mono" w:hAnsi="Roboto Mono" w:cs="Roboto Mono"/>
               </w:rPr>
             </w:pPr>
             <w:r>
               <w:rPr>
-                <w:rFonts w:ascii="Roboto Mono" w:cs="Roboto Mono" w:eastAsia="Roboto Mono" w:hAnsi="Roboto Mono"/>
-                <w:b w:val="1"/>
-                <w:rtl w:val="0"/>
+                <w:rFonts w:ascii="Roboto Mono" w:eastAsia="Roboto Mono" w:hAnsi="Roboto Mono" w:cs="Roboto Mono"/>
+                <w:b/>
               </w:rPr>
-              <w:t xml:space="preserve">Value</w:t>
-            </w:r>
-            <w:r>
-              <w:rPr>
-                <w:rtl w:val="0"/>
-              </w:rPr>
+              <w:t>Value</w:t>
             </w:r>
           </w:p>
         </w:tc>
         <w:tc>
           <w:tcPr>
+            <w:tcW w:w="4205" w:type="dxa"/>
             <w:tcBorders>
-              <w:top w:color="000000" w:space="0" w:sz="0" w:val="nil"/>
-              <w:left w:color="000000" w:space="0" w:sz="0" w:val="nil"/>
-              <w:bottom w:color="000000" w:space="0" w:sz="0" w:val="nil"/>
-              <w:right w:color="000000" w:space="0" w:sz="0" w:val="nil"/>
+              <w:top w:val="nil"/>
+              <w:left w:val="nil"/>
+              <w:bottom w:val="nil"/>
+              <w:right w:val="nil"/>
             </w:tcBorders>
             <w:tcMar>
-              <w:top w:w="100.0" w:type="dxa"/>
-              <w:left w:w="100.0" w:type="dxa"/>
-              <w:bottom w:w="100.0" w:type="dxa"/>
-              <w:right w:w="100.0" w:type="dxa"/>
+              <w:top w:w="100" w:type="dxa"/>
+              <w:left w:w="100" w:type="dxa"/>
+              <w:bottom w:w="100" w:type="dxa"/>
+              <w:right w:w="100" w:type="dxa"/>
             </w:tcMar>
-            <w:vAlign w:val="top"/>
           </w:tcPr>
           <w:p>
             <w:pPr>
               <w:jc w:val="center"/>
               <w:rPr>
-                <w:rFonts w:ascii="Roboto Mono" w:cs="Roboto Mono" w:eastAsia="Roboto Mono" w:hAnsi="Roboto Mono"/>
+                <w:rFonts w:ascii="Roboto Mono" w:eastAsia="Roboto Mono" w:hAnsi="Roboto Mono" w:cs="Roboto Mono"/>
               </w:rPr>
             </w:pPr>
             <w:r>
               <w:rPr>
-                <w:rFonts w:ascii="Roboto Mono" w:cs="Roboto Mono" w:eastAsia="Roboto Mono" w:hAnsi="Roboto Mono"/>
-                <w:b w:val="1"/>
-                <w:rtl w:val="0"/>
+                <w:rFonts w:ascii="Roboto Mono" w:eastAsia="Roboto Mono" w:hAnsi="Roboto Mono" w:cs="Roboto Mono"/>
+                <w:b/>
               </w:rPr>
-              <w:t xml:space="preserve">Insight</w:t>
-            </w:r>
-            <w:r>
-              <w:rPr>
-                <w:rtl w:val="0"/>
-              </w:rPr>
+              <w:t>Insight</w:t>
             </w:r>
           </w:p>
         </w:tc>
       </w:tr>
       <w:tr>
         <w:trPr>
-          <w:cantSplit w:val="0"/>
-          <w:trHeight w:val="500" w:hRule="atLeast"/>
-          <w:tblHeader w:val="0"/>
+          <w:trHeight w:val="500"/>
         </w:trPr>
         <w:tc>
           <w:tcPr>
+            <w:tcW w:w="2690" w:type="dxa"/>
             <w:tcBorders>
-              <w:top w:color="000000" w:space="0" w:sz="0" w:val="nil"/>
-              <w:left w:color="000000" w:space="0" w:sz="0" w:val="nil"/>
-              <w:bottom w:color="000000" w:space="0" w:sz="0" w:val="nil"/>
-              <w:right w:color="000000" w:space="0" w:sz="0" w:val="nil"/>
+              <w:top w:val="nil"/>
+              <w:left w:val="nil"/>
+              <w:bottom w:val="nil"/>
+              <w:right w:val="nil"/>
             </w:tcBorders>
             <w:tcMar>
-              <w:top w:w="100.0" w:type="dxa"/>
-              <w:left w:w="100.0" w:type="dxa"/>
-              <w:bottom w:w="100.0" w:type="dxa"/>
-              <w:right w:w="100.0" w:type="dxa"/>
+              <w:top w:w="100" w:type="dxa"/>
+              <w:left w:w="100" w:type="dxa"/>
+              <w:bottom w:w="100" w:type="dxa"/>
+              <w:right w:w="100" w:type="dxa"/>
             </w:tcMar>
-            <w:vAlign w:val="top"/>
           </w:tcPr>
           <w:p>
             <w:pPr>
               <w:rPr>
-                <w:rFonts w:ascii="Roboto Mono" w:cs="Roboto Mono" w:eastAsia="Roboto Mono" w:hAnsi="Roboto Mono"/>
+                <w:rFonts w:ascii="Roboto Mono" w:eastAsia="Roboto Mono" w:hAnsi="Roboto Mono" w:cs="Roboto Mono"/>
               </w:rPr>
             </w:pPr>
             <w:r>
               <w:rPr>
-                <w:rFonts w:ascii="Roboto Mono" w:cs="Roboto Mono" w:eastAsia="Roboto Mono" w:hAnsi="Roboto Mono"/>
-                <w:rtl w:val="0"/>
+                <w:rFonts w:ascii="Roboto Mono" w:eastAsia="Roboto Mono" w:hAnsi="Roboto Mono" w:cs="Roboto Mono"/>
               </w:rPr>
-              <w:t xml:space="preserve">Total Test Effort</w:t>
+              <w:lastRenderedPageBreak/>
+              <w:t>Total Test Effort</w:t>
             </w:r>
           </w:p>
         </w:tc>
         <w:tc>
           <w:tcPr>
+            <w:tcW w:w="2105" w:type="dxa"/>
             <w:tcBorders>
-              <w:top w:color="000000" w:space="0" w:sz="0" w:val="nil"/>
-              <w:left w:color="000000" w:space="0" w:sz="0" w:val="nil"/>
-              <w:bottom w:color="000000" w:space="0" w:sz="0" w:val="nil"/>
-              <w:right w:color="000000" w:space="0" w:sz="0" w:val="nil"/>
+              <w:top w:val="nil"/>
+              <w:left w:val="nil"/>
+              <w:bottom w:val="nil"/>
+              <w:right w:val="nil"/>
             </w:tcBorders>
             <w:tcMar>
-              <w:top w:w="100.0" w:type="dxa"/>
-              <w:left w:w="100.0" w:type="dxa"/>
-              <w:bottom w:w="100.0" w:type="dxa"/>
-              <w:right w:w="100.0" w:type="dxa"/>
+              <w:top w:w="100" w:type="dxa"/>
+              <w:left w:w="100" w:type="dxa"/>
+              <w:bottom w:w="100" w:type="dxa"/>
+              <w:right w:w="100" w:type="dxa"/>
             </w:tcMar>
-            <w:vAlign w:val="top"/>
           </w:tcPr>
           <w:p>
             <w:pPr>
               <w:rPr>
-                <w:rFonts w:ascii="Roboto Mono" w:cs="Roboto Mono" w:eastAsia="Roboto Mono" w:hAnsi="Roboto Mono"/>
+                <w:rFonts w:ascii="Roboto Mono" w:eastAsia="Roboto Mono" w:hAnsi="Roboto Mono" w:cs="Roboto Mono"/>
               </w:rPr>
             </w:pPr>
             <w:r>
               <w:rPr>
-                <w:rFonts w:ascii="Roboto Mono" w:cs="Roboto Mono" w:eastAsia="Roboto Mono" w:hAnsi="Roboto Mono"/>
-                <w:rtl w:val="0"/>
+                <w:rFonts w:ascii="Roboto Mono" w:eastAsia="Roboto Mono" w:hAnsi="Roboto Mono" w:cs="Roboto Mono"/>
               </w:rPr>
-              <w:t xml:space="preserve">800 hours</w:t>
+              <w:t>800 hours</w:t>
             </w:r>
           </w:p>
         </w:tc>
         <w:tc>
           <w:tcPr>
+            <w:tcW w:w="4205" w:type="dxa"/>
             <w:tcBorders>
-              <w:top w:color="000000" w:space="0" w:sz="0" w:val="nil"/>
-              <w:left w:color="000000" w:space="0" w:sz="0" w:val="nil"/>
-              <w:bottom w:color="000000" w:space="0" w:sz="0" w:val="nil"/>
-              <w:right w:color="000000" w:space="0" w:sz="0" w:val="nil"/>
+              <w:top w:val="nil"/>
+              <w:left w:val="nil"/>
+              <w:bottom w:val="nil"/>
+              <w:right w:val="nil"/>
             </w:tcBorders>
             <w:tcMar>
-              <w:top w:w="100.0" w:type="dxa"/>
-              <w:left w:w="100.0" w:type="dxa"/>
-              <w:bottom w:w="100.0" w:type="dxa"/>
-              <w:right w:w="100.0" w:type="dxa"/>
+              <w:top w:w="100" w:type="dxa"/>
+              <w:left w:w="100" w:type="dxa"/>
+              <w:bottom w:w="100" w:type="dxa"/>
+              <w:right w:w="100" w:type="dxa"/>
             </w:tcMar>
-            <w:vAlign w:val="top"/>
           </w:tcPr>
           <w:p>
             <w:pPr>
               <w:rPr>
-                <w:rFonts w:ascii="Roboto Mono" w:cs="Roboto Mono" w:eastAsia="Roboto Mono" w:hAnsi="Roboto Mono"/>
+                <w:rFonts w:ascii="Roboto Mono" w:eastAsia="Roboto Mono" w:hAnsi="Roboto Mono" w:cs="Roboto Mono"/>
               </w:rPr>
             </w:pPr>
             <w:r>
               <w:rPr>
-                <w:rFonts w:ascii="Roboto Mono" w:cs="Roboto Mono" w:eastAsia="Roboto Mono" w:hAnsi="Roboto Mono"/>
-                <w:rtl w:val="0"/>
+                <w:rFonts w:ascii="Roboto Mono" w:eastAsia="Roboto Mono" w:hAnsi="Roboto Mono" w:cs="Roboto Mono"/>
               </w:rPr>
-              <w:t xml:space="preserve">Team workload measured</w:t>
+              <w:t>Team workload measured</w:t>
             </w:r>
           </w:p>
         </w:tc>
       </w:tr>
       <w:tr>
         <w:trPr>
-          <w:cantSplit w:val="0"/>
-          <w:trHeight w:val="500" w:hRule="atLeast"/>
-          <w:tblHeader w:val="0"/>
+          <w:trHeight w:val="500"/>
         </w:trPr>
         <w:tc>
           <w:tcPr>
+            <w:tcW w:w="2690" w:type="dxa"/>
             <w:tcBorders>
-              <w:top w:color="000000" w:space="0" w:sz="0" w:val="nil"/>
-              <w:left w:color="000000" w:space="0" w:sz="0" w:val="nil"/>
-              <w:bottom w:color="000000" w:space="0" w:sz="0" w:val="nil"/>
-              <w:right w:color="000000" w:space="0" w:sz="0" w:val="nil"/>
+              <w:top w:val="nil"/>
+              <w:left w:val="nil"/>
+              <w:bottom w:val="nil"/>
+              <w:right w:val="nil"/>
             </w:tcBorders>
             <w:tcMar>
-              <w:top w:w="100.0" w:type="dxa"/>
-              <w:left w:w="100.0" w:type="dxa"/>
-              <w:bottom w:w="100.0" w:type="dxa"/>
-              <w:right w:w="100.0" w:type="dxa"/>
+              <w:top w:w="100" w:type="dxa"/>
+              <w:left w:w="100" w:type="dxa"/>
+              <w:bottom w:w="100" w:type="dxa"/>
+              <w:right w:w="100" w:type="dxa"/>
             </w:tcMar>
-            <w:vAlign w:val="top"/>
           </w:tcPr>
           <w:p>
             <w:pPr>
               <w:rPr>
-                <w:rFonts w:ascii="Roboto Mono" w:cs="Roboto Mono" w:eastAsia="Roboto Mono" w:hAnsi="Roboto Mono"/>
+                <w:rFonts w:ascii="Roboto Mono" w:eastAsia="Roboto Mono" w:hAnsi="Roboto Mono" w:cs="Roboto Mono"/>
               </w:rPr>
             </w:pPr>
             <w:r>
               <w:rPr>
-                <w:rFonts w:ascii="Roboto Mono" w:cs="Roboto Mono" w:eastAsia="Roboto Mono" w:hAnsi="Roboto Mono"/>
-                <w:rtl w:val="0"/>
+                <w:rFonts w:ascii="Roboto Mono" w:eastAsia="Roboto Mono" w:hAnsi="Roboto Mono" w:cs="Roboto Mono"/>
               </w:rPr>
-              <w:t xml:space="preserve">Planned vs Actual Effort</w:t>
+              <w:t>Planned vs Actual Effort</w:t>
             </w:r>
           </w:p>
         </w:tc>
         <w:tc>
           <w:tcPr>
+            <w:tcW w:w="2105" w:type="dxa"/>
             <w:tcBorders>
-              <w:top w:color="000000" w:space="0" w:sz="0" w:val="nil"/>
-              <w:left w:color="000000" w:space="0" w:sz="0" w:val="nil"/>
-              <w:bottom w:color="000000" w:space="0" w:sz="0" w:val="nil"/>
-              <w:right w:color="000000" w:space="0" w:sz="0" w:val="nil"/>
+              <w:top w:val="nil"/>
+              <w:left w:val="nil"/>
+              <w:bottom w:val="nil"/>
+              <w:right w:val="nil"/>
             </w:tcBorders>
             <w:tcMar>
-              <w:top w:w="100.0" w:type="dxa"/>
-              <w:left w:w="100.0" w:type="dxa"/>
-              <w:bottom w:w="100.0" w:type="dxa"/>
-              <w:right w:w="100.0" w:type="dxa"/>
+              <w:top w:w="100" w:type="dxa"/>
+              <w:left w:w="100" w:type="dxa"/>
+              <w:bottom w:w="100" w:type="dxa"/>
+              <w:right w:w="100" w:type="dxa"/>
             </w:tcMar>
-            <w:vAlign w:val="top"/>
           </w:tcPr>
           <w:p>
             <w:pPr>
               <w:rPr>
-                <w:rFonts w:ascii="Roboto Mono" w:cs="Roboto Mono" w:eastAsia="Roboto Mono" w:hAnsi="Roboto Mono"/>
+                <w:rFonts w:ascii="Roboto Mono" w:eastAsia="Roboto Mono" w:hAnsi="Roboto Mono" w:cs="Roboto Mono"/>
               </w:rPr>
             </w:pPr>
             <w:r>
               <w:rPr>
-                <w:rFonts w:ascii="Roboto Mono" w:cs="Roboto Mono" w:eastAsia="Roboto Mono" w:hAnsi="Roboto Mono"/>
-                <w:rtl w:val="0"/>
+                <w:rFonts w:ascii="Roboto Mono" w:eastAsia="Roboto Mono" w:hAnsi="Roboto Mono" w:cs="Roboto Mono"/>
               </w:rPr>
-              <w:t xml:space="preserve">+12% variance</w:t>
+              <w:t>+12% variance</w:t>
             </w:r>
           </w:p>
         </w:tc>
         <w:tc>
           <w:tcPr>
+            <w:tcW w:w="4205" w:type="dxa"/>
             <w:tcBorders>
-              <w:top w:color="000000" w:space="0" w:sz="0" w:val="nil"/>
-              <w:left w:color="000000" w:space="0" w:sz="0" w:val="nil"/>
-              <w:bottom w:color="000000" w:space="0" w:sz="0" w:val="nil"/>
-              <w:right w:color="000000" w:space="0" w:sz="0" w:val="nil"/>
+              <w:top w:val="nil"/>
+              <w:left w:val="nil"/>
+              <w:bottom w:val="nil"/>
+              <w:right w:val="nil"/>
             </w:tcBorders>
             <w:tcMar>
-              <w:top w:w="100.0" w:type="dxa"/>
-              <w:left w:w="100.0" w:type="dxa"/>
-              <w:bottom w:w="100.0" w:type="dxa"/>
-              <w:right w:w="100.0" w:type="dxa"/>
+              <w:top w:w="100" w:type="dxa"/>
+              <w:left w:w="100" w:type="dxa"/>
+              <w:bottom w:w="100" w:type="dxa"/>
+              <w:right w:w="100" w:type="dxa"/>
             </w:tcMar>
-            <w:vAlign w:val="top"/>
           </w:tcPr>
           <w:p>
             <w:pPr>
               <w:rPr>
-                <w:rFonts w:ascii="Roboto Mono" w:cs="Roboto Mono" w:eastAsia="Roboto Mono" w:hAnsi="Roboto Mono"/>
+                <w:rFonts w:ascii="Roboto Mono" w:eastAsia="Roboto Mono" w:hAnsi="Roboto Mono" w:cs="Roboto Mono"/>
               </w:rPr>
             </w:pPr>
             <w:r>
               <w:rPr>
-                <w:rFonts w:ascii="Roboto Mono" w:cs="Roboto Mono" w:eastAsia="Roboto Mono" w:hAnsi="Roboto Mono"/>
-                <w:rtl w:val="0"/>
+                <w:rFonts w:ascii="Roboto Mono" w:eastAsia="Roboto Mono" w:hAnsi="Roboto Mono" w:cs="Roboto Mono"/>
               </w:rPr>
-              <w:t xml:space="preserve">Took longer than expected</w:t>
+              <w:t>Took longer than expected</w:t>
             </w:r>
           </w:p>
         </w:tc>
       </w:tr>
       <w:tr>
         <w:trPr>
-          <w:cantSplit w:val="0"/>
-          <w:trHeight w:val="500" w:hRule="atLeast"/>
-          <w:tblHeader w:val="0"/>
+          <w:trHeight w:val="500"/>
         </w:trPr>
         <w:tc>
           <w:tcPr>
+            <w:tcW w:w="2690" w:type="dxa"/>
             <w:tcBorders>
-              <w:top w:color="000000" w:space="0" w:sz="0" w:val="nil"/>
-              <w:left w:color="000000" w:space="0" w:sz="0" w:val="nil"/>
-              <w:bottom w:color="000000" w:space="0" w:sz="0" w:val="nil"/>
-              <w:right w:color="000000" w:space="0" w:sz="0" w:val="nil"/>
+              <w:top w:val="nil"/>
+              <w:left w:val="nil"/>
+              <w:bottom w:val="nil"/>
+              <w:right w:val="nil"/>
             </w:tcBorders>
             <w:tcMar>
-              <w:top w:w="100.0" w:type="dxa"/>
-              <w:left w:w="100.0" w:type="dxa"/>
-              <w:bottom w:w="100.0" w:type="dxa"/>
-              <w:right w:w="100.0" w:type="dxa"/>
+              <w:top w:w="100" w:type="dxa"/>
+              <w:left w:w="100" w:type="dxa"/>
+              <w:bottom w:w="100" w:type="dxa"/>
+              <w:right w:w="100" w:type="dxa"/>
             </w:tcMar>
-            <w:vAlign w:val="top"/>
           </w:tcPr>
           <w:p>
             <w:pPr>
               <w:rPr>
-                <w:rFonts w:ascii="Roboto Mono" w:cs="Roboto Mono" w:eastAsia="Roboto Mono" w:hAnsi="Roboto Mono"/>
+                <w:rFonts w:ascii="Roboto Mono" w:eastAsia="Roboto Mono" w:hAnsi="Roboto Mono" w:cs="Roboto Mono"/>
               </w:rPr>
             </w:pPr>
             <w:r>
               <w:rPr>
-                <w:rFonts w:ascii="Roboto Mono" w:cs="Roboto Mono" w:eastAsia="Roboto Mono" w:hAnsi="Roboto Mono"/>
-                <w:rtl w:val="0"/>
+                <w:rFonts w:ascii="Roboto Mono" w:eastAsia="Roboto Mono" w:hAnsi="Roboto Mono" w:cs="Roboto Mono"/>
               </w:rPr>
-              <w:t xml:space="preserve">Cost per Test Case</w:t>
+              <w:t>Cost per Test Case</w:t>
             </w:r>
           </w:p>
         </w:tc>
         <w:tc>
           <w:tcPr>
+            <w:tcW w:w="2105" w:type="dxa"/>
             <w:tcBorders>
-              <w:top w:color="000000" w:space="0" w:sz="0" w:val="nil"/>
-              <w:left w:color="000000" w:space="0" w:sz="0" w:val="nil"/>
-              <w:bottom w:color="000000" w:space="0" w:sz="0" w:val="nil"/>
-              <w:right w:color="000000" w:space="0" w:sz="0" w:val="nil"/>
+              <w:top w:val="nil"/>
+              <w:left w:val="nil"/>
+              <w:bottom w:val="nil"/>
+              <w:right w:val="nil"/>
             </w:tcBorders>
             <w:tcMar>
-              <w:top w:w="100.0" w:type="dxa"/>
-              <w:left w:w="100.0" w:type="dxa"/>
-              <w:bottom w:w="100.0" w:type="dxa"/>
-              <w:right w:w="100.0" w:type="dxa"/>
+              <w:top w:w="100" w:type="dxa"/>
+              <w:left w:w="100" w:type="dxa"/>
+              <w:bottom w:w="100" w:type="dxa"/>
+              <w:right w:w="100" w:type="dxa"/>
             </w:tcMar>
-            <w:vAlign w:val="top"/>
           </w:tcPr>
           <w:p>
             <w:pPr>
               <w:rPr>
-                <w:rFonts w:ascii="Roboto Mono" w:cs="Roboto Mono" w:eastAsia="Roboto Mono" w:hAnsi="Roboto Mono"/>
+                <w:rFonts w:ascii="Roboto Mono" w:eastAsia="Roboto Mono" w:hAnsi="Roboto Mono" w:cs="Roboto Mono"/>
               </w:rPr>
             </w:pPr>
             <w:r>
               <w:rPr>
-                <w:rFonts w:ascii="Roboto Mono" w:cs="Roboto Mono" w:eastAsia="Roboto Mono" w:hAnsi="Roboto Mono"/>
-                <w:rtl w:val="0"/>
+                <w:rFonts w:ascii="Roboto Mono" w:eastAsia="Roboto Mono" w:hAnsi="Roboto Mono" w:cs="Roboto Mono"/>
               </w:rPr>
-              <w:t xml:space="preserve">$25</w:t>
+              <w:t>$25</w:t>
             </w:r>
           </w:p>
         </w:tc>
         <w:tc>
           <w:tcPr>
+            <w:tcW w:w="4205" w:type="dxa"/>
             <w:tcBorders>
-              <w:top w:color="000000" w:space="0" w:sz="0" w:val="nil"/>
-              <w:left w:color="000000" w:space="0" w:sz="0" w:val="nil"/>
-              <w:bottom w:color="000000" w:space="0" w:sz="0" w:val="nil"/>
-              <w:right w:color="000000" w:space="0" w:sz="0" w:val="nil"/>
+              <w:top w:val="nil"/>
+              <w:left w:val="nil"/>
+              <w:bottom w:val="nil"/>
+              <w:right w:val="nil"/>
             </w:tcBorders>
             <w:tcMar>
-              <w:top w:w="100.0" w:type="dxa"/>
-              <w:left w:w="100.0" w:type="dxa"/>
-              <w:bottom w:w="100.0" w:type="dxa"/>
-              <w:right w:w="100.0" w:type="dxa"/>
+              <w:top w:w="100" w:type="dxa"/>
+              <w:left w:w="100" w:type="dxa"/>
+              <w:bottom w:w="100" w:type="dxa"/>
+              <w:right w:w="100" w:type="dxa"/>
             </w:tcMar>
-            <w:vAlign w:val="top"/>
           </w:tcPr>
           <w:p>
             <w:pPr>
               <w:rPr>
-                <w:rFonts w:ascii="Roboto Mono" w:cs="Roboto Mono" w:eastAsia="Roboto Mono" w:hAnsi="Roboto Mono"/>
+                <w:rFonts w:ascii="Roboto Mono" w:eastAsia="Roboto Mono" w:hAnsi="Roboto Mono" w:cs="Roboto Mono"/>
               </w:rPr>
             </w:pPr>
             <w:r>
               <w:rPr>
-                <w:rFonts w:ascii="Roboto Mono" w:cs="Roboto Mono" w:eastAsia="Roboto Mono" w:hAnsi="Roboto Mono"/>
-                <w:rtl w:val="0"/>
+                <w:rFonts w:ascii="Roboto Mono" w:eastAsia="Roboto Mono" w:hAnsi="Roboto Mono" w:cs="Roboto Mono"/>
               </w:rPr>
-              <w:t xml:space="preserve">Relatively efficient</w:t>
+              <w:t>Relatively efficient</w:t>
             </w:r>
           </w:p>
         </w:tc>
       </w:tr>
       <w:tr>
         <w:trPr>
-          <w:cantSplit w:val="0"/>
-          <w:trHeight w:val="500" w:hRule="atLeast"/>
-          <w:tblHeader w:val="0"/>
+          <w:trHeight w:val="500"/>
         </w:trPr>
         <w:tc>
           <w:tcPr>
+            <w:tcW w:w="2690" w:type="dxa"/>
             <w:tcBorders>
-              <w:top w:color="000000" w:space="0" w:sz="0" w:val="nil"/>
-              <w:left w:color="000000" w:space="0" w:sz="0" w:val="nil"/>
-              <w:bottom w:color="000000" w:space="0" w:sz="0" w:val="nil"/>
-              <w:right w:color="000000" w:space="0" w:sz="0" w:val="nil"/>
+              <w:top w:val="nil"/>
+              <w:left w:val="nil"/>
+              <w:bottom w:val="nil"/>
+              <w:right w:val="nil"/>
             </w:tcBorders>
             <w:tcMar>
-              <w:top w:w="100.0" w:type="dxa"/>
-              <w:left w:w="100.0" w:type="dxa"/>
-              <w:bottom w:w="100.0" w:type="dxa"/>
-              <w:right w:w="100.0" w:type="dxa"/>
+              <w:top w:w="100" w:type="dxa"/>
+              <w:left w:w="100" w:type="dxa"/>
+              <w:bottom w:w="100" w:type="dxa"/>
+              <w:right w:w="100" w:type="dxa"/>
             </w:tcMar>
-            <w:vAlign w:val="top"/>
           </w:tcPr>
           <w:p>
             <w:pPr>
               <w:rPr>
-                <w:rFonts w:ascii="Roboto Mono" w:cs="Roboto Mono" w:eastAsia="Roboto Mono" w:hAnsi="Roboto Mono"/>
+                <w:rFonts w:ascii="Roboto Mono" w:eastAsia="Roboto Mono" w:hAnsi="Roboto Mono" w:cs="Roboto Mono"/>
               </w:rPr>
             </w:pPr>
             <w:r>
               <w:rPr>
-                <w:rFonts w:ascii="Roboto Mono" w:cs="Roboto Mono" w:eastAsia="Roboto Mono" w:hAnsi="Roboto Mono"/>
-                <w:rtl w:val="0"/>
+                <w:rFonts w:ascii="Roboto Mono" w:eastAsia="Roboto Mono" w:hAnsi="Roboto Mono" w:cs="Roboto Mono"/>
               </w:rPr>
-              <w:t xml:space="preserve">Cost per Defect</w:t>
+              <w:t>Cost per Defect</w:t>
             </w:r>
           </w:p>
         </w:tc>
         <w:tc>
           <w:tcPr>
+            <w:tcW w:w="2105" w:type="dxa"/>
             <w:tcBorders>
-              <w:top w:color="000000" w:space="0" w:sz="0" w:val="nil"/>
-              <w:left w:color="000000" w:space="0" w:sz="0" w:val="nil"/>
-              <w:bottom w:color="000000" w:space="0" w:sz="0" w:val="nil"/>
-              <w:right w:color="000000" w:space="0" w:sz="0" w:val="nil"/>
+              <w:top w:val="nil"/>
+              <w:left w:val="nil"/>
+              <w:bottom w:val="nil"/>
+              <w:right w:val="nil"/>
             </w:tcBorders>
             <w:tcMar>
-              <w:top w:w="100.0" w:type="dxa"/>
-              <w:left w:w="100.0" w:type="dxa"/>
-              <w:bottom w:w="100.0" w:type="dxa"/>
-              <w:right w:w="100.0" w:type="dxa"/>
+              <w:top w:w="100" w:type="dxa"/>
+              <w:left w:w="100" w:type="dxa"/>
+              <w:bottom w:w="100" w:type="dxa"/>
+              <w:right w:w="100" w:type="dxa"/>
             </w:tcMar>
-            <w:vAlign w:val="top"/>
           </w:tcPr>
           <w:p>
             <w:pPr>
               <w:rPr>
-                <w:rFonts w:ascii="Roboto Mono" w:cs="Roboto Mono" w:eastAsia="Roboto Mono" w:hAnsi="Roboto Mono"/>
+                <w:rFonts w:ascii="Roboto Mono" w:eastAsia="Roboto Mono" w:hAnsi="Roboto Mono" w:cs="Roboto Mono"/>
               </w:rPr>
             </w:pPr>
             <w:r>
               <w:rPr>
-                <w:rFonts w:ascii="Roboto Mono" w:cs="Roboto Mono" w:eastAsia="Roboto Mono" w:hAnsi="Roboto Mono"/>
-                <w:rtl w:val="0"/>
+                <w:rFonts w:ascii="Roboto Mono" w:eastAsia="Roboto Mono" w:hAnsi="Roboto Mono" w:cs="Roboto Mono"/>
               </w:rPr>
-              <w:t xml:space="preserve">$150</w:t>
+              <w:t>$150</w:t>
             </w:r>
           </w:p>
         </w:tc>
         <w:tc>
           <w:tcPr>
+            <w:tcW w:w="4205" w:type="dxa"/>
             <w:tcBorders>
-              <w:top w:color="000000" w:space="0" w:sz="0" w:val="nil"/>
-              <w:left w:color="000000" w:space="0" w:sz="0" w:val="nil"/>
-              <w:bottom w:color="000000" w:space="0" w:sz="0" w:val="nil"/>
-              <w:right w:color="000000" w:space="0" w:sz="0" w:val="nil"/>
+              <w:top w:val="nil"/>
+              <w:left w:val="nil"/>
+              <w:bottom w:val="nil"/>
+              <w:right w:val="nil"/>
             </w:tcBorders>
             <w:tcMar>
-              <w:top w:w="100.0" w:type="dxa"/>
-              <w:left w:w="100.0" w:type="dxa"/>
-              <w:bottom w:w="100.0" w:type="dxa"/>
-              <w:right w:w="100.0" w:type="dxa"/>
+              <w:top w:w="100" w:type="dxa"/>
+              <w:left w:w="100" w:type="dxa"/>
+              <w:bottom w:w="100" w:type="dxa"/>
+              <w:right w:w="100" w:type="dxa"/>
             </w:tcMar>
-            <w:vAlign w:val="top"/>
           </w:tcPr>
           <w:p>
             <w:pPr>
               <w:rPr>
-                <w:rFonts w:ascii="Roboto Mono" w:cs="Roboto Mono" w:eastAsia="Roboto Mono" w:hAnsi="Roboto Mono"/>
+                <w:rFonts w:ascii="Roboto Mono" w:eastAsia="Roboto Mono" w:hAnsi="Roboto Mono" w:cs="Roboto Mono"/>
               </w:rPr>
             </w:pPr>
             <w:r>
               <w:rPr>
-                <w:rFonts w:ascii="Roboto Mono" w:cs="Roboto Mono" w:eastAsia="Roboto Mono" w:hAnsi="Roboto Mono"/>
-                <w:rtl w:val="0"/>
+                <w:rFonts w:ascii="Roboto Mono" w:eastAsia="Roboto Mono" w:hAnsi="Roboto Mono" w:cs="Roboto Mono"/>
               </w:rPr>
-              <w:t xml:space="preserve">Slightly high, may need better test design</w:t>
+              <w:t>Slightly high, may need better test design</w:t>
             </w:r>
           </w:p>
         </w:tc>
       </w:tr>
       <w:tr>
         <w:trPr>
-          <w:cantSplit w:val="0"/>
-          <w:trHeight w:val="500" w:hRule="atLeast"/>
-          <w:tblHeader w:val="0"/>
+          <w:trHeight w:val="500"/>
         </w:trPr>
         <w:tc>
           <w:tcPr>
+            <w:tcW w:w="2690" w:type="dxa"/>
             <w:tcBorders>
-              <w:top w:color="000000" w:space="0" w:sz="0" w:val="nil"/>
-              <w:left w:color="000000" w:space="0" w:sz="0" w:val="nil"/>
-              <w:bottom w:color="000000" w:space="0" w:sz="0" w:val="nil"/>
-              <w:right w:color="000000" w:space="0" w:sz="0" w:val="nil"/>
+              <w:top w:val="nil"/>
+              <w:left w:val="nil"/>
+              <w:bottom w:val="nil"/>
+              <w:right w:val="nil"/>
             </w:tcBorders>
             <w:tcMar>
-              <w:top w:w="100.0" w:type="dxa"/>
-              <w:left w:w="100.0" w:type="dxa"/>
-              <w:bottom w:w="100.0" w:type="dxa"/>
-              <w:right w:w="100.0" w:type="dxa"/>
+              <w:top w:w="100" w:type="dxa"/>
+              <w:left w:w="100" w:type="dxa"/>
+              <w:bottom w:w="100" w:type="dxa"/>
+              <w:right w:w="100" w:type="dxa"/>
             </w:tcMar>
-            <w:vAlign w:val="top"/>
           </w:tcPr>
           <w:p>
             <w:pPr>
               <w:rPr>
-                <w:rFonts w:ascii="Roboto Mono" w:cs="Roboto Mono" w:eastAsia="Roboto Mono" w:hAnsi="Roboto Mono"/>
+                <w:rFonts w:ascii="Roboto Mono" w:eastAsia="Roboto Mono" w:hAnsi="Roboto Mono" w:cs="Roboto Mono"/>
               </w:rPr>
             </w:pPr>
             <w:r>
               <w:rPr>
-                <w:rFonts w:ascii="Roboto Mono" w:cs="Roboto Mono" w:eastAsia="Roboto Mono" w:hAnsi="Roboto Mono"/>
-                <w:rtl w:val="0"/>
+                <w:rFonts w:ascii="Roboto Mono" w:eastAsia="Roboto Mono" w:hAnsi="Roboto Mono" w:cs="Roboto Mono"/>
               </w:rPr>
-              <w:t xml:space="preserve">Testing Cost % of Project</w:t>
+              <w:t>Testing Cost % of Project</w:t>
             </w:r>
           </w:p>
         </w:tc>
         <w:tc>
           <w:tcPr>
+            <w:tcW w:w="2105" w:type="dxa"/>
             <w:tcBorders>
-              <w:top w:color="000000" w:space="0" w:sz="0" w:val="nil"/>
-              <w:left w:color="000000" w:space="0" w:sz="0" w:val="nil"/>
-              <w:bottom w:color="000000" w:space="0" w:sz="0" w:val="nil"/>
-              <w:right w:color="000000" w:space="0" w:sz="0" w:val="nil"/>
+              <w:top w:val="nil"/>
+              <w:left w:val="nil"/>
+              <w:bottom w:val="nil"/>
+              <w:right w:val="nil"/>
             </w:tcBorders>
             <w:tcMar>
-              <w:top w:w="100.0" w:type="dxa"/>
-              <w:left w:w="100.0" w:type="dxa"/>
-              <w:bottom w:w="100.0" w:type="dxa"/>
-              <w:right w:w="100.0" w:type="dxa"/>
+              <w:top w:w="100" w:type="dxa"/>
+              <w:left w:w="100" w:type="dxa"/>
+              <w:bottom w:w="100" w:type="dxa"/>
+              <w:right w:w="100" w:type="dxa"/>
             </w:tcMar>
-            <w:vAlign w:val="top"/>
           </w:tcPr>
           <w:p>
             <w:pPr>
               <w:rPr>
-                <w:rFonts w:ascii="Roboto Mono" w:cs="Roboto Mono" w:eastAsia="Roboto Mono" w:hAnsi="Roboto Mono"/>
+                <w:rFonts w:ascii="Roboto Mono" w:eastAsia="Roboto Mono" w:hAnsi="Roboto Mono" w:cs="Roboto Mono"/>
               </w:rPr>
             </w:pPr>
             <w:r>
               <w:rPr>
-                <w:rFonts w:ascii="Roboto Mono" w:cs="Roboto Mono" w:eastAsia="Roboto Mono" w:hAnsi="Roboto Mono"/>
-                <w:rtl w:val="0"/>
+                <w:rFonts w:ascii="Roboto Mono" w:eastAsia="Roboto Mono" w:hAnsi="Roboto Mono" w:cs="Roboto Mono"/>
               </w:rPr>
-              <w:t xml:space="preserve">12%</w:t>
+              <w:t>12%</w:t>
             </w:r>
           </w:p>
         </w:tc>
         <w:tc>
           <w:tcPr>
+            <w:tcW w:w="4205" w:type="dxa"/>
             <w:tcBorders>
-              <w:top w:color="000000" w:space="0" w:sz="0" w:val="nil"/>
-              <w:left w:color="000000" w:space="0" w:sz="0" w:val="nil"/>
-              <w:bottom w:color="000000" w:space="0" w:sz="0" w:val="nil"/>
-              <w:right w:color="000000" w:space="0" w:sz="0" w:val="nil"/>
+              <w:top w:val="nil"/>
+              <w:left w:val="nil"/>
+              <w:bottom w:val="nil"/>
+              <w:right w:val="nil"/>
             </w:tcBorders>
             <w:tcMar>
-              <w:top w:w="100.0" w:type="dxa"/>
-              <w:left w:w="100.0" w:type="dxa"/>
-              <w:bottom w:w="100.0" w:type="dxa"/>
-              <w:right w:w="100.0" w:type="dxa"/>
+              <w:top w:w="100" w:type="dxa"/>
+              <w:left w:w="100" w:type="dxa"/>
+              <w:bottom w:w="100" w:type="dxa"/>
+              <w:right w:w="100" w:type="dxa"/>
             </w:tcMar>
-            <w:vAlign w:val="top"/>
           </w:tcPr>
           <w:p>
             <w:pPr>
               <w:rPr>
-                <w:rFonts w:ascii="Roboto Mono" w:cs="Roboto Mono" w:eastAsia="Roboto Mono" w:hAnsi="Roboto Mono"/>
+                <w:rFonts w:ascii="Roboto Mono" w:eastAsia="Roboto Mono" w:hAnsi="Roboto Mono" w:cs="Roboto Mono"/>
               </w:rPr>
             </w:pPr>
             <w:r>
               <w:rPr>
-                <w:rFonts w:ascii="Roboto Mono" w:cs="Roboto Mono" w:eastAsia="Roboto Mono" w:hAnsi="Roboto Mono"/>
-                <w:rtl w:val="0"/>
+                <w:rFonts w:ascii="Roboto Mono" w:eastAsia="Roboto Mono" w:hAnsi="Roboto Mono" w:cs="Roboto Mono"/>
               </w:rPr>
-              <w:t xml:space="preserve">Acceptable industry range (10–20%)</w:t>
+              <w:t>Acceptable industry range (10–20%)</w:t>
             </w:r>
           </w:p>
         </w:tc>
       </w:tr>
       <w:tr>
         <w:trPr>
-          <w:cantSplit w:val="0"/>
-          <w:trHeight w:val="500" w:hRule="atLeast"/>
-          <w:tblHeader w:val="0"/>
+          <w:trHeight w:val="500"/>
         </w:trPr>
         <w:tc>
           <w:tcPr>
+            <w:tcW w:w="2690" w:type="dxa"/>
             <w:tcBorders>
-              <w:top w:color="000000" w:space="0" w:sz="0" w:val="nil"/>
-              <w:left w:color="000000" w:space="0" w:sz="0" w:val="nil"/>
-              <w:bottom w:color="000000" w:space="0" w:sz="0" w:val="nil"/>
-              <w:right w:color="000000" w:space="0" w:sz="0" w:val="nil"/>
+              <w:top w:val="nil"/>
+              <w:left w:val="nil"/>
+              <w:bottom w:val="nil"/>
+              <w:right w:val="nil"/>
             </w:tcBorders>
             <w:tcMar>
-              <w:top w:w="100.0" w:type="dxa"/>
-              <w:left w:w="100.0" w:type="dxa"/>
-              <w:bottom w:w="100.0" w:type="dxa"/>
-              <w:right w:w="100.0" w:type="dxa"/>
+              <w:top w:w="100" w:type="dxa"/>
+              <w:left w:w="100" w:type="dxa"/>
+              <w:bottom w:w="100" w:type="dxa"/>
+              <w:right w:w="100" w:type="dxa"/>
             </w:tcMar>
-            <w:vAlign w:val="top"/>
           </w:tcPr>
           <w:p>
             <w:pPr>
               <w:rPr>
-                <w:rFonts w:ascii="Roboto Mono" w:cs="Roboto Mono" w:eastAsia="Roboto Mono" w:hAnsi="Roboto Mono"/>
+                <w:rFonts w:ascii="Roboto Mono" w:eastAsia="Roboto Mono" w:hAnsi="Roboto Mono" w:cs="Roboto Mono"/>
               </w:rPr>
             </w:pPr>
             <w:r>
               <w:rPr>
-                <w:rFonts w:ascii="Roboto Mono" w:cs="Roboto Mono" w:eastAsia="Roboto Mono" w:hAnsi="Roboto Mono"/>
-                <w:rtl w:val="0"/>
+                <w:rFonts w:ascii="Roboto Mono" w:eastAsia="Roboto Mono" w:hAnsi="Roboto Mono" w:cs="Roboto Mono"/>
               </w:rPr>
-              <w:t xml:space="preserve">Budget Variance</w:t>
+              <w:t>Budget Variance</w:t>
             </w:r>
           </w:p>
         </w:tc>
         <w:tc>
           <w:tcPr>
+            <w:tcW w:w="2105" w:type="dxa"/>
             <w:tcBorders>
-              <w:top w:color="000000" w:space="0" w:sz="0" w:val="nil"/>
-              <w:left w:color="000000" w:space="0" w:sz="0" w:val="nil"/>
-              <w:bottom w:color="000000" w:space="0" w:sz="0" w:val="nil"/>
-              <w:right w:color="000000" w:space="0" w:sz="0" w:val="nil"/>
+              <w:top w:val="nil"/>
+              <w:left w:val="nil"/>
+              <w:bottom w:val="nil"/>
+              <w:right w:val="nil"/>
             </w:tcBorders>
             <w:tcMar>
-              <w:top w:w="100.0" w:type="dxa"/>
-              <w:left w:w="100.0" w:type="dxa"/>
-              <w:bottom w:w="100.0" w:type="dxa"/>
-              <w:right w:w="100.0" w:type="dxa"/>
+              <w:top w:w="100" w:type="dxa"/>
+              <w:left w:w="100" w:type="dxa"/>
+              <w:bottom w:w="100" w:type="dxa"/>
+              <w:right w:w="100" w:type="dxa"/>
             </w:tcMar>
-            <w:vAlign w:val="top"/>
           </w:tcPr>
           <w:p>
             <w:pPr>
               <w:rPr>
-                <w:rFonts w:ascii="Roboto Mono" w:cs="Roboto Mono" w:eastAsia="Roboto Mono" w:hAnsi="Roboto Mono"/>
+                <w:rFonts w:ascii="Roboto Mono" w:eastAsia="Roboto Mono" w:hAnsi="Roboto Mono" w:cs="Roboto Mono"/>
               </w:rPr>
             </w:pPr>
             <w:r>
               <w:rPr>
-                <w:rFonts w:ascii="Roboto Mono" w:cs="Roboto Mono" w:eastAsia="Roboto Mono" w:hAnsi="Roboto Mono"/>
-                <w:rtl w:val="0"/>
+                <w:rFonts w:ascii="Roboto Mono" w:eastAsia="Roboto Mono" w:hAnsi="Roboto Mono" w:cs="Roboto Mono"/>
               </w:rPr>
-              <w:t xml:space="preserve">-5% (under budget)</w:t>
+              <w:t>-5% (under budget)</w:t>
             </w:r>
           </w:p>
         </w:tc>
         <w:tc>
           <w:tcPr>
+            <w:tcW w:w="4205" w:type="dxa"/>
             <w:tcBorders>
-              <w:top w:color="000000" w:space="0" w:sz="0" w:val="nil"/>
-              <w:left w:color="000000" w:space="0" w:sz="0" w:val="nil"/>
-              <w:bottom w:color="000000" w:space="0" w:sz="0" w:val="nil"/>
-              <w:right w:color="000000" w:space="0" w:sz="0" w:val="nil"/>
+              <w:top w:val="nil"/>
+              <w:left w:val="nil"/>
+              <w:bottom w:val="nil"/>
+              <w:right w:val="nil"/>
             </w:tcBorders>
             <w:tcMar>
-              <w:top w:w="100.0" w:type="dxa"/>
-              <w:left w:w="100.0" w:type="dxa"/>
-              <w:bottom w:w="100.0" w:type="dxa"/>
-              <w:right w:w="100.0" w:type="dxa"/>
+              <w:top w:w="100" w:type="dxa"/>
+              <w:left w:w="100" w:type="dxa"/>
+              <w:bottom w:w="100" w:type="dxa"/>
+              <w:right w:w="100" w:type="dxa"/>
             </w:tcMar>
-            <w:vAlign w:val="top"/>
           </w:tcPr>
           <w:p>
             <w:pPr>
               <w:rPr>
-                <w:rFonts w:ascii="Roboto Mono" w:cs="Roboto Mono" w:eastAsia="Roboto Mono" w:hAnsi="Roboto Mono"/>
+                <w:rFonts w:ascii="Roboto Mono" w:eastAsia="Roboto Mono" w:hAnsi="Roboto Mono" w:cs="Roboto Mono"/>
               </w:rPr>
             </w:pPr>
             <w:r>
               <w:rPr>
-                <w:rFonts w:ascii="Roboto Mono" w:cs="Roboto Mono" w:eastAsia="Roboto Mono" w:hAnsi="Roboto Mono"/>
-                <w:rtl w:val="0"/>
+                <w:rFonts w:ascii="Roboto Mono" w:eastAsia="Roboto Mono" w:hAnsi="Roboto Mono" w:cs="Roboto Mono"/>
               </w:rPr>
-              <w:t xml:space="preserve">Good cost control</w:t>
+              <w:t>Good cost control</w:t>
             </w:r>
           </w:p>
         </w:tc>
       </w:tr>
     </w:tbl>
     <w:p>
-      <w:pPr>
-        <w:rPr/>
-      </w:pPr>
-      <w:r>
-        <w:pict>
-          <v:rect style="width:0.0pt;height:1.5pt" o:hr="t" o:hrstd="t" o:hralign="center" fillcolor="#A0A0A0" stroked="f"/>
+      <w:r>
+        <w:pict w14:anchorId="01940195">
+          <v:rect id="_x0000_i1034" style="width:0;height:1.5pt" o:hralign="center" o:hrstd="t" o:hr="t" fillcolor="#a0a0a0" stroked="f"/>
         </w:pict>
       </w:r>
-      <w:r>
-        <w:rPr>
-          <w:rtl w:val="0"/>
-        </w:rPr>
-      </w:r>
-    </w:p>
-    <w:p>
-      <w:pPr>
-        <w:spacing w:after="240" w:before="240" w:lineRule="auto"/>
-        <w:rPr>
-          <w:rFonts w:ascii="Roboto Mono" w:cs="Roboto Mono" w:eastAsia="Roboto Mono" w:hAnsi="Roboto Mono"/>
-          <w:b w:val="1"/>
-        </w:rPr>
-      </w:pPr>
-      <w:r>
-        <w:rPr>
-          <w:rFonts w:ascii="Roboto Mono" w:cs="Roboto Mono" w:eastAsia="Roboto Mono" w:hAnsi="Roboto Mono"/>
-          <w:rtl w:val="0"/>
-        </w:rPr>
-        <w:t xml:space="preserve">👉 In short:</w:t>
-        <w:br w:type="textWrapping"/>
+    </w:p>
+    <w:p>
+      <w:pPr>
+        <w:spacing w:before="240" w:after="240"/>
+        <w:rPr>
+          <w:rFonts w:ascii="Roboto Mono" w:eastAsia="Roboto Mono" w:hAnsi="Roboto Mono" w:cs="Roboto Mono"/>
+          <w:b/>
+        </w:rPr>
+      </w:pPr>
+      <w:r>
+        <w:rPr>
+          <w:rFonts w:ascii="Roboto Mono" w:eastAsia="Roboto Mono" w:hAnsi="Roboto Mono" w:cs="Roboto Mono"/>
+        </w:rPr>
+        <w:t>👉 In short:</w:t>
+      </w:r>
+      <w:r>
+        <w:rPr>
+          <w:rFonts w:ascii="Roboto Mono" w:eastAsia="Roboto Mono" w:hAnsi="Roboto Mono" w:cs="Roboto Mono"/>
+        </w:rPr>
+        <w:br/>
         <w:t xml:space="preserve"> </w:t>
       </w:r>
       <w:r>
         <w:rPr>
-          <w:rFonts w:ascii="Roboto Mono" w:cs="Roboto Mono" w:eastAsia="Roboto Mono" w:hAnsi="Roboto Mono"/>
-          <w:b w:val="1"/>
-          <w:rtl w:val="0"/>
-        </w:rPr>
-        <w:t xml:space="preserve">Effort &amp; Cost Metrics help managers understand how much time and money testing consumes, measure efficiency, and ensure that testing provides value within project constraints.</w:t>
-      </w:r>
-    </w:p>
-    <w:p>
-      <w:pPr>
-        <w:rPr/>
-      </w:pPr>
-      <w:r>
-        <w:pict>
-          <v:rect style="width:0.0pt;height:1.5pt" o:hr="t" o:hrstd="t" o:hralign="center" fillcolor="#A0A0A0" stroked="f"/>
+          <w:rFonts w:ascii="Roboto Mono" w:eastAsia="Roboto Mono" w:hAnsi="Roboto Mono" w:cs="Roboto Mono"/>
+          <w:b/>
+        </w:rPr>
+        <w:t>Effort &amp; Cost Metrics help managers understand how much time and money testing consumes, measure efficiency, and ensure that testing provides value within project constraints.</w:t>
+      </w:r>
+    </w:p>
+    <w:p>
+      <w:r>
+        <w:pict w14:anchorId="260D6116">
+          <v:rect id="_x0000_i1035" style="width:0;height:1.5pt" o:hralign="center" o:hrstd="t" o:hr="t" fillcolor="#a0a0a0" stroked="f"/>
         </w:pict>
       </w:r>
-      <w:r>
-        <w:rPr>
-          <w:rtl w:val="0"/>
-        </w:rPr>
-      </w:r>
-    </w:p>
-    <w:p>
-      <w:pPr>
-        <w:rPr/>
-      </w:pPr>
-      <w:r>
-        <w:rPr>
-          <w:rtl w:val="0"/>
-        </w:rPr>
-      </w:r>
-    </w:p>
+    </w:p>
+    <w:p/>
+    <w:p/>
     <w:sectPr>
-      <w:headerReference r:id="rId14" w:type="default"/>
-      <w:pgSz w:h="15840" w:w="12240" w:orient="portrait"/>
-      <w:pgMar w:bottom="1440" w:top="1440" w:left="1440" w:right="1440" w:header="720" w:footer="720"/>
+      <w:headerReference w:type="default" r:id="rId13"/>
+      <w:pgSz w:w="12240" w:h="15840"/>
+      <w:pgMar w:top="1440" w:right="1440" w:bottom="1440" w:left="1440" w:header="720" w:footer="720" w:gutter="0"/>
       <w:pgNumType w:start="1"/>
+      <w:cols w:space="720"/>
     </w:sectPr>
   </w:body>
 </w:document>
 </file>
 
 <file path=word/header1.xml><?xml version="1.0" encoding="utf-8"?>
-<w:hdr xmlns:mc="http://schemas.openxmlformats.org/markup-compatibility/2006" xmlns:o="urn:schemas-microsoft-com:office:office" xmlns:r="http://schemas.openxmlformats.org/officeDocument/2006/relationships" xmlns:m="http://schemas.openxmlformats.org/officeDocument/2006/math" xmlns:v="urn:schemas-microsoft-com:vml" xmlns:wp="http://schemas.openxmlformats.org/drawingml/2006/wordprocessingDrawing" xmlns:w10="urn:schemas-microsoft-com:office:word" xmlns:w="http://schemas.openxmlformats.org/wordprocessingml/2006/main" xmlns:wne="http://schemas.microsoft.com/office/word/2006/wordml" xmlns:sl="http://schemas.openxmlformats.org/schemaLibrary/2006/main" xmlns:a="http://schemas.openxmlformats.org/drawingml/2006/main" xmlns:pic="http://schemas.openxmlformats.org/drawingml/2006/picture" xmlns:c="http://schemas.openxmlformats.org/drawingml/2006/chart" xmlns:lc="http://schemas.openxmlformats.org/drawingml/2006/lockedCanvas" xmlns:dgm="http://schemas.openxmlformats.org/drawingml/2006/diagram" xmlns:wps="http://schemas.microsoft.com/office/word/2010/wordprocessingShape" xmlns:wpg="http://schemas.microsoft.com/office/word/2010/wordprocessingGroup" xmlns:w14="http://schemas.microsoft.com/office/word/2010/wordml" xmlns:w15="http://schemas.microsoft.com/office/word/2012/wordml" xmlns:w16="http://schemas.microsoft.com/office/word/2018/wordml" xmlns:w16cex="http://schemas.microsoft.com/office/word/2018/wordml/cex" xmlns:w16cid="http://schemas.microsoft.com/office/word/2016/wordml/cid" xmlns="http://schemas.microsoft.com/office/tasks/2019/documenttasks" xmlns:cr="http://schemas.microsoft.com/office/comments/2020/reactions">
-  <w:p>
-    <w:pPr>
-      <w:rPr/>
-    </w:pPr>
-    <w:r>
-      <w:rPr>
-        <w:rtl w:val="0"/>
-      </w:rPr>
-    </w:r>
-  </w:p>
+<w:hdr xmlns:wpc="http://schemas.microsoft.com/office/word/2010/wordprocessingCanvas" xmlns:cx="http://schemas.microsoft.com/office/drawing/2014/chartex" xmlns:cx1="http://schemas.microsoft.com/office/drawing/2015/9/8/chartex" xmlns:cx2="http://schemas.microsoft.com/office/drawing/2015/10/21/chartex" xmlns:cx3="http://schemas.microsoft.com/office/drawing/2016/5/9/chartex" xmlns:cx4="http://schemas.microsoft.com/office/drawing/2016/5/10/chartex" xmlns:cx5="http://schemas.microsoft.com/office/drawing/2016/5/11/chartex" xmlns:cx6="http://schemas.microsoft.com/office/drawing/2016/5/12/chartex" xmlns:cx7="http://schemas.microsoft.com/office/drawing/2016/5/13/chartex" xmlns:cx8="http://schemas.microsoft.com/office/drawing/2016/5/14/chartex" xmlns:mc="http://schemas.openxmlformats.org/markup-compatibility/2006" xmlns:aink="http://schemas.microsoft.com/office/drawing/2016/ink" xmlns:am3d="http://schemas.microsoft.com/office/drawing/2017/model3d" xmlns:o="urn:schemas-microsoft-com:office:office" xmlns:oel="http://schemas.microsoft.com/office/2019/extlst" xmlns:r="http://schemas.openxmlformats.org/officeDocument/2006/relationships" xmlns:m="http://schemas.openxmlformats.org/officeDocument/2006/math" xmlns:v="urn:schemas-microsoft-com:vml" xmlns:wp14="http://schemas.microsoft.com/office/word/2010/wordprocessingDrawing" xmlns:wp="http://schemas.openxmlformats.org/drawingml/2006/wordprocessingDrawing" xmlns:w10="urn:schemas-microsoft-com:office:word" xmlns:w="http://schemas.openxmlformats.org/wordprocessingml/2006/main" xmlns:w14="http://schemas.microsoft.com/office/word/2010/wordml" xmlns:w15="http://schemas.microsoft.com/office/word/2012/wordml" xmlns:w16cex="http://schemas.microsoft.com/office/word/2018/wordml/cex" xmlns:w16cid="http://schemas.microsoft.com/office/word/2016/wordml/cid" xmlns:w16="http://schemas.microsoft.com/office/word/2018/wordml" xmlns:w16du="http://schemas.microsoft.com/office/word/2023/wordml/word16du" xmlns:w16sdtdh="http://schemas.microsoft.com/office/word/2020/wordml/sdtdatahash" xmlns:w16sdtfl="http://schemas.microsoft.com/office/word/2024/wordml/sdtformatlock" xmlns:w16se="http://schemas.microsoft.com/office/word/2015/wordml/symex" xmlns:wpg="http://schemas.microsoft.com/office/word/2010/wordprocessingGroup" xmlns:wpi="http://schemas.microsoft.com/office/word/2010/wordprocessingInk" xmlns:wne="http://schemas.microsoft.com/office/word/2006/wordml" xmlns:wps="http://schemas.microsoft.com/office/word/2010/wordprocessingShape" mc:Ignorable="w14 w15 w16se w16cid w16 w16cex w16sdtdh w16sdtfl w16du wp14">
+  <w:p/>
 </w:hdr>
 </file>
 
 <file path=word/numbering.xml><?xml version="1.0" encoding="utf-8"?>
-<w:numbering xmlns:mc="http://schemas.openxmlformats.org/markup-compatibility/2006" xmlns:o="urn:schemas-microsoft-com:office:office" xmlns:r="http://schemas.openxmlformats.org/officeDocument/2006/relationships" xmlns:m="http://schemas.openxmlformats.org/officeDocument/2006/math" xmlns:v="urn:schemas-microsoft-com:vml" xmlns:wp="http://schemas.openxmlformats.org/drawingml/2006/wordprocessingDrawing" xmlns:w10="urn:schemas-microsoft-com:office:word" xmlns:w="http://schemas.openxmlformats.org/wordprocessingml/2006/main" xmlns:wne="http://schemas.microsoft.com/office/word/2006/wordml" xmlns:sl="http://schemas.openxmlformats.org/schemaLibrary/2006/main" xmlns:a="http://schemas.openxmlformats.org/drawingml/2006/main" xmlns:pic="http://schemas.openxmlformats.org/drawingml/2006/picture" xmlns:c="http://schemas.openxmlformats.org/drawingml/2006/chart" xmlns:lc="http://schemas.openxmlformats.org/drawingml/2006/lockedCanvas" xmlns:dgm="http://schemas.openxmlformats.org/drawingml/2006/diagram" xmlns:wps="http://schemas.microsoft.com/office/word/2010/wordprocessingShape" xmlns:wpg="http://schemas.microsoft.com/office/word/2010/wordprocessingGroup" xmlns:w14="http://schemas.microsoft.com/office/word/2010/wordml" xmlns:w15="http://schemas.microsoft.com/office/word/2012/wordml" xmlns:w16="http://schemas.microsoft.com/office/word/2018/wordml" xmlns:w16cex="http://schemas.microsoft.com/office/word/2018/wordml/cex" xmlns:w16cid="http://schemas.microsoft.com/office/word/2016/wordml/cid" xmlns="http://schemas.microsoft.com/office/tasks/2019/documenttasks" xmlns:cr="http://schemas.microsoft.com/office/comments/2020/reactions">
-  <w:abstractNum w:abstractNumId="1">
+<w:numbering xmlns:wpc="http://schemas.microsoft.com/office/word/2010/wordprocessingCanvas" xmlns:cx="http://schemas.microsoft.com/office/drawing/2014/chartex" xmlns:cx1="http://schemas.microsoft.com/office/drawing/2015/9/8/chartex" xmlns:cx2="http://schemas.microsoft.com/office/drawing/2015/10/21/chartex" xmlns:cx3="http://schemas.microsoft.com/office/drawing/2016/5/9/chartex" xmlns:cx4="http://schemas.microsoft.com/office/drawing/2016/5/10/chartex" xmlns:cx5="http://schemas.microsoft.com/office/drawing/2016/5/11/chartex" xmlns:cx6="http://schemas.microsoft.com/office/drawing/2016/5/12/chartex" xmlns:cx7="http://schemas.microsoft.com/office/drawing/2016/5/13/chartex" xmlns:cx8="http://schemas.microsoft.com/office/drawing/2016/5/14/chartex" xmlns:mc="http://schemas.openxmlformats.org/markup-compatibility/2006" xmlns:aink="http://schemas.microsoft.com/office/drawing/2016/ink" xmlns:am3d="http://schemas.microsoft.com/office/drawing/2017/model3d" xmlns:o="urn:schemas-microsoft-com:office:office" xmlns:oel="http://schemas.microsoft.com/office/2019/extlst" xmlns:r="http://schemas.openxmlformats.org/officeDocument/2006/relationships" xmlns:m="http://schemas.openxmlformats.org/officeDocument/2006/math" xmlns:v="urn:schemas-microsoft-com:vml" xmlns:wp14="http://schemas.microsoft.com/office/word/2010/wordprocessingDrawing" xmlns:wp="http://schemas.openxmlformats.org/drawingml/2006/wordprocessingDrawing" xmlns:w10="urn:schemas-microsoft-com:office:word" xmlns:w="http://schemas.openxmlformats.org/wordprocessingml/2006/main" xmlns:w14="http://schemas.microsoft.com/office/word/2010/wordml" xmlns:w15="http://schemas.microsoft.com/office/word/2012/wordml" xmlns:w16cex="http://schemas.microsoft.com/office/word/2018/wordml/cex" xmlns:w16cid="http://schemas.microsoft.com/office/word/2016/wordml/cid" xmlns:w16="http://schemas.microsoft.com/office/word/2018/wordml" xmlns:w16du="http://schemas.microsoft.com/office/word/2023/wordml/word16du" xmlns:w16sdtdh="http://schemas.microsoft.com/office/word/2020/wordml/sdtdatahash" xmlns:w16sdtfl="http://schemas.microsoft.com/office/word/2024/wordml/sdtformatlock" xmlns:w16se="http://schemas.microsoft.com/office/word/2015/wordml/symex" xmlns:wpg="http://schemas.microsoft.com/office/word/2010/wordprocessingGroup" xmlns:wpi="http://schemas.microsoft.com/office/word/2010/wordprocessingInk" xmlns:wne="http://schemas.microsoft.com/office/word/2006/wordml" xmlns:wps="http://schemas.microsoft.com/office/word/2010/wordprocessingShape" mc:Ignorable="w14 w15 w16se w16cid w16 w16cex w16sdtdh w16sdtfl w16du wp14">
+  <w:abstractNum w:abstractNumId="0" w15:restartNumberingAfterBreak="0">
+    <w:nsid w:val="01567F39"/>
+    <w:multiLevelType w:val="multilevel"/>
+    <w:tmpl w:val="FA6A6AF6"/>
     <w:lvl w:ilvl="0">
       <w:start w:val="1"/>
       <w:numFmt w:val="bullet"/>
@@ -3032,7 +2935,10 @@
       </w:rPr>
     </w:lvl>
   </w:abstractNum>
-  <w:abstractNum w:abstractNumId="2">
+  <w:abstractNum w:abstractNumId="1" w15:restartNumberingAfterBreak="0">
+    <w:nsid w:val="0F5729A7"/>
+    <w:multiLevelType w:val="multilevel"/>
+    <w:tmpl w:val="640C7D20"/>
     <w:lvl w:ilvl="0">
       <w:start w:val="1"/>
       <w:numFmt w:val="bullet"/>
@@ -3142,7 +3048,10 @@
       </w:rPr>
     </w:lvl>
   </w:abstractNum>
-  <w:abstractNum w:abstractNumId="3">
+  <w:abstractNum w:abstractNumId="2" w15:restartNumberingAfterBreak="0">
+    <w:nsid w:val="229A2295"/>
+    <w:multiLevelType w:val="multilevel"/>
+    <w:tmpl w:val="C2C6CF70"/>
     <w:lvl w:ilvl="0">
       <w:start w:val="1"/>
       <w:numFmt w:val="bullet"/>
@@ -3252,7 +3161,10 @@
       </w:rPr>
     </w:lvl>
   </w:abstractNum>
-  <w:abstractNum w:abstractNumId="4">
+  <w:abstractNum w:abstractNumId="3" w15:restartNumberingAfterBreak="0">
+    <w:nsid w:val="33ED513E"/>
+    <w:multiLevelType w:val="multilevel"/>
+    <w:tmpl w:val="1E4A72D6"/>
     <w:lvl w:ilvl="0">
       <w:start w:val="1"/>
       <w:numFmt w:val="bullet"/>
@@ -3362,7 +3274,10 @@
       </w:rPr>
     </w:lvl>
   </w:abstractNum>
-  <w:abstractNum w:abstractNumId="5">
+  <w:abstractNum w:abstractNumId="4" w15:restartNumberingAfterBreak="0">
+    <w:nsid w:val="42EE6C86"/>
+    <w:multiLevelType w:val="multilevel"/>
+    <w:tmpl w:val="6298E144"/>
     <w:lvl w:ilvl="0">
       <w:start w:val="1"/>
       <w:numFmt w:val="bullet"/>
@@ -3472,7 +3387,10 @@
       </w:rPr>
     </w:lvl>
   </w:abstractNum>
-  <w:abstractNum w:abstractNumId="6">
+  <w:abstractNum w:abstractNumId="5" w15:restartNumberingAfterBreak="0">
+    <w:nsid w:val="46160A60"/>
+    <w:multiLevelType w:val="multilevel"/>
+    <w:tmpl w:val="54326972"/>
     <w:lvl w:ilvl="0">
       <w:start w:val="1"/>
       <w:numFmt w:val="bullet"/>
@@ -3582,7 +3500,10 @@
       </w:rPr>
     </w:lvl>
   </w:abstractNum>
-  <w:abstractNum w:abstractNumId="7">
+  <w:abstractNum w:abstractNumId="6" w15:restartNumberingAfterBreak="0">
+    <w:nsid w:val="60C662D2"/>
+    <w:multiLevelType w:val="multilevel"/>
+    <w:tmpl w:val="D862BE94"/>
     <w:lvl w:ilvl="0">
       <w:start w:val="1"/>
       <w:numFmt w:val="bullet"/>
@@ -3692,7 +3613,10 @@
       </w:rPr>
     </w:lvl>
   </w:abstractNum>
-  <w:abstractNum w:abstractNumId="8">
+  <w:abstractNum w:abstractNumId="7" w15:restartNumberingAfterBreak="0">
+    <w:nsid w:val="7861779E"/>
+    <w:multiLevelType w:val="multilevel"/>
+    <w:tmpl w:val="5FDCDCBA"/>
     <w:lvl w:ilvl="0">
       <w:start w:val="1"/>
       <w:numFmt w:val="bullet"/>
@@ -3802,67 +3726,463 @@
       </w:rPr>
     </w:lvl>
   </w:abstractNum>
-  <w:num w:numId="1">
+  <w:num w:numId="1" w16cid:durableId="380982001">
+    <w:abstractNumId w:val="4"/>
+  </w:num>
+  <w:num w:numId="2" w16cid:durableId="1157109810">
+    <w:abstractNumId w:val="2"/>
+  </w:num>
+  <w:num w:numId="3" w16cid:durableId="1450708689">
+    <w:abstractNumId w:val="5"/>
+  </w:num>
+  <w:num w:numId="4" w16cid:durableId="305937620">
     <w:abstractNumId w:val="1"/>
   </w:num>
-  <w:num w:numId="2">
-    <w:abstractNumId w:val="2"/>
+  <w:num w:numId="5" w16cid:durableId="1132794312">
+    <w:abstractNumId w:val="0"/>
   </w:num>
-  <w:num w:numId="3">
+  <w:num w:numId="6" w16cid:durableId="1068262739">
     <w:abstractNumId w:val="3"/>
   </w:num>
-  <w:num w:numId="4">
-    <w:abstractNumId w:val="4"/>
-  </w:num>
-  <w:num w:numId="5">
-    <w:abstractNumId w:val="5"/>
-  </w:num>
-  <w:num w:numId="6">
-    <w:abstractNumId w:val="6"/>
-  </w:num>
-  <w:num w:numId="7">
+  <w:num w:numId="7" w16cid:durableId="733045492">
     <w:abstractNumId w:val="7"/>
   </w:num>
-  <w:num w:numId="8">
-    <w:abstractNumId w:val="8"/>
+  <w:num w:numId="8" w16cid:durableId="1890720761">
+    <w:abstractNumId w:val="6"/>
   </w:num>
 </w:numbering>
 </file>
 
 <file path=word/styles.xml><?xml version="1.0" encoding="utf-8"?>
-<w:styles xmlns:mc="http://schemas.openxmlformats.org/markup-compatibility/2006" xmlns:o="urn:schemas-microsoft-com:office:office" xmlns:r="http://schemas.openxmlformats.org/officeDocument/2006/relationships" xmlns:m="http://schemas.openxmlformats.org/officeDocument/2006/math" xmlns:v="urn:schemas-microsoft-com:vml" xmlns:wp="http://schemas.openxmlformats.org/drawingml/2006/wordprocessingDrawing" xmlns:w10="urn:schemas-microsoft-com:office:word" xmlns:w="http://schemas.openxmlformats.org/wordprocessingml/2006/main" xmlns:wne="http://schemas.microsoft.com/office/word/2006/wordml" xmlns:sl="http://schemas.openxmlformats.org/schemaLibrary/2006/main" xmlns:a="http://schemas.openxmlformats.org/drawingml/2006/main" xmlns:pic="http://schemas.openxmlformats.org/drawingml/2006/picture" xmlns:c="http://schemas.openxmlformats.org/drawingml/2006/chart" xmlns:lc="http://schemas.openxmlformats.org/drawingml/2006/lockedCanvas" xmlns:dgm="http://schemas.openxmlformats.org/drawingml/2006/diagram" xmlns:wps="http://schemas.microsoft.com/office/word/2010/wordprocessingShape" xmlns:wpg="http://schemas.microsoft.com/office/word/2010/wordprocessingGroup" xmlns:w14="http://schemas.microsoft.com/office/word/2010/wordml" xmlns:w15="http://schemas.microsoft.com/office/word/2012/wordml" xmlns:w16="http://schemas.microsoft.com/office/word/2018/wordml" xmlns:w16cex="http://schemas.microsoft.com/office/word/2018/wordml/cex" xmlns:w16cid="http://schemas.microsoft.com/office/word/2016/wordml/cid" xmlns="http://schemas.microsoft.com/office/tasks/2019/documenttasks" xmlns:cr="http://schemas.microsoft.com/office/comments/2020/reactions">
+<w:styles xmlns:mc="http://schemas.openxmlformats.org/markup-compatibility/2006" xmlns:r="http://schemas.openxmlformats.org/officeDocument/2006/relationships" xmlns:w="http://schemas.openxmlformats.org/wordprocessingml/2006/main" xmlns:w14="http://schemas.microsoft.com/office/word/2010/wordml" xmlns:w15="http://schemas.microsoft.com/office/word/2012/wordml" xmlns:w16cex="http://schemas.microsoft.com/office/word/2018/wordml/cex" xmlns:w16cid="http://schemas.microsoft.com/office/word/2016/wordml/cid" xmlns:w16="http://schemas.microsoft.com/office/word/2018/wordml" xmlns:w16du="http://schemas.microsoft.com/office/word/2023/wordml/word16du" xmlns:w16sdtdh="http://schemas.microsoft.com/office/word/2020/wordml/sdtdatahash" xmlns:w16sdtfl="http://schemas.microsoft.com/office/word/2024/wordml/sdtformatlock" xmlns:w16se="http://schemas.microsoft.com/office/word/2015/wordml/symex" mc:Ignorable="w14 w15 w16se w16cid w16 w16cex w16sdtdh w16sdtfl w16du">
   <w:docDefaults>
     <w:rPrDefault>
       <w:rPr>
-        <w:rFonts w:ascii="Arial" w:cs="Arial" w:eastAsia="Arial" w:hAnsi="Arial"/>
-        <w:sz w:val="22"/>
-        <w:szCs w:val="22"/>
-        <w:lang w:val="en"/>
+        <w:rFonts w:asciiTheme="minorHAnsi" w:eastAsiaTheme="minorHAnsi" w:hAnsiTheme="minorHAnsi" w:cstheme="minorBidi"/>
+        <w:kern w:val="2"/>
+        <w:sz w:val="24"/>
+        <w:szCs w:val="24"/>
+        <w:lang w:val="en-US" w:eastAsia="en-US" w:bidi="ar-SA"/>
+        <w14:ligatures w14:val="standardContextual"/>
       </w:rPr>
     </w:rPrDefault>
     <w:pPrDefault>
       <w:pPr>
-        <w:spacing w:line="276" w:lineRule="auto"/>
+        <w:spacing w:after="160" w:line="278" w:lineRule="auto"/>
       </w:pPr>
     </w:pPrDefault>
   </w:docDefaults>
-  <w:style w:type="paragraph" w:styleId="Normal" w:default="1">
-    <w:name w:val="normal"/>
-  </w:style>
-  <w:style w:type="table" w:styleId="TableNormal" w:default="1">
-    <w:name w:val="TableNormal"/>
+  <w:latentStyles w:defLockedState="0" w:defUIPriority="99" w:defSemiHidden="0" w:defUnhideWhenUsed="0" w:defQFormat="0" w:count="376">
+    <w:lsdException w:name="Normal" w:uiPriority="0" w:qFormat="1"/>
+    <w:lsdException w:name="heading 1" w:uiPriority="9" w:qFormat="1"/>
+    <w:lsdException w:name="heading 2" w:semiHidden="1" w:uiPriority="9" w:unhideWhenUsed="1" w:qFormat="1"/>
+    <w:lsdException w:name="heading 3" w:semiHidden="1" w:uiPriority="9" w:unhideWhenUsed="1" w:qFormat="1"/>
+    <w:lsdException w:name="heading 4" w:semiHidden="1" w:uiPriority="9" w:unhideWhenUsed="1" w:qFormat="1"/>
+    <w:lsdException w:name="heading 5" w:semiHidden="1" w:uiPriority="9" w:unhideWhenUsed="1" w:qFormat="1"/>
+    <w:lsdException w:name="heading 6" w:semiHidden="1" w:uiPriority="9" w:unhideWhenUsed="1" w:qFormat="1"/>
+    <w:lsdException w:name="heading 7" w:semiHidden="1" w:uiPriority="9" w:unhideWhenUsed="1" w:qFormat="1"/>
+    <w:lsdException w:name="heading 8" w:semiHidden="1" w:uiPriority="9" w:unhideWhenUsed="1" w:qFormat="1"/>
+    <w:lsdException w:name="heading 9" w:semiHidden="1" w:uiPriority="9" w:unhideWhenUsed="1" w:qFormat="1"/>
+    <w:lsdException w:name="index 1" w:semiHidden="1" w:unhideWhenUsed="1"/>
+    <w:lsdException w:name="index 2" w:semiHidden="1" w:unhideWhenUsed="1"/>
+    <w:lsdException w:name="index 3" w:semiHidden="1" w:unhideWhenUsed="1"/>
+    <w:lsdException w:name="index 4" w:semiHidden="1" w:unhideWhenUsed="1"/>
+    <w:lsdException w:name="index 5" w:semiHidden="1" w:unhideWhenUsed="1"/>
+    <w:lsdException w:name="index 6" w:semiHidden="1" w:unhideWhenUsed="1"/>
+    <w:lsdException w:name="index 7" w:semiHidden="1" w:unhideWhenUsed="1"/>
+    <w:lsdException w:name="index 8" w:semiHidden="1" w:unhideWhenUsed="1"/>
+    <w:lsdException w:name="index 9" w:semiHidden="1" w:unhideWhenUsed="1"/>
+    <w:lsdException w:name="toc 1" w:semiHidden="1" w:uiPriority="39" w:unhideWhenUsed="1"/>
+    <w:lsdException w:name="toc 2" w:semiHidden="1" w:uiPriority="39" w:unhideWhenUsed="1"/>
+    <w:lsdException w:name="toc 3" w:semiHidden="1" w:uiPriority="39" w:unhideWhenUsed="1"/>
+    <w:lsdException w:name="toc 4" w:semiHidden="1" w:uiPriority="39" w:unhideWhenUsed="1"/>
+    <w:lsdException w:name="toc 5" w:semiHidden="1" w:uiPriority="39" w:unhideWhenUsed="1"/>
+    <w:lsdException w:name="toc 6" w:semiHidden="1" w:uiPriority="39" w:unhideWhenUsed="1"/>
+    <w:lsdException w:name="toc 7" w:semiHidden="1" w:uiPriority="39" w:unhideWhenUsed="1"/>
+    <w:lsdException w:name="toc 8" w:semiHidden="1" w:uiPriority="39" w:unhideWhenUsed="1"/>
+    <w:lsdException w:name="toc 9" w:semiHidden="1" w:uiPriority="39" w:unhideWhenUsed="1"/>
+    <w:lsdException w:name="Normal Indent" w:semiHidden="1" w:unhideWhenUsed="1"/>
+    <w:lsdException w:name="footnote text" w:semiHidden="1" w:unhideWhenUsed="1"/>
+    <w:lsdException w:name="annotation text" w:semiHidden="1" w:unhideWhenUsed="1"/>
+    <w:lsdException w:name="header" w:semiHidden="1" w:unhideWhenUsed="1"/>
+    <w:lsdException w:name="footer" w:semiHidden="1" w:unhideWhenUsed="1"/>
+    <w:lsdException w:name="index heading" w:semiHidden="1" w:unhideWhenUsed="1"/>
+    <w:lsdException w:name="caption" w:semiHidden="1" w:uiPriority="35" w:unhideWhenUsed="1" w:qFormat="1"/>
+    <w:lsdException w:name="table of figures" w:semiHidden="1" w:unhideWhenUsed="1"/>
+    <w:lsdException w:name="envelope address" w:semiHidden="1" w:unhideWhenUsed="1"/>
+    <w:lsdException w:name="envelope return" w:semiHidden="1" w:unhideWhenUsed="1"/>
+    <w:lsdException w:name="footnote reference" w:semiHidden="1" w:unhideWhenUsed="1"/>
+    <w:lsdException w:name="annotation reference" w:semiHidden="1" w:unhideWhenUsed="1"/>
+    <w:lsdException w:name="line number" w:semiHidden="1" w:unhideWhenUsed="1"/>
+    <w:lsdException w:name="page number" w:semiHidden="1" w:unhideWhenUsed="1"/>
+    <w:lsdException w:name="endnote reference" w:semiHidden="1" w:unhideWhenUsed="1"/>
+    <w:lsdException w:name="endnote text" w:semiHidden="1" w:unhideWhenUsed="1"/>
+    <w:lsdException w:name="table of authorities" w:semiHidden="1" w:unhideWhenUsed="1"/>
+    <w:lsdException w:name="macro" w:semiHidden="1" w:unhideWhenUsed="1"/>
+    <w:lsdException w:name="toa heading" w:semiHidden="1" w:unhideWhenUsed="1"/>
+    <w:lsdException w:name="List" w:semiHidden="1" w:unhideWhenUsed="1"/>
+    <w:lsdException w:name="List Bullet" w:semiHidden="1" w:unhideWhenUsed="1"/>
+    <w:lsdException w:name="List Number" w:semiHidden="1" w:unhideWhenUsed="1"/>
+    <w:lsdException w:name="List 2" w:semiHidden="1" w:unhideWhenUsed="1"/>
+    <w:lsdException w:name="List 3" w:semiHidden="1" w:unhideWhenUsed="1"/>
+    <w:lsdException w:name="List 4" w:semiHidden="1" w:unhideWhenUsed="1"/>
+    <w:lsdException w:name="List 5" w:semiHidden="1" w:unhideWhenUsed="1"/>
+    <w:lsdException w:name="List Bullet 2" w:semiHidden="1" w:unhideWhenUsed="1"/>
+    <w:lsdException w:name="List Bullet 3" w:semiHidden="1" w:unhideWhenUsed="1"/>
+    <w:lsdException w:name="List Bullet 4" w:semiHidden="1" w:unhideWhenUsed="1"/>
+    <w:lsdException w:name="List Bullet 5" w:semiHidden="1" w:unhideWhenUsed="1"/>
+    <w:lsdException w:name="List Number 2" w:semiHidden="1" w:unhideWhenUsed="1"/>
+    <w:lsdException w:name="List Number 3" w:semiHidden="1" w:unhideWhenUsed="1"/>
+    <w:lsdException w:name="List Number 4" w:semiHidden="1" w:unhideWhenUsed="1"/>
+    <w:lsdException w:name="List Number 5" w:semiHidden="1" w:unhideWhenUsed="1"/>
+    <w:lsdException w:name="Title" w:uiPriority="10" w:qFormat="1"/>
+    <w:lsdException w:name="Closing" w:semiHidden="1" w:unhideWhenUsed="1"/>
+    <w:lsdException w:name="Signature" w:semiHidden="1" w:unhideWhenUsed="1"/>
+    <w:lsdException w:name="Default Paragraph Font" w:semiHidden="1" w:uiPriority="1" w:unhideWhenUsed="1"/>
+    <w:lsdException w:name="Body Text" w:semiHidden="1" w:unhideWhenUsed="1"/>
+    <w:lsdException w:name="Body Text Indent" w:semiHidden="1" w:unhideWhenUsed="1"/>
+    <w:lsdException w:name="List Continue" w:semiHidden="1" w:unhideWhenUsed="1"/>
+    <w:lsdException w:name="List Continue 2" w:semiHidden="1" w:unhideWhenUsed="1"/>
+    <w:lsdException w:name="List Continue 3" w:semiHidden="1" w:unhideWhenUsed="1"/>
+    <w:lsdException w:name="List Continue 4" w:semiHidden="1" w:unhideWhenUsed="1"/>
+    <w:lsdException w:name="List Continue 5" w:semiHidden="1" w:unhideWhenUsed="1"/>
+    <w:lsdException w:name="Message Header" w:semiHidden="1" w:unhideWhenUsed="1"/>
+    <w:lsdException w:name="Subtitle" w:uiPriority="11" w:qFormat="1"/>
+    <w:lsdException w:name="Salutation" w:semiHidden="1" w:unhideWhenUsed="1"/>
+    <w:lsdException w:name="Date" w:semiHidden="1" w:unhideWhenUsed="1"/>
+    <w:lsdException w:name="Body Text First Indent" w:semiHidden="1" w:unhideWhenUsed="1"/>
+    <w:lsdException w:name="Body Text First Indent 2" w:semiHidden="1" w:unhideWhenUsed="1"/>
+    <w:lsdException w:name="Note Heading" w:semiHidden="1" w:unhideWhenUsed="1"/>
+    <w:lsdException w:name="Body Text 2" w:semiHidden="1" w:unhideWhenUsed="1"/>
+    <w:lsdException w:name="Body Text 3" w:semiHidden="1" w:unhideWhenUsed="1"/>
+    <w:lsdException w:name="Body Text Indent 2" w:semiHidden="1" w:unhideWhenUsed="1"/>
+    <w:lsdException w:name="Body Text Indent 3" w:semiHidden="1" w:unhideWhenUsed="1"/>
+    <w:lsdException w:name="Block Text" w:semiHidden="1" w:unhideWhenUsed="1"/>
+    <w:lsdException w:name="Hyperlink" w:semiHidden="1" w:unhideWhenUsed="1"/>
+    <w:lsdException w:name="FollowedHyperlink" w:semiHidden="1" w:unhideWhenUsed="1"/>
+    <w:lsdException w:name="Strong" w:uiPriority="22" w:qFormat="1"/>
+    <w:lsdException w:name="Emphasis" w:uiPriority="20" w:qFormat="1"/>
+    <w:lsdException w:name="Document Map" w:semiHidden="1" w:unhideWhenUsed="1"/>
+    <w:lsdException w:name="Plain Text" w:semiHidden="1" w:unhideWhenUsed="1"/>
+    <w:lsdException w:name="E-mail Signature" w:semiHidden="1" w:unhideWhenUsed="1"/>
+    <w:lsdException w:name="HTML Top of Form" w:semiHidden="1" w:unhideWhenUsed="1"/>
+    <w:lsdException w:name="HTML Bottom of Form" w:semiHidden="1" w:unhideWhenUsed="1"/>
+    <w:lsdException w:name="Normal (Web)" w:semiHidden="1" w:unhideWhenUsed="1"/>
+    <w:lsdException w:name="HTML Acronym" w:semiHidden="1" w:unhideWhenUsed="1"/>
+    <w:lsdException w:name="HTML Address" w:semiHidden="1" w:unhideWhenUsed="1"/>
+    <w:lsdException w:name="HTML Cite" w:semiHidden="1" w:unhideWhenUsed="1"/>
+    <w:lsdException w:name="HTML Code" w:semiHidden="1" w:unhideWhenUsed="1"/>
+    <w:lsdException w:name="HTML Definition" w:semiHidden="1" w:unhideWhenUsed="1"/>
+    <w:lsdException w:name="HTML Keyboard" w:semiHidden="1" w:unhideWhenUsed="1"/>
+    <w:lsdException w:name="HTML Preformatted" w:semiHidden="1" w:unhideWhenUsed="1"/>
+    <w:lsdException w:name="HTML Sample" w:semiHidden="1" w:unhideWhenUsed="1"/>
+    <w:lsdException w:name="HTML Typewriter" w:semiHidden="1" w:unhideWhenUsed="1"/>
+    <w:lsdException w:name="HTML Variable" w:semiHidden="1" w:unhideWhenUsed="1"/>
+    <w:lsdException w:name="Normal Table" w:semiHidden="1" w:unhideWhenUsed="1"/>
+    <w:lsdException w:name="annotation subject" w:semiHidden="1" w:unhideWhenUsed="1"/>
+    <w:lsdException w:name="No List" w:semiHidden="1" w:unhideWhenUsed="1"/>
+    <w:lsdException w:name="Outline List 1" w:semiHidden="1" w:unhideWhenUsed="1"/>
+    <w:lsdException w:name="Outline List 2" w:semiHidden="1" w:unhideWhenUsed="1"/>
+    <w:lsdException w:name="Outline List 3" w:semiHidden="1" w:unhideWhenUsed="1"/>
+    <w:lsdException w:name="Table Simple 1" w:semiHidden="1" w:unhideWhenUsed="1"/>
+    <w:lsdException w:name="Table Simple 2" w:semiHidden="1" w:unhideWhenUsed="1"/>
+    <w:lsdException w:name="Table Simple 3" w:semiHidden="1" w:unhideWhenUsed="1"/>
+    <w:lsdException w:name="Table Classic 1" w:semiHidden="1" w:unhideWhenUsed="1"/>
+    <w:lsdException w:name="Table Classic 2" w:semiHidden="1" w:unhideWhenUsed="1"/>
+    <w:lsdException w:name="Table Classic 3" w:semiHidden="1" w:unhideWhenUsed="1"/>
+    <w:lsdException w:name="Table Classic 4" w:semiHidden="1" w:unhideWhenUsed="1"/>
+    <w:lsdException w:name="Table Colorful 1" w:semiHidden="1" w:unhideWhenUsed="1"/>
+    <w:lsdException w:name="Table Colorful 2" w:semiHidden="1" w:unhideWhenUsed="1"/>
+    <w:lsdException w:name="Table Colorful 3" w:semiHidden="1" w:unhideWhenUsed="1"/>
+    <w:lsdException w:name="Table Columns 1" w:semiHidden="1" w:unhideWhenUsed="1"/>
+    <w:lsdException w:name="Table Columns 2" w:semiHidden="1" w:unhideWhenUsed="1"/>
+    <w:lsdException w:name="Table Columns 3" w:semiHidden="1" w:unhideWhenUsed="1"/>
+    <w:lsdException w:name="Table Columns 4" w:semiHidden="1" w:unhideWhenUsed="1"/>
+    <w:lsdException w:name="Table Columns 5" w:semiHidden="1" w:unhideWhenUsed="1"/>
+    <w:lsdException w:name="Table Grid 1" w:semiHidden="1" w:unhideWhenUsed="1"/>
+    <w:lsdException w:name="Table Grid 2" w:semiHidden="1" w:unhideWhenUsed="1"/>
+    <w:lsdException w:name="Table Grid 3" w:semiHidden="1" w:unhideWhenUsed="1"/>
+    <w:lsdException w:name="Table Grid 4" w:semiHidden="1" w:unhideWhenUsed="1"/>
+    <w:lsdException w:name="Table Grid 5" w:semiHidden="1" w:unhideWhenUsed="1"/>
+    <w:lsdException w:name="Table Grid 6" w:semiHidden="1" w:unhideWhenUsed="1"/>
+    <w:lsdException w:name="Table Grid 7" w:semiHidden="1" w:unhideWhenUsed="1"/>
+    <w:lsdException w:name="Table Grid 8" w:semiHidden="1" w:unhideWhenUsed="1"/>
+    <w:lsdException w:name="Table List 1" w:semiHidden="1" w:unhideWhenUsed="1"/>
+    <w:lsdException w:name="Table List 2" w:semiHidden="1" w:unhideWhenUsed="1"/>
+    <w:lsdException w:name="Table List 3" w:semiHidden="1" w:unhideWhenUsed="1"/>
+    <w:lsdException w:name="Table List 4" w:semiHidden="1" w:unhideWhenUsed="1"/>
+    <w:lsdException w:name="Table List 5" w:semiHidden="1" w:unhideWhenUsed="1"/>
+    <w:lsdException w:name="Table List 6" w:semiHidden="1" w:unhideWhenUsed="1"/>
+    <w:lsdException w:name="Table List 7" w:semiHidden="1" w:unhideWhenUsed="1"/>
+    <w:lsdException w:name="Table List 8" w:semiHidden="1" w:unhideWhenUsed="1"/>
+    <w:lsdException w:name="Table 3D effects 1" w:semiHidden="1" w:unhideWhenUsed="1"/>
+    <w:lsdException w:name="Table 3D effects 2" w:semiHidden="1" w:unhideWhenUsed="1"/>
+    <w:lsdException w:name="Table 3D effects 3" w:semiHidden="1" w:unhideWhenUsed="1"/>
+    <w:lsdException w:name="Table Contemporary" w:semiHidden="1" w:unhideWhenUsed="1"/>
+    <w:lsdException w:name="Table Elegant" w:semiHidden="1" w:unhideWhenUsed="1"/>
+    <w:lsdException w:name="Table Professional" w:semiHidden="1" w:unhideWhenUsed="1"/>
+    <w:lsdException w:name="Table Subtle 1" w:semiHidden="1" w:unhideWhenUsed="1"/>
+    <w:lsdException w:name="Table Subtle 2" w:semiHidden="1" w:unhideWhenUsed="1"/>
+    <w:lsdException w:name="Table Web 1" w:semiHidden="1" w:unhideWhenUsed="1"/>
+    <w:lsdException w:name="Table Web 2" w:semiHidden="1" w:unhideWhenUsed="1"/>
+    <w:lsdException w:name="Table Web 3" w:semiHidden="1" w:unhideWhenUsed="1"/>
+    <w:lsdException w:name="Balloon Text" w:semiHidden="1" w:unhideWhenUsed="1"/>
+    <w:lsdException w:name="Table Grid" w:uiPriority="39"/>
+    <w:lsdException w:name="Table Theme" w:semiHidden="1" w:unhideWhenUsed="1"/>
+    <w:lsdException w:name="Placeholder Text" w:semiHidden="1"/>
+    <w:lsdException w:name="No Spacing" w:uiPriority="1" w:qFormat="1"/>
+    <w:lsdException w:name="Light Shading" w:uiPriority="60"/>
+    <w:lsdException w:name="Light List" w:uiPriority="61"/>
+    <w:lsdException w:name="Light Grid" w:uiPriority="62"/>
+    <w:lsdException w:name="Medium Shading 1" w:uiPriority="63"/>
+    <w:lsdException w:name="Medium Shading 2" w:uiPriority="64"/>
+    <w:lsdException w:name="Medium List 1" w:uiPriority="65"/>
+    <w:lsdException w:name="Medium List 2" w:uiPriority="66"/>
+    <w:lsdException w:name="Medium Grid 1" w:uiPriority="67"/>
+    <w:lsdException w:name="Medium Grid 2" w:uiPriority="68"/>
+    <w:lsdException w:name="Medium Grid 3" w:uiPriority="69"/>
+    <w:lsdException w:name="Dark List" w:uiPriority="70"/>
+    <w:lsdException w:name="Colorful Shading" w:uiPriority="71"/>
+    <w:lsdException w:name="Colorful List" w:uiPriority="72"/>
+    <w:lsdException w:name="Colorful Grid" w:uiPriority="73"/>
+    <w:lsdException w:name="Light Shading Accent 1" w:uiPriority="60"/>
+    <w:lsdException w:name="Light List Accent 1" w:uiPriority="61"/>
+    <w:lsdException w:name="Light Grid Accent 1" w:uiPriority="62"/>
+    <w:lsdException w:name="Medium Shading 1 Accent 1" w:uiPriority="63"/>
+    <w:lsdException w:name="Medium Shading 2 Accent 1" w:uiPriority="64"/>
+    <w:lsdException w:name="Medium List 1 Accent 1" w:uiPriority="65"/>
+    <w:lsdException w:name="Revision" w:semiHidden="1"/>
+    <w:lsdException w:name="List Paragraph" w:uiPriority="34" w:qFormat="1"/>
+    <w:lsdException w:name="Quote" w:uiPriority="29" w:qFormat="1"/>
+    <w:lsdException w:name="Intense Quote" w:uiPriority="30" w:qFormat="1"/>
+    <w:lsdException w:name="Medium List 2 Accent 1" w:uiPriority="66"/>
+    <w:lsdException w:name="Medium Grid 1 Accent 1" w:uiPriority="67"/>
+    <w:lsdException w:name="Medium Grid 2 Accent 1" w:uiPriority="68"/>
+    <w:lsdException w:name="Medium Grid 3 Accent 1" w:uiPriority="69"/>
+    <w:lsdException w:name="Dark List Accent 1" w:uiPriority="70"/>
+    <w:lsdException w:name="Colorful Shading Accent 1" w:uiPriority="71"/>
+    <w:lsdException w:name="Colorful List Accent 1" w:uiPriority="72"/>
+    <w:lsdException w:name="Colorful Grid Accent 1" w:uiPriority="73"/>
+    <w:lsdException w:name="Light Shading Accent 2" w:uiPriority="60"/>
+    <w:lsdException w:name="Light List Accent 2" w:uiPriority="61"/>
+    <w:lsdException w:name="Light Grid Accent 2" w:uiPriority="62"/>
+    <w:lsdException w:name="Medium Shading 1 Accent 2" w:uiPriority="63"/>
+    <w:lsdException w:name="Medium Shading 2 Accent 2" w:uiPriority="64"/>
+    <w:lsdException w:name="Medium List 1 Accent 2" w:uiPriority="65"/>
+    <w:lsdException w:name="Medium List 2 Accent 2" w:uiPriority="66"/>
+    <w:lsdException w:name="Medium Grid 1 Accent 2" w:uiPriority="67"/>
+    <w:lsdException w:name="Medium Grid 2 Accent 2" w:uiPriority="68"/>
+    <w:lsdException w:name="Medium Grid 3 Accent 2" w:uiPriority="69"/>
+    <w:lsdException w:name="Dark List Accent 2" w:uiPriority="70"/>
+    <w:lsdException w:name="Colorful Shading Accent 2" w:uiPriority="71"/>
+    <w:lsdException w:name="Colorful List Accent 2" w:uiPriority="72"/>
+    <w:lsdException w:name="Colorful Grid Accent 2" w:uiPriority="73"/>
+    <w:lsdException w:name="Light Shading Accent 3" w:uiPriority="60"/>
+    <w:lsdException w:name="Light List Accent 3" w:uiPriority="61"/>
+    <w:lsdException w:name="Light Grid Accent 3" w:uiPriority="62"/>
+    <w:lsdException w:name="Medium Shading 1 Accent 3" w:uiPriority="63"/>
+    <w:lsdException w:name="Medium Shading 2 Accent 3" w:uiPriority="64"/>
+    <w:lsdException w:name="Medium List 1 Accent 3" w:uiPriority="65"/>
+    <w:lsdException w:name="Medium List 2 Accent 3" w:uiPriority="66"/>
+    <w:lsdException w:name="Medium Grid 1 Accent 3" w:uiPriority="67"/>
+    <w:lsdException w:name="Medium Grid 2 Accent 3" w:uiPriority="68"/>
+    <w:lsdException w:name="Medium Grid 3 Accent 3" w:uiPriority="69"/>
+    <w:lsdException w:name="Dark List Accent 3" w:uiPriority="70"/>
+    <w:lsdException w:name="Colorful Shading Accent 3" w:uiPriority="71"/>
+    <w:lsdException w:name="Colorful List Accent 3" w:uiPriority="72"/>
+    <w:lsdException w:name="Colorful Grid Accent 3" w:uiPriority="73"/>
+    <w:lsdException w:name="Light Shading Accent 4" w:uiPriority="60"/>
+    <w:lsdException w:name="Light List Accent 4" w:uiPriority="61"/>
+    <w:lsdException w:name="Light Grid Accent 4" w:uiPriority="62"/>
+    <w:lsdException w:name="Medium Shading 1 Accent 4" w:uiPriority="63"/>
+    <w:lsdException w:name="Medium Shading 2 Accent 4" w:uiPriority="64"/>
+    <w:lsdException w:name="Medium List 1 Accent 4" w:uiPriority="65"/>
+    <w:lsdException w:name="Medium List 2 Accent 4" w:uiPriority="66"/>
+    <w:lsdException w:name="Medium Grid 1 Accent 4" w:uiPriority="67"/>
+    <w:lsdException w:name="Medium Grid 2 Accent 4" w:uiPriority="68"/>
+    <w:lsdException w:name="Medium Grid 3 Accent 4" w:uiPriority="69"/>
+    <w:lsdException w:name="Dark List Accent 4" w:uiPriority="70"/>
+    <w:lsdException w:name="Colorful Shading Accent 4" w:uiPriority="71"/>
+    <w:lsdException w:name="Colorful List Accent 4" w:uiPriority="72"/>
+    <w:lsdException w:name="Colorful Grid Accent 4" w:uiPriority="73"/>
+    <w:lsdException w:name="Light Shading Accent 5" w:uiPriority="60"/>
+    <w:lsdException w:name="Light List Accent 5" w:uiPriority="61"/>
+    <w:lsdException w:name="Light Grid Accent 5" w:uiPriority="62"/>
+    <w:lsdException w:name="Medium Shading 1 Accent 5" w:uiPriority="63"/>
+    <w:lsdException w:name="Medium Shading 2 Accent 5" w:uiPriority="64"/>
+    <w:lsdException w:name="Medium List 1 Accent 5" w:uiPriority="65"/>
+    <w:lsdException w:name="Medium List 2 Accent 5" w:uiPriority="66"/>
+    <w:lsdException w:name="Medium Grid 1 Accent 5" w:uiPriority="67"/>
+    <w:lsdException w:name="Medium Grid 2 Accent 5" w:uiPriority="68"/>
+    <w:lsdException w:name="Medium Grid 3 Accent 5" w:uiPriority="69"/>
+    <w:lsdException w:name="Dark List Accent 5" w:uiPriority="70"/>
+    <w:lsdException w:name="Colorful Shading Accent 5" w:uiPriority="71"/>
+    <w:lsdException w:name="Colorful List Accent 5" w:uiPriority="72"/>
+    <w:lsdException w:name="Colorful Grid Accent 5" w:uiPriority="73"/>
+    <w:lsdException w:name="Light Shading Accent 6" w:uiPriority="60"/>
+    <w:lsdException w:name="Light List Accent 6" w:uiPriority="61"/>
+    <w:lsdException w:name="Light Grid Accent 6" w:uiPriority="62"/>
+    <w:lsdException w:name="Medium Shading 1 Accent 6" w:uiPriority="63"/>
+    <w:lsdException w:name="Medium Shading 2 Accent 6" w:uiPriority="64"/>
+    <w:lsdException w:name="Medium List 1 Accent 6" w:uiPriority="65"/>
+    <w:lsdException w:name="Medium List 2 Accent 6" w:uiPriority="66"/>
+    <w:lsdException w:name="Medium Grid 1 Accent 6" w:uiPriority="67"/>
+    <w:lsdException w:name="Medium Grid 2 Accent 6" w:uiPriority="68"/>
+    <w:lsdException w:name="Medium Grid 3 Accent 6" w:uiPriority="69"/>
+    <w:lsdException w:name="Dark List Accent 6" w:uiPriority="70"/>
+    <w:lsdException w:name="Colorful Shading Accent 6" w:uiPriority="71"/>
+    <w:lsdException w:name="Colorful List Accent 6" w:uiPriority="72"/>
+    <w:lsdException w:name="Colorful Grid Accent 6" w:uiPriority="73"/>
+    <w:lsdException w:name="Subtle Emphasis" w:uiPriority="19" w:qFormat="1"/>
+    <w:lsdException w:name="Intense Emphasis" w:uiPriority="21" w:qFormat="1"/>
+    <w:lsdException w:name="Subtle Reference" w:uiPriority="31" w:qFormat="1"/>
+    <w:lsdException w:name="Intense Reference" w:uiPriority="32" w:qFormat="1"/>
+    <w:lsdException w:name="Book Title" w:uiPriority="33" w:qFormat="1"/>
+    <w:lsdException w:name="Bibliography" w:semiHidden="1" w:uiPriority="37" w:unhideWhenUsed="1"/>
+    <w:lsdException w:name="TOC Heading" w:semiHidden="1" w:uiPriority="39" w:unhideWhenUsed="1" w:qFormat="1"/>
+    <w:lsdException w:name="Plain Table 1" w:uiPriority="41"/>
+    <w:lsdException w:name="Plain Table 2" w:uiPriority="42"/>
+    <w:lsdException w:name="Plain Table 3" w:uiPriority="43"/>
+    <w:lsdException w:name="Plain Table 4" w:uiPriority="44"/>
+    <w:lsdException w:name="Plain Table 5" w:uiPriority="45"/>
+    <w:lsdException w:name="Grid Table Light" w:uiPriority="40"/>
+    <w:lsdException w:name="Grid Table 1 Light" w:uiPriority="46"/>
+    <w:lsdException w:name="Grid Table 2" w:uiPriority="47"/>
+    <w:lsdException w:name="Grid Table 3" w:uiPriority="48"/>
+    <w:lsdException w:name="Grid Table 4" w:uiPriority="49"/>
+    <w:lsdException w:name="Grid Table 5 Dark" w:uiPriority="50"/>
+    <w:lsdException w:name="Grid Table 6 Colorful" w:uiPriority="51"/>
+    <w:lsdException w:name="Grid Table 7 Colorful" w:uiPriority="52"/>
+    <w:lsdException w:name="Grid Table 1 Light Accent 1" w:uiPriority="46"/>
+    <w:lsdException w:name="Grid Table 2 Accent 1" w:uiPriority="47"/>
+    <w:lsdException w:name="Grid Table 3 Accent 1" w:uiPriority="48"/>
+    <w:lsdException w:name="Grid Table 4 Accent 1" w:uiPriority="49"/>
+    <w:lsdException w:name="Grid Table 5 Dark Accent 1" w:uiPriority="50"/>
+    <w:lsdException w:name="Grid Table 6 Colorful Accent 1" w:uiPriority="51"/>
+    <w:lsdException w:name="Grid Table 7 Colorful Accent 1" w:uiPriority="52"/>
+    <w:lsdException w:name="Grid Table 1 Light Accent 2" w:uiPriority="46"/>
+    <w:lsdException w:name="Grid Table 2 Accent 2" w:uiPriority="47"/>
+    <w:lsdException w:name="Grid Table 3 Accent 2" w:uiPriority="48"/>
+    <w:lsdException w:name="Grid Table 4 Accent 2" w:uiPriority="49"/>
+    <w:lsdException w:name="Grid Table 5 Dark Accent 2" w:uiPriority="50"/>
+    <w:lsdException w:name="Grid Table 6 Colorful Accent 2" w:uiPriority="51"/>
+    <w:lsdException w:name="Grid Table 7 Colorful Accent 2" w:uiPriority="52"/>
+    <w:lsdException w:name="Grid Table 1 Light Accent 3" w:uiPriority="46"/>
+    <w:lsdException w:name="Grid Table 2 Accent 3" w:uiPriority="47"/>
+    <w:lsdException w:name="Grid Table 3 Accent 3" w:uiPriority="48"/>
+    <w:lsdException w:name="Grid Table 4 Accent 3" w:uiPriority="49"/>
+    <w:lsdException w:name="Grid Table 5 Dark Accent 3" w:uiPriority="50"/>
+    <w:lsdException w:name="Grid Table 6 Colorful Accent 3" w:uiPriority="51"/>
+    <w:lsdException w:name="Grid Table 7 Colorful Accent 3" w:uiPriority="52"/>
+    <w:lsdException w:name="Grid Table 1 Light Accent 4" w:uiPriority="46"/>
+    <w:lsdException w:name="Grid Table 2 Accent 4" w:uiPriority="47"/>
+    <w:lsdException w:name="Grid Table 3 Accent 4" w:uiPriority="48"/>
+    <w:lsdException w:name="Grid Table 4 Accent 4" w:uiPriority="49"/>
+    <w:lsdException w:name="Grid Table 5 Dark Accent 4" w:uiPriority="50"/>
+    <w:lsdException w:name="Grid Table 6 Colorful Accent 4" w:uiPriority="51"/>
+    <w:lsdException w:name="Grid Table 7 Colorful Accent 4" w:uiPriority="52"/>
+    <w:lsdException w:name="Grid Table 1 Light Accent 5" w:uiPriority="46"/>
+    <w:lsdException w:name="Grid Table 2 Accent 5" w:uiPriority="47"/>
+    <w:lsdException w:name="Grid Table 3 Accent 5" w:uiPriority="48"/>
+    <w:lsdException w:name="Grid Table 4 Accent 5" w:uiPriority="49"/>
+    <w:lsdException w:name="Grid Table 5 Dark Accent 5" w:uiPriority="50"/>
+    <w:lsdException w:name="Grid Table 6 Colorful Accent 5" w:uiPriority="51"/>
+    <w:lsdException w:name="Grid Table 7 Colorful Accent 5" w:uiPriority="52"/>
+    <w:lsdException w:name="Grid Table 1 Light Accent 6" w:uiPriority="46"/>
+    <w:lsdException w:name="Grid Table 2 Accent 6" w:uiPriority="47"/>
+    <w:lsdException w:name="Grid Table 3 Accent 6" w:uiPriority="48"/>
+    <w:lsdException w:name="Grid Table 4 Accent 6" w:uiPriority="49"/>
+    <w:lsdException w:name="Grid Table 5 Dark Accent 6" w:uiPriority="50"/>
+    <w:lsdException w:name="Grid Table 6 Colorful Accent 6" w:uiPriority="51"/>
+    <w:lsdException w:name="Grid Table 7 Colorful Accent 6" w:uiPriority="52"/>
+    <w:lsdException w:name="List Table 1 Light" w:uiPriority="46"/>
+    <w:lsdException w:name="List Table 2" w:uiPriority="47"/>
+    <w:lsdException w:name="List Table 3" w:uiPriority="48"/>
+    <w:lsdException w:name="List Table 4" w:uiPriority="49"/>
+    <w:lsdException w:name="List Table 5 Dark" w:uiPriority="50"/>
+    <w:lsdException w:name="List Table 6 Colorful" w:uiPriority="51"/>
+    <w:lsdException w:name="List Table 7 Colorful" w:uiPriority="52"/>
+    <w:lsdException w:name="List Table 1 Light Accent 1" w:uiPriority="46"/>
+    <w:lsdException w:name="List Table 2 Accent 1" w:uiPriority="47"/>
+    <w:lsdException w:name="List Table 3 Accent 1" w:uiPriority="48"/>
+    <w:lsdException w:name="List Table 4 Accent 1" w:uiPriority="49"/>
+    <w:lsdException w:name="List Table 5 Dark Accent 1" w:uiPriority="50"/>
+    <w:lsdException w:name="List Table 6 Colorful Accent 1" w:uiPriority="51"/>
+    <w:lsdException w:name="List Table 7 Colorful Accent 1" w:uiPriority="52"/>
+    <w:lsdException w:name="List Table 1 Light Accent 2" w:uiPriority="46"/>
+    <w:lsdException w:name="List Table 2 Accent 2" w:uiPriority="47"/>
+    <w:lsdException w:name="List Table 3 Accent 2" w:uiPriority="48"/>
+    <w:lsdException w:name="List Table 4 Accent 2" w:uiPriority="49"/>
+    <w:lsdException w:name="List Table 5 Dark Accent 2" w:uiPriority="50"/>
+    <w:lsdException w:name="List Table 6 Colorful Accent 2" w:uiPriority="51"/>
+    <w:lsdException w:name="List Table 7 Colorful Accent 2" w:uiPriority="52"/>
+    <w:lsdException w:name="List Table 1 Light Accent 3" w:uiPriority="46"/>
+    <w:lsdException w:name="List Table 2 Accent 3" w:uiPriority="47"/>
+    <w:lsdException w:name="List Table 3 Accent 3" w:uiPriority="48"/>
+    <w:lsdException w:name="List Table 4 Accent 3" w:uiPriority="49"/>
+    <w:lsdException w:name="List Table 5 Dark Accent 3" w:uiPriority="50"/>
+    <w:lsdException w:name="List Table 6 Colorful Accent 3" w:uiPriority="51"/>
+    <w:lsdException w:name="List Table 7 Colorful Accent 3" w:uiPriority="52"/>
+    <w:lsdException w:name="List Table 1 Light Accent 4" w:uiPriority="46"/>
+    <w:lsdException w:name="List Table 2 Accent 4" w:uiPriority="47"/>
+    <w:lsdException w:name="List Table 3 Accent 4" w:uiPriority="48"/>
+    <w:lsdException w:name="List Table 4 Accent 4" w:uiPriority="49"/>
+    <w:lsdException w:name="List Table 5 Dark Accent 4" w:uiPriority="50"/>
+    <w:lsdException w:name="List Table 6 Colorful Accent 4" w:uiPriority="51"/>
+    <w:lsdException w:name="List Table 7 Colorful Accent 4" w:uiPriority="52"/>
+    <w:lsdException w:name="List Table 1 Light Accent 5" w:uiPriority="46"/>
+    <w:lsdException w:name="List Table 2 Accent 5" w:uiPriority="47"/>
+    <w:lsdException w:name="List Table 3 Accent 5" w:uiPriority="48"/>
+    <w:lsdException w:name="List Table 4 Accent 5" w:uiPriority="49"/>
+    <w:lsdException w:name="List Table 5 Dark Accent 5" w:uiPriority="50"/>
+    <w:lsdException w:name="List Table 6 Colorful Accent 5" w:uiPriority="51"/>
+    <w:lsdException w:name="List Table 7 Colorful Accent 5" w:uiPriority="52"/>
+    <w:lsdException w:name="List Table 1 Light Accent 6" w:uiPriority="46"/>
+    <w:lsdException w:name="List Table 2 Accent 6" w:uiPriority="47"/>
+    <w:lsdException w:name="List Table 3 Accent 6" w:uiPriority="48"/>
+    <w:lsdException w:name="List Table 4 Accent 6" w:uiPriority="49"/>
+    <w:lsdException w:name="List Table 5 Dark Accent 6" w:uiPriority="50"/>
+    <w:lsdException w:name="List Table 6 Colorful Accent 6" w:uiPriority="51"/>
+    <w:lsdException w:name="List Table 7 Colorful Accent 6" w:uiPriority="52"/>
+    <w:lsdException w:name="Mention" w:semiHidden="1" w:unhideWhenUsed="1"/>
+    <w:lsdException w:name="Smart Hyperlink" w:semiHidden="1" w:unhideWhenUsed="1"/>
+    <w:lsdException w:name="Hashtag" w:semiHidden="1" w:unhideWhenUsed="1"/>
+    <w:lsdException w:name="Unresolved Mention" w:semiHidden="1" w:unhideWhenUsed="1"/>
+    <w:lsdException w:name="Smart Link" w:semiHidden="1" w:unhideWhenUsed="1"/>
+  </w:latentStyles>
+  <w:style w:type="paragraph" w:default="1" w:styleId="Normal">
+    <w:name w:val="Normal"/>
+    <w:qFormat/>
+    <w:rsid w:val="000C5297"/>
+    <w:pPr>
+      <w:spacing w:after="0" w:line="276" w:lineRule="auto"/>
+    </w:pPr>
+    <w:rPr>
+      <w:rFonts w:ascii="Arial" w:eastAsia="Arial" w:hAnsi="Arial" w:cs="Arial"/>
+      <w:kern w:val="0"/>
+      <w:sz w:val="22"/>
+      <w:szCs w:val="22"/>
+      <w:lang w:val="en"/>
+      <w14:ligatures w14:val="none"/>
+    </w:rPr>
   </w:style>
   <w:style w:type="paragraph" w:styleId="Heading1">
     <w:name w:val="heading 1"/>
     <w:basedOn w:val="Normal"/>
     <w:next w:val="Normal"/>
+    <w:link w:val="Heading1Char"/>
+    <w:uiPriority w:val="9"/>
+    <w:qFormat/>
+    <w:rsid w:val="00577701"/>
     <w:pPr>
-      <w:keepNext w:val="1"/>
-      <w:keepLines w:val="1"/>
-      <w:pageBreakBefore w:val="0"/>
-      <w:spacing w:after="120" w:before="400" w:lineRule="auto"/>
+      <w:keepNext/>
+      <w:keepLines/>
+      <w:spacing w:before="360" w:after="80"/>
+      <w:outlineLvl w:val="0"/>
     </w:pPr>
     <w:rPr>
+      <w:rFonts w:asciiTheme="majorHAnsi" w:eastAsiaTheme="majorEastAsia" w:hAnsiTheme="majorHAnsi" w:cstheme="majorBidi"/>
+      <w:color w:val="2F5496" w:themeColor="accent1" w:themeShade="BF"/>
       <w:sz w:val="40"/>
       <w:szCs w:val="40"/>
     </w:rPr>
@@ -3871,14 +4191,20 @@
     <w:name w:val="heading 2"/>
     <w:basedOn w:val="Normal"/>
     <w:next w:val="Normal"/>
+    <w:link w:val="Heading2Char"/>
+    <w:uiPriority w:val="9"/>
+    <w:unhideWhenUsed/>
+    <w:qFormat/>
+    <w:rsid w:val="00577701"/>
     <w:pPr>
-      <w:keepNext w:val="1"/>
-      <w:keepLines w:val="1"/>
-      <w:pageBreakBefore w:val="0"/>
-      <w:spacing w:after="120" w:before="360" w:lineRule="auto"/>
+      <w:keepNext/>
+      <w:keepLines/>
+      <w:spacing w:before="160" w:after="80"/>
+      <w:outlineLvl w:val="1"/>
     </w:pPr>
     <w:rPr>
-      <w:b w:val="0"/>
+      <w:rFonts w:asciiTheme="majorHAnsi" w:eastAsiaTheme="majorEastAsia" w:hAnsiTheme="majorHAnsi" w:cstheme="majorBidi"/>
+      <w:color w:val="2F5496" w:themeColor="accent1" w:themeShade="BF"/>
       <w:sz w:val="32"/>
       <w:szCs w:val="32"/>
     </w:rPr>
@@ -3887,15 +4213,20 @@
     <w:name w:val="heading 3"/>
     <w:basedOn w:val="Normal"/>
     <w:next w:val="Normal"/>
+    <w:link w:val="Heading3Char"/>
+    <w:uiPriority w:val="9"/>
+    <w:unhideWhenUsed/>
+    <w:qFormat/>
+    <w:rsid w:val="00577701"/>
     <w:pPr>
-      <w:keepNext w:val="1"/>
-      <w:keepLines w:val="1"/>
-      <w:pageBreakBefore w:val="0"/>
-      <w:spacing w:after="80" w:before="320" w:lineRule="auto"/>
+      <w:keepNext/>
+      <w:keepLines/>
+      <w:spacing w:before="160" w:after="80"/>
+      <w:outlineLvl w:val="2"/>
     </w:pPr>
     <w:rPr>
-      <w:b w:val="0"/>
-      <w:color w:val="434343"/>
+      <w:rFonts w:eastAsiaTheme="majorEastAsia" w:cstheme="majorBidi"/>
+      <w:color w:val="2F5496" w:themeColor="accent1" w:themeShade="BF"/>
       <w:sz w:val="28"/>
       <w:szCs w:val="28"/>
     </w:rPr>
@@ -3904,96 +4235,446 @@
     <w:name w:val="heading 4"/>
     <w:basedOn w:val="Normal"/>
     <w:next w:val="Normal"/>
+    <w:link w:val="Heading4Char"/>
+    <w:uiPriority w:val="9"/>
+    <w:semiHidden/>
+    <w:unhideWhenUsed/>
+    <w:qFormat/>
+    <w:rsid w:val="00577701"/>
     <w:pPr>
-      <w:keepNext w:val="1"/>
-      <w:keepLines w:val="1"/>
-      <w:pageBreakBefore w:val="0"/>
-      <w:spacing w:after="80" w:before="280" w:lineRule="auto"/>
+      <w:keepNext/>
+      <w:keepLines/>
+      <w:spacing w:before="80" w:after="40"/>
+      <w:outlineLvl w:val="3"/>
     </w:pPr>
     <w:rPr>
-      <w:color w:val="666666"/>
-      <w:sz w:val="24"/>
-      <w:szCs w:val="24"/>
+      <w:rFonts w:eastAsiaTheme="majorEastAsia" w:cstheme="majorBidi"/>
+      <w:i/>
+      <w:iCs/>
+      <w:color w:val="2F5496" w:themeColor="accent1" w:themeShade="BF"/>
     </w:rPr>
   </w:style>
   <w:style w:type="paragraph" w:styleId="Heading5">
     <w:name w:val="heading 5"/>
     <w:basedOn w:val="Normal"/>
     <w:next w:val="Normal"/>
+    <w:link w:val="Heading5Char"/>
+    <w:uiPriority w:val="9"/>
+    <w:semiHidden/>
+    <w:unhideWhenUsed/>
+    <w:qFormat/>
+    <w:rsid w:val="00577701"/>
     <w:pPr>
-      <w:keepNext w:val="1"/>
-      <w:keepLines w:val="1"/>
-      <w:pageBreakBefore w:val="0"/>
-      <w:spacing w:after="80" w:before="240" w:lineRule="auto"/>
+      <w:keepNext/>
+      <w:keepLines/>
+      <w:spacing w:before="80" w:after="40"/>
+      <w:outlineLvl w:val="4"/>
     </w:pPr>
     <w:rPr>
-      <w:color w:val="666666"/>
-      <w:sz w:val="22"/>
-      <w:szCs w:val="22"/>
+      <w:rFonts w:eastAsiaTheme="majorEastAsia" w:cstheme="majorBidi"/>
+      <w:color w:val="2F5496" w:themeColor="accent1" w:themeShade="BF"/>
     </w:rPr>
   </w:style>
   <w:style w:type="paragraph" w:styleId="Heading6">
     <w:name w:val="heading 6"/>
     <w:basedOn w:val="Normal"/>
     <w:next w:val="Normal"/>
+    <w:link w:val="Heading6Char"/>
+    <w:uiPriority w:val="9"/>
+    <w:semiHidden/>
+    <w:unhideWhenUsed/>
+    <w:qFormat/>
+    <w:rsid w:val="00577701"/>
     <w:pPr>
-      <w:keepNext w:val="1"/>
-      <w:keepLines w:val="1"/>
-      <w:pageBreakBefore w:val="0"/>
-      <w:spacing w:after="80" w:before="240" w:lineRule="auto"/>
+      <w:keepNext/>
+      <w:keepLines/>
+      <w:spacing w:before="40"/>
+      <w:outlineLvl w:val="5"/>
     </w:pPr>
     <w:rPr>
-      <w:i w:val="1"/>
-      <w:color w:val="666666"/>
-      <w:sz w:val="22"/>
-      <w:szCs w:val="22"/>
+      <w:rFonts w:eastAsiaTheme="majorEastAsia" w:cstheme="majorBidi"/>
+      <w:i/>
+      <w:iCs/>
+      <w:color w:val="595959" w:themeColor="text1" w:themeTint="A6"/>
+    </w:rPr>
+  </w:style>
+  <w:style w:type="paragraph" w:styleId="Heading7">
+    <w:name w:val="heading 7"/>
+    <w:basedOn w:val="Normal"/>
+    <w:next w:val="Normal"/>
+    <w:link w:val="Heading7Char"/>
+    <w:uiPriority w:val="9"/>
+    <w:semiHidden/>
+    <w:unhideWhenUsed/>
+    <w:qFormat/>
+    <w:rsid w:val="00577701"/>
+    <w:pPr>
+      <w:keepNext/>
+      <w:keepLines/>
+      <w:spacing w:before="40"/>
+      <w:outlineLvl w:val="6"/>
+    </w:pPr>
+    <w:rPr>
+      <w:rFonts w:eastAsiaTheme="majorEastAsia" w:cstheme="majorBidi"/>
+      <w:color w:val="595959" w:themeColor="text1" w:themeTint="A6"/>
+    </w:rPr>
+  </w:style>
+  <w:style w:type="paragraph" w:styleId="Heading8">
+    <w:name w:val="heading 8"/>
+    <w:basedOn w:val="Normal"/>
+    <w:next w:val="Normal"/>
+    <w:link w:val="Heading8Char"/>
+    <w:uiPriority w:val="9"/>
+    <w:semiHidden/>
+    <w:unhideWhenUsed/>
+    <w:qFormat/>
+    <w:rsid w:val="00577701"/>
+    <w:pPr>
+      <w:keepNext/>
+      <w:keepLines/>
+      <w:outlineLvl w:val="7"/>
+    </w:pPr>
+    <w:rPr>
+      <w:rFonts w:eastAsiaTheme="majorEastAsia" w:cstheme="majorBidi"/>
+      <w:i/>
+      <w:iCs/>
+      <w:color w:val="272727" w:themeColor="text1" w:themeTint="D8"/>
+    </w:rPr>
+  </w:style>
+  <w:style w:type="paragraph" w:styleId="Heading9">
+    <w:name w:val="heading 9"/>
+    <w:basedOn w:val="Normal"/>
+    <w:next w:val="Normal"/>
+    <w:link w:val="Heading9Char"/>
+    <w:uiPriority w:val="9"/>
+    <w:semiHidden/>
+    <w:unhideWhenUsed/>
+    <w:qFormat/>
+    <w:rsid w:val="00577701"/>
+    <w:pPr>
+      <w:keepNext/>
+      <w:keepLines/>
+      <w:outlineLvl w:val="8"/>
+    </w:pPr>
+    <w:rPr>
+      <w:rFonts w:eastAsiaTheme="majorEastAsia" w:cstheme="majorBidi"/>
+      <w:color w:val="272727" w:themeColor="text1" w:themeTint="D8"/>
+    </w:rPr>
+  </w:style>
+  <w:style w:type="character" w:default="1" w:styleId="DefaultParagraphFont">
+    <w:name w:val="Default Paragraph Font"/>
+    <w:uiPriority w:val="1"/>
+    <w:semiHidden/>
+    <w:unhideWhenUsed/>
+  </w:style>
+  <w:style w:type="table" w:default="1" w:styleId="TableNormal">
+    <w:name w:val="Normal Table"/>
+    <w:uiPriority w:val="99"/>
+    <w:semiHidden/>
+    <w:unhideWhenUsed/>
+    <w:tblPr>
+      <w:tblInd w:w="0" w:type="dxa"/>
+      <w:tblCellMar>
+        <w:top w:w="0" w:type="dxa"/>
+        <w:left w:w="108" w:type="dxa"/>
+        <w:bottom w:w="0" w:type="dxa"/>
+        <w:right w:w="108" w:type="dxa"/>
+      </w:tblCellMar>
+    </w:tblPr>
+  </w:style>
+  <w:style w:type="numbering" w:default="1" w:styleId="NoList">
+    <w:name w:val="No List"/>
+    <w:uiPriority w:val="99"/>
+    <w:semiHidden/>
+    <w:unhideWhenUsed/>
+  </w:style>
+  <w:style w:type="character" w:customStyle="1" w:styleId="Heading1Char">
+    <w:name w:val="Heading 1 Char"/>
+    <w:basedOn w:val="DefaultParagraphFont"/>
+    <w:link w:val="Heading1"/>
+    <w:uiPriority w:val="9"/>
+    <w:rsid w:val="00577701"/>
+    <w:rPr>
+      <w:rFonts w:asciiTheme="majorHAnsi" w:eastAsiaTheme="majorEastAsia" w:hAnsiTheme="majorHAnsi" w:cstheme="majorBidi"/>
+      <w:color w:val="2F5496" w:themeColor="accent1" w:themeShade="BF"/>
+      <w:sz w:val="40"/>
+      <w:szCs w:val="40"/>
+    </w:rPr>
+  </w:style>
+  <w:style w:type="character" w:customStyle="1" w:styleId="Heading2Char">
+    <w:name w:val="Heading 2 Char"/>
+    <w:basedOn w:val="DefaultParagraphFont"/>
+    <w:link w:val="Heading2"/>
+    <w:uiPriority w:val="9"/>
+    <w:rsid w:val="00577701"/>
+    <w:rPr>
+      <w:rFonts w:asciiTheme="majorHAnsi" w:eastAsiaTheme="majorEastAsia" w:hAnsiTheme="majorHAnsi" w:cstheme="majorBidi"/>
+      <w:color w:val="2F5496" w:themeColor="accent1" w:themeShade="BF"/>
+      <w:sz w:val="32"/>
+      <w:szCs w:val="32"/>
+    </w:rPr>
+  </w:style>
+  <w:style w:type="character" w:customStyle="1" w:styleId="Heading3Char">
+    <w:name w:val="Heading 3 Char"/>
+    <w:basedOn w:val="DefaultParagraphFont"/>
+    <w:link w:val="Heading3"/>
+    <w:uiPriority w:val="9"/>
+    <w:rsid w:val="00577701"/>
+    <w:rPr>
+      <w:rFonts w:eastAsiaTheme="majorEastAsia" w:cstheme="majorBidi"/>
+      <w:color w:val="2F5496" w:themeColor="accent1" w:themeShade="BF"/>
+      <w:sz w:val="28"/>
+      <w:szCs w:val="28"/>
+    </w:rPr>
+  </w:style>
+  <w:style w:type="character" w:customStyle="1" w:styleId="Heading4Char">
+    <w:name w:val="Heading 4 Char"/>
+    <w:basedOn w:val="DefaultParagraphFont"/>
+    <w:link w:val="Heading4"/>
+    <w:uiPriority w:val="9"/>
+    <w:semiHidden/>
+    <w:rsid w:val="00577701"/>
+    <w:rPr>
+      <w:rFonts w:eastAsiaTheme="majorEastAsia" w:cstheme="majorBidi"/>
+      <w:i/>
+      <w:iCs/>
+      <w:color w:val="2F5496" w:themeColor="accent1" w:themeShade="BF"/>
+    </w:rPr>
+  </w:style>
+  <w:style w:type="character" w:customStyle="1" w:styleId="Heading5Char">
+    <w:name w:val="Heading 5 Char"/>
+    <w:basedOn w:val="DefaultParagraphFont"/>
+    <w:link w:val="Heading5"/>
+    <w:uiPriority w:val="9"/>
+    <w:semiHidden/>
+    <w:rsid w:val="00577701"/>
+    <w:rPr>
+      <w:rFonts w:eastAsiaTheme="majorEastAsia" w:cstheme="majorBidi"/>
+      <w:color w:val="2F5496" w:themeColor="accent1" w:themeShade="BF"/>
+    </w:rPr>
+  </w:style>
+  <w:style w:type="character" w:customStyle="1" w:styleId="Heading6Char">
+    <w:name w:val="Heading 6 Char"/>
+    <w:basedOn w:val="DefaultParagraphFont"/>
+    <w:link w:val="Heading6"/>
+    <w:uiPriority w:val="9"/>
+    <w:semiHidden/>
+    <w:rsid w:val="00577701"/>
+    <w:rPr>
+      <w:rFonts w:eastAsiaTheme="majorEastAsia" w:cstheme="majorBidi"/>
+      <w:i/>
+      <w:iCs/>
+      <w:color w:val="595959" w:themeColor="text1" w:themeTint="A6"/>
+    </w:rPr>
+  </w:style>
+  <w:style w:type="character" w:customStyle="1" w:styleId="Heading7Char">
+    <w:name w:val="Heading 7 Char"/>
+    <w:basedOn w:val="DefaultParagraphFont"/>
+    <w:link w:val="Heading7"/>
+    <w:uiPriority w:val="9"/>
+    <w:semiHidden/>
+    <w:rsid w:val="00577701"/>
+    <w:rPr>
+      <w:rFonts w:eastAsiaTheme="majorEastAsia" w:cstheme="majorBidi"/>
+      <w:color w:val="595959" w:themeColor="text1" w:themeTint="A6"/>
+    </w:rPr>
+  </w:style>
+  <w:style w:type="character" w:customStyle="1" w:styleId="Heading8Char">
+    <w:name w:val="Heading 8 Char"/>
+    <w:basedOn w:val="DefaultParagraphFont"/>
+    <w:link w:val="Heading8"/>
+    <w:uiPriority w:val="9"/>
+    <w:semiHidden/>
+    <w:rsid w:val="00577701"/>
+    <w:rPr>
+      <w:rFonts w:eastAsiaTheme="majorEastAsia" w:cstheme="majorBidi"/>
+      <w:i/>
+      <w:iCs/>
+      <w:color w:val="272727" w:themeColor="text1" w:themeTint="D8"/>
+    </w:rPr>
+  </w:style>
+  <w:style w:type="character" w:customStyle="1" w:styleId="Heading9Char">
+    <w:name w:val="Heading 9 Char"/>
+    <w:basedOn w:val="DefaultParagraphFont"/>
+    <w:link w:val="Heading9"/>
+    <w:uiPriority w:val="9"/>
+    <w:semiHidden/>
+    <w:rsid w:val="00577701"/>
+    <w:rPr>
+      <w:rFonts w:eastAsiaTheme="majorEastAsia" w:cstheme="majorBidi"/>
+      <w:color w:val="272727" w:themeColor="text1" w:themeTint="D8"/>
     </w:rPr>
   </w:style>
   <w:style w:type="paragraph" w:styleId="Title">
     <w:name w:val="Title"/>
     <w:basedOn w:val="Normal"/>
     <w:next w:val="Normal"/>
+    <w:link w:val="TitleChar"/>
+    <w:uiPriority w:val="10"/>
+    <w:qFormat/>
+    <w:rsid w:val="00577701"/>
     <w:pPr>
-      <w:keepNext w:val="1"/>
-      <w:keepLines w:val="1"/>
-      <w:pageBreakBefore w:val="0"/>
-      <w:spacing w:after="60" w:before="0" w:lineRule="auto"/>
+      <w:spacing w:after="80" w:line="240" w:lineRule="auto"/>
+      <w:contextualSpacing/>
     </w:pPr>
     <w:rPr>
-      <w:sz w:val="52"/>
-      <w:szCs w:val="52"/>
+      <w:rFonts w:asciiTheme="majorHAnsi" w:eastAsiaTheme="majorEastAsia" w:hAnsiTheme="majorHAnsi" w:cstheme="majorBidi"/>
+      <w:spacing w:val="-10"/>
+      <w:kern w:val="28"/>
+      <w:sz w:val="56"/>
+      <w:szCs w:val="56"/>
+    </w:rPr>
+  </w:style>
+  <w:style w:type="character" w:customStyle="1" w:styleId="TitleChar">
+    <w:name w:val="Title Char"/>
+    <w:basedOn w:val="DefaultParagraphFont"/>
+    <w:link w:val="Title"/>
+    <w:uiPriority w:val="10"/>
+    <w:rsid w:val="00577701"/>
+    <w:rPr>
+      <w:rFonts w:asciiTheme="majorHAnsi" w:eastAsiaTheme="majorEastAsia" w:hAnsiTheme="majorHAnsi" w:cstheme="majorBidi"/>
+      <w:spacing w:val="-10"/>
+      <w:kern w:val="28"/>
+      <w:sz w:val="56"/>
+      <w:szCs w:val="56"/>
     </w:rPr>
   </w:style>
   <w:style w:type="paragraph" w:styleId="Subtitle">
     <w:name w:val="Subtitle"/>
     <w:basedOn w:val="Normal"/>
     <w:next w:val="Normal"/>
+    <w:link w:val="SubtitleChar"/>
+    <w:uiPriority w:val="11"/>
+    <w:qFormat/>
+    <w:rsid w:val="00577701"/>
     <w:pPr>
-      <w:keepNext w:val="1"/>
-      <w:keepLines w:val="1"/>
-      <w:pageBreakBefore w:val="0"/>
-      <w:spacing w:after="320" w:before="0" w:lineRule="auto"/>
+      <w:numPr>
+        <w:ilvl w:val="1"/>
+      </w:numPr>
     </w:pPr>
     <w:rPr>
-      <w:rFonts w:ascii="Arial" w:cs="Arial" w:eastAsia="Arial" w:hAnsi="Arial"/>
-      <w:i w:val="0"/>
-      <w:color w:val="666666"/>
-      <w:sz w:val="30"/>
-      <w:szCs w:val="30"/>
+      <w:rFonts w:eastAsiaTheme="majorEastAsia" w:cstheme="majorBidi"/>
+      <w:color w:val="595959" w:themeColor="text1" w:themeTint="A6"/>
+      <w:spacing w:val="15"/>
+      <w:sz w:val="28"/>
+      <w:szCs w:val="28"/>
     </w:rPr>
   </w:style>
-  <w:style w:type="table" w:styleId="Table1">
-    <w:basedOn w:val="TableNormal"/>
-    <w:tblPr>
-      <w:tblStyleRowBandSize w:val="1"/>
-      <w:tblStyleColBandSize w:val="1"/>
-      <w:tblCellMar>
-        <w:top w:w="100.0" w:type="dxa"/>
-        <w:left w:w="100.0" w:type="dxa"/>
-        <w:bottom w:w="100.0" w:type="dxa"/>
-        <w:right w:w="100.0" w:type="dxa"/>
-      </w:tblCellMar>
-    </w:tblPr>
+  <w:style w:type="character" w:customStyle="1" w:styleId="SubtitleChar">
+    <w:name w:val="Subtitle Char"/>
+    <w:basedOn w:val="DefaultParagraphFont"/>
+    <w:link w:val="Subtitle"/>
+    <w:uiPriority w:val="11"/>
+    <w:rsid w:val="00577701"/>
+    <w:rPr>
+      <w:rFonts w:eastAsiaTheme="majorEastAsia" w:cstheme="majorBidi"/>
+      <w:color w:val="595959" w:themeColor="text1" w:themeTint="A6"/>
+      <w:spacing w:val="15"/>
+      <w:sz w:val="28"/>
+      <w:szCs w:val="28"/>
+    </w:rPr>
+  </w:style>
+  <w:style w:type="paragraph" w:styleId="Quote">
+    <w:name w:val="Quote"/>
+    <w:basedOn w:val="Normal"/>
+    <w:next w:val="Normal"/>
+    <w:link w:val="QuoteChar"/>
+    <w:uiPriority w:val="29"/>
+    <w:qFormat/>
+    <w:rsid w:val="00577701"/>
+    <w:pPr>
+      <w:spacing w:before="160"/>
+      <w:jc w:val="center"/>
+    </w:pPr>
+    <w:rPr>
+      <w:i/>
+      <w:iCs/>
+      <w:color w:val="404040" w:themeColor="text1" w:themeTint="BF"/>
+    </w:rPr>
+  </w:style>
+  <w:style w:type="character" w:customStyle="1" w:styleId="QuoteChar">
+    <w:name w:val="Quote Char"/>
+    <w:basedOn w:val="DefaultParagraphFont"/>
+    <w:link w:val="Quote"/>
+    <w:uiPriority w:val="29"/>
+    <w:rsid w:val="00577701"/>
+    <w:rPr>
+      <w:i/>
+      <w:iCs/>
+      <w:color w:val="404040" w:themeColor="text1" w:themeTint="BF"/>
+    </w:rPr>
+  </w:style>
+  <w:style w:type="paragraph" w:styleId="ListParagraph">
+    <w:name w:val="List Paragraph"/>
+    <w:basedOn w:val="Normal"/>
+    <w:uiPriority w:val="34"/>
+    <w:qFormat/>
+    <w:rsid w:val="00577701"/>
+    <w:pPr>
+      <w:ind w:left="720"/>
+      <w:contextualSpacing/>
+    </w:pPr>
+  </w:style>
+  <w:style w:type="character" w:styleId="IntenseEmphasis">
+    <w:name w:val="Intense Emphasis"/>
+    <w:basedOn w:val="DefaultParagraphFont"/>
+    <w:uiPriority w:val="21"/>
+    <w:qFormat/>
+    <w:rsid w:val="00577701"/>
+    <w:rPr>
+      <w:i/>
+      <w:iCs/>
+      <w:color w:val="2F5496" w:themeColor="accent1" w:themeShade="BF"/>
+    </w:rPr>
+  </w:style>
+  <w:style w:type="paragraph" w:styleId="IntenseQuote">
+    <w:name w:val="Intense Quote"/>
+    <w:basedOn w:val="Normal"/>
+    <w:next w:val="Normal"/>
+    <w:link w:val="IntenseQuoteChar"/>
+    <w:uiPriority w:val="30"/>
+    <w:qFormat/>
+    <w:rsid w:val="00577701"/>
+    <w:pPr>
+      <w:pBdr>
+        <w:top w:val="single" w:sz="4" w:space="10" w:color="2F5496" w:themeColor="accent1" w:themeShade="BF"/>
+        <w:bottom w:val="single" w:sz="4" w:space="10" w:color="2F5496" w:themeColor="accent1" w:themeShade="BF"/>
+      </w:pBdr>
+      <w:spacing w:before="360" w:after="360"/>
+      <w:ind w:left="864" w:right="864"/>
+      <w:jc w:val="center"/>
+    </w:pPr>
+    <w:rPr>
+      <w:i/>
+      <w:iCs/>
+      <w:color w:val="2F5496" w:themeColor="accent1" w:themeShade="BF"/>
+    </w:rPr>
+  </w:style>
+  <w:style w:type="character" w:customStyle="1" w:styleId="IntenseQuoteChar">
+    <w:name w:val="Intense Quote Char"/>
+    <w:basedOn w:val="DefaultParagraphFont"/>
+    <w:link w:val="IntenseQuote"/>
+    <w:uiPriority w:val="30"/>
+    <w:rsid w:val="00577701"/>
+    <w:rPr>
+      <w:i/>
+      <w:iCs/>
+      <w:color w:val="2F5496" w:themeColor="accent1" w:themeShade="BF"/>
+    </w:rPr>
+  </w:style>
+  <w:style w:type="character" w:styleId="IntenseReference">
+    <w:name w:val="Intense Reference"/>
+    <w:basedOn w:val="DefaultParagraphFont"/>
+    <w:uiPriority w:val="32"/>
+    <w:qFormat/>
+    <w:rsid w:val="00577701"/>
+    <w:rPr>
+      <w:b/>
+      <w:bCs/>
+      <w:smallCaps/>
+      <w:color w:val="2F5496" w:themeColor="accent1" w:themeShade="BF"/>
+      <w:spacing w:val="5"/>
+    </w:rPr>
   </w:style>
 </w:styles>
 </file>
@@ -4009,44 +4690,44 @@
         <a:sysClr val="window" lastClr="FFFFFF"/>
       </a:lt1>
       <a:dk2>
-        <a:srgbClr val="1F497D"/>
+        <a:srgbClr val="44546A"/>
       </a:dk2>
       <a:lt2>
-        <a:srgbClr val="EEECE1"/>
+        <a:srgbClr val="E7E6E6"/>
       </a:lt2>
       <a:accent1>
-        <a:srgbClr val="4F81BD"/>
+        <a:srgbClr val="4472C4"/>
       </a:accent1>
       <a:accent2>
-        <a:srgbClr val="C0504D"/>
+        <a:srgbClr val="ED7D31"/>
       </a:accent2>
       <a:accent3>
-        <a:srgbClr val="9BBB59"/>
+        <a:srgbClr val="A5A5A5"/>
       </a:accent3>
       <a:accent4>
-        <a:srgbClr val="8064A2"/>
+        <a:srgbClr val="FFC000"/>
       </a:accent4>
       <a:accent5>
-        <a:srgbClr val="4BACC6"/>
+        <a:srgbClr val="5B9BD5"/>
       </a:accent5>
       <a:accent6>
-        <a:srgbClr val="F79646"/>
+        <a:srgbClr val="70AD47"/>
       </a:accent6>
       <a:hlink>
-        <a:srgbClr val="0000FF"/>
+        <a:srgbClr val="0563C1"/>
       </a:hlink>
       <a:folHlink>
-        <a:srgbClr val="800080"/>
+        <a:srgbClr val="954F72"/>
       </a:folHlink>
     </a:clrScheme>
     <a:fontScheme name="Office">
       <a:majorFont>
-        <a:latin typeface="Calibri"/>
+        <a:latin typeface="Calibri Light" panose="020F0302020204030204"/>
         <a:ea typeface=""/>
         <a:cs typeface=""/>
-        <a:font script="Jpan" typeface="ＭＳ ゴシック"/>
+        <a:font script="Jpan" typeface="游ゴシック Light"/>
         <a:font script="Hang" typeface="맑은 고딕"/>
-        <a:font script="Hans" typeface="宋体"/>
+        <a:font script="Hans" typeface="等线 Light"/>
         <a:font script="Hant" typeface="新細明體"/>
         <a:font script="Arab" typeface="Times New Roman"/>
         <a:font script="Hebr" typeface="Times New Roman"/>
@@ -4074,14 +4755,31 @@
         <a:font script="Viet" typeface="Times New Roman"/>
         <a:font script="Uigh" typeface="Microsoft Uighur"/>
         <a:font script="Geor" typeface="Sylfaen"/>
+        <a:font script="Armn" typeface="Arial"/>
+        <a:font script="Bugi" typeface="Leelawadee UI"/>
+        <a:font script="Bopo" typeface="Microsoft JhengHei"/>
+        <a:font script="Java" typeface="Javanese Text"/>
+        <a:font script="Lisu" typeface="Segoe UI"/>
+        <a:font script="Mymr" typeface="Myanmar Text"/>
+        <a:font script="Nkoo" typeface="Ebrima"/>
+        <a:font script="Olck" typeface="Nirmala UI"/>
+        <a:font script="Osma" typeface="Ebrima"/>
+        <a:font script="Phag" typeface="Phagspa"/>
+        <a:font script="Syrn" typeface="Estrangelo Edessa"/>
+        <a:font script="Syrj" typeface="Estrangelo Edessa"/>
+        <a:font script="Syre" typeface="Estrangelo Edessa"/>
+        <a:font script="Sora" typeface="Nirmala UI"/>
+        <a:font script="Tale" typeface="Microsoft Tai Le"/>
+        <a:font script="Talu" typeface="Microsoft New Tai Lue"/>
+        <a:font script="Tfng" typeface="Ebrima"/>
       </a:majorFont>
       <a:minorFont>
-        <a:latin typeface="Cambria"/>
+        <a:latin typeface="Calibri" panose="020F0502020204030204"/>
         <a:ea typeface=""/>
         <a:cs typeface=""/>
-        <a:font script="Jpan" typeface="ＭＳ 明朝"/>
+        <a:font script="Jpan" typeface="游ゴシック"/>
         <a:font script="Hang" typeface="맑은 고딕"/>
-        <a:font script="Hans" typeface="宋体"/>
+        <a:font script="Hans" typeface="等线"/>
         <a:font script="Hant" typeface="新細明體"/>
         <a:font script="Arab" typeface="Arial"/>
         <a:font script="Hebr" typeface="Arial"/>
@@ -4109,6 +4807,23 @@
         <a:font script="Viet" typeface="Arial"/>
         <a:font script="Uigh" typeface="Microsoft Uighur"/>
         <a:font script="Geor" typeface="Sylfaen"/>
+        <a:font script="Armn" typeface="Arial"/>
+        <a:font script="Bugi" typeface="Leelawadee UI"/>
+        <a:font script="Bopo" typeface="Microsoft JhengHei"/>
+        <a:font script="Java" typeface="Javanese Text"/>
+        <a:font script="Lisu" typeface="Segoe UI"/>
+        <a:font script="Mymr" typeface="Myanmar Text"/>
+        <a:font script="Nkoo" typeface="Ebrima"/>
+        <a:font script="Olck" typeface="Nirmala UI"/>
+        <a:font script="Osma" typeface="Ebrima"/>
+        <a:font script="Phag" typeface="Phagspa"/>
+        <a:font script="Syrn" typeface="Estrangelo Edessa"/>
+        <a:font script="Syrj" typeface="Estrangelo Edessa"/>
+        <a:font script="Syre" typeface="Estrangelo Edessa"/>
+        <a:font script="Sora" typeface="Nirmala UI"/>
+        <a:font script="Tale" typeface="Microsoft Tai Le"/>
+        <a:font script="Talu" typeface="Microsoft New Tai Lue"/>
+        <a:font script="Tfng" typeface="Ebrima"/>
       </a:minorFont>
     </a:fontScheme>
     <a:fmtScheme name="Office">
@@ -4120,200 +4835,141 @@
           <a:gsLst>
             <a:gs pos="0">
               <a:schemeClr val="phClr">
-                <a:tint val="50000"/>
-                <a:satMod val="300000"/>
+                <a:lumMod val="110000"/>
+                <a:satMod val="105000"/>
+                <a:tint val="67000"/>
               </a:schemeClr>
             </a:gs>
-            <a:gs pos="35000">
+            <a:gs pos="50000">
               <a:schemeClr val="phClr">
-                <a:tint val="37000"/>
-                <a:satMod val="300000"/>
+                <a:lumMod val="105000"/>
+                <a:satMod val="103000"/>
+                <a:tint val="73000"/>
               </a:schemeClr>
             </a:gs>
             <a:gs pos="100000">
               <a:schemeClr val="phClr">
-                <a:tint val="15000"/>
-                <a:satMod val="350000"/>
+                <a:lumMod val="105000"/>
+                <a:satMod val="109000"/>
+                <a:tint val="81000"/>
               </a:schemeClr>
             </a:gs>
           </a:gsLst>
-          <a:lin ang="16200000" scaled="1"/>
+          <a:lin ang="5400000" scaled="0"/>
         </a:gradFill>
         <a:gradFill rotWithShape="1">
           <a:gsLst>
             <a:gs pos="0">
               <a:schemeClr val="phClr">
-                <a:tint val="100000"/>
+                <a:satMod val="103000"/>
+                <a:lumMod val="102000"/>
+                <a:tint val="94000"/>
+              </a:schemeClr>
+            </a:gs>
+            <a:gs pos="50000">
+              <a:schemeClr val="phClr">
+                <a:satMod val="110000"/>
+                <a:lumMod val="100000"/>
                 <a:shade val="100000"/>
-                <a:satMod val="130000"/>
               </a:schemeClr>
             </a:gs>
             <a:gs pos="100000">
               <a:schemeClr val="phClr">
-                <a:tint val="50000"/>
-                <a:shade val="100000"/>
-                <a:satMod val="350000"/>
+                <a:lumMod val="99000"/>
+                <a:satMod val="120000"/>
+                <a:shade val="78000"/>
               </a:schemeClr>
             </a:gs>
           </a:gsLst>
-          <a:lin ang="16200000" scaled="0"/>
+          <a:lin ang="5400000" scaled="0"/>
         </a:gradFill>
       </a:fillStyleLst>
       <a:lnStyleLst>
-        <a:ln w="9525" cap="flat" cmpd="sng" algn="ctr">
-          <a:solidFill>
-            <a:schemeClr val="phClr">
-              <a:shade val="95000"/>
-              <a:satMod val="105000"/>
-            </a:schemeClr>
-          </a:solidFill>
-          <a:prstDash val="solid"/>
-        </a:ln>
-        <a:ln w="25400" cap="flat" cmpd="sng" algn="ctr">
+        <a:ln w="6350" cap="flat" cmpd="sng" algn="ctr">
           <a:solidFill>
             <a:schemeClr val="phClr"/>
           </a:solidFill>
           <a:prstDash val="solid"/>
+          <a:miter lim="800000"/>
         </a:ln>
-        <a:ln w="38100" cap="flat" cmpd="sng" algn="ctr">
+        <a:ln w="12700" cap="flat" cmpd="sng" algn="ctr">
           <a:solidFill>
             <a:schemeClr val="phClr"/>
           </a:solidFill>
           <a:prstDash val="solid"/>
+          <a:miter lim="800000"/>
+        </a:ln>
+        <a:ln w="19050" cap="flat" cmpd="sng" algn="ctr">
+          <a:solidFill>
+            <a:schemeClr val="phClr"/>
+          </a:solidFill>
+          <a:prstDash val="solid"/>
+          <a:miter lim="800000"/>
         </a:ln>
       </a:lnStyleLst>
       <a:effectStyleLst>
         <a:effectStyle>
+          <a:effectLst/>
+        </a:effectStyle>
+        <a:effectStyle>
+          <a:effectLst/>
+        </a:effectStyle>
+        <a:effectStyle>
           <a:effectLst>
-            <a:outerShdw blurRad="40000" dist="20000" dir="5400000" rotWithShape="0">
+            <a:outerShdw blurRad="57150" dist="19050" dir="5400000" algn="ctr" rotWithShape="0">
               <a:srgbClr val="000000">
-                <a:alpha val="38000"/>
+                <a:alpha val="63000"/>
               </a:srgbClr>
             </a:outerShdw>
           </a:effectLst>
-        </a:effectStyle>
-        <a:effectStyle>
-          <a:effectLst>
-            <a:outerShdw blurRad="40000" dist="23000" dir="5400000" rotWithShape="0">
-              <a:srgbClr val="000000">
-                <a:alpha val="35000"/>
-              </a:srgbClr>
-            </a:outerShdw>
-          </a:effectLst>
-        </a:effectStyle>
-        <a:effectStyle>
-          <a:effectLst>
-            <a:outerShdw blurRad="40000" dist="23000" dir="5400000" rotWithShape="0">
-              <a:srgbClr val="000000">
-                <a:alpha val="35000"/>
-              </a:srgbClr>
-            </a:outerShdw>
-          </a:effectLst>
-          <a:scene3d>
-            <a:camera prst="orthographicFront">
-              <a:rot lat="0" lon="0" rev="0"/>
-            </a:camera>
-            <a:lightRig rig="threePt" dir="t">
-              <a:rot lat="0" lon="0" rev="1200000"/>
-            </a:lightRig>
-          </a:scene3d>
-          <a:sp3d>
-            <a:bevelT w="63500" h="25400"/>
-          </a:sp3d>
         </a:effectStyle>
       </a:effectStyleLst>
       <a:bgFillStyleLst>
         <a:solidFill>
           <a:schemeClr val="phClr"/>
         </a:solidFill>
+        <a:solidFill>
+          <a:schemeClr val="phClr">
+            <a:tint val="95000"/>
+            <a:satMod val="170000"/>
+          </a:schemeClr>
+        </a:solidFill>
         <a:gradFill rotWithShape="1">
           <a:gsLst>
             <a:gs pos="0">
               <a:schemeClr val="phClr">
-                <a:tint val="40000"/>
-                <a:satMod val="350000"/>
+                <a:tint val="93000"/>
+                <a:satMod val="150000"/>
+                <a:shade val="98000"/>
+                <a:lumMod val="102000"/>
               </a:schemeClr>
             </a:gs>
-            <a:gs pos="40000">
+            <a:gs pos="50000">
               <a:schemeClr val="phClr">
-                <a:tint val="45000"/>
-                <a:shade val="99000"/>
-                <a:satMod val="350000"/>
+                <a:tint val="98000"/>
+                <a:satMod val="130000"/>
+                <a:shade val="90000"/>
+                <a:lumMod val="103000"/>
               </a:schemeClr>
             </a:gs>
             <a:gs pos="100000">
               <a:schemeClr val="phClr">
-                <a:shade val="20000"/>
-                <a:satMod val="255000"/>
+                <a:shade val="63000"/>
+                <a:satMod val="120000"/>
               </a:schemeClr>
             </a:gs>
           </a:gsLst>
-          <a:path path="circle">
-            <a:fillToRect l="50000" t="-80000" r="50000" b="180000"/>
-          </a:path>
-        </a:gradFill>
-        <a:gradFill rotWithShape="1">
-          <a:gsLst>
-            <a:gs pos="0">
-              <a:schemeClr val="phClr">
-                <a:tint val="80000"/>
-                <a:satMod val="300000"/>
-              </a:schemeClr>
-            </a:gs>
-            <a:gs pos="100000">
-              <a:schemeClr val="phClr">
-                <a:shade val="30000"/>
-                <a:satMod val="200000"/>
-              </a:schemeClr>
-            </a:gs>
-          </a:gsLst>
-          <a:path path="circle">
-            <a:fillToRect l="50000" t="50000" r="50000" b="50000"/>
-          </a:path>
+          <a:lin ang="5400000" scaled="0"/>
         </a:gradFill>
       </a:bgFillStyleLst>
     </a:fmtScheme>
   </a:themeElements>
-  <a:objectDefaults>
-    <a:spDef>
-      <a:spPr/>
-      <a:bodyPr/>
-      <a:lstStyle/>
-      <a:style>
-        <a:lnRef idx="1">
-          <a:schemeClr val="accent1"/>
-        </a:lnRef>
-        <a:fillRef idx="3">
-          <a:schemeClr val="accent1"/>
-        </a:fillRef>
-        <a:effectRef idx="2">
-          <a:schemeClr val="accent1"/>
-        </a:effectRef>
-        <a:fontRef idx="minor">
-          <a:schemeClr val="lt1"/>
-        </a:fontRef>
-      </a:style>
-    </a:spDef>
-    <a:lnDef>
-      <a:spPr/>
-      <a:bodyPr/>
-      <a:lstStyle/>
-      <a:style>
-        <a:lnRef idx="2">
-          <a:schemeClr val="accent1"/>
-        </a:lnRef>
-        <a:fillRef idx="0">
-          <a:schemeClr val="accent1"/>
-        </a:fillRef>
-        <a:effectRef idx="1">
-          <a:schemeClr val="accent1"/>
-        </a:effectRef>
-        <a:fontRef idx="minor">
-          <a:schemeClr val="tx1"/>
-        </a:fontRef>
-      </a:style>
-    </a:lnDef>
-  </a:objectDefaults>
+  <a:objectDefaults/>
   <a:extraClrSchemeLst/>
+  <a:extLst>
+    <a:ext uri="{05A4C25C-085E-4340-85A3-A5531E510DB2}">
+      <thm15:themeFamily xmlns:thm15="http://schemas.microsoft.com/office/thememl/2012/main" name="Office Theme" id="{62F939B6-93AF-4DB8-9C6B-D6C7DFDC589F}" vid="{4A3C46E8-61CC-4603-A589-7422A47A8E4A}"/>
+    </a:ext>
+  </a:extLst>
 </a:theme>
 </file>